--- a/templates/MEMORIAL_DESCRITIVO_marcadores.docx
+++ b/templates/MEMORIAL_DESCRITIVO_marcadores.docx
@@ -198,8 +198,9 @@
           <w:sz w:val="20"/>
           <w:szCs w:val="20"/>
         </w:rPr>
-        <w:t>{{TENSAO_ATENDIMENTO_FORMATADA}}</w:t>
-      </w:r>
+        <w:t>{{TENSAO_ATENDIMENTO_FORMATADA</w:t>
+      </w:r>
+      <w:proofErr w:type="gramStart"/>
       <w:r>
         <w:rPr>
           <w:rFonts w:ascii="Arial" w:hAnsi="Arial" w:cs="Arial"/>
@@ -207,7 +208,62 @@
           <w:sz w:val="20"/>
           <w:szCs w:val="20"/>
         </w:rPr>
-        <w:t xml:space="preserve"> CARACTERIZADO COMO </w:t>
+        <w:t>}}</w:t>
+      </w:r>
+      <w:r>
+        <w:rPr>
+          <w:rFonts w:ascii="Arial" w:hAnsi="Arial" w:cs="Arial"/>
+          <w:b/>
+          <w:sz w:val="20"/>
+          <w:szCs w:val="20"/>
+        </w:rPr>
+        <w:t xml:space="preserve"> </w:t>
+      </w:r>
+      <w:r>
+        <w:rPr>
+          <w:rFonts w:ascii="Arial" w:hAnsi="Arial" w:cs="Arial"/>
+          <w:b/>
+          <w:sz w:val="20"/>
+          <w:szCs w:val="20"/>
+        </w:rPr>
+        <w:t xml:space="preserve"> </w:t>
+      </w:r>
+      <w:r>
+        <w:rPr>
+          <w:rFonts w:ascii="Arial" w:hAnsi="Arial" w:cs="Arial"/>
+          <w:b/>
+          <w:sz w:val="20"/>
+          <w:szCs w:val="20"/>
+        </w:rPr>
+        <w:t>{</w:t>
+      </w:r>
+      <w:proofErr w:type="gramEnd"/>
+      <w:r>
+        <w:rPr>
+          <w:rFonts w:ascii="Arial" w:hAnsi="Arial" w:cs="Arial"/>
+          <w:b/>
+          <w:sz w:val="20"/>
+          <w:szCs w:val="20"/>
+        </w:rPr>
+        <w:t>{TIPO_LIGACAO}}</w:t>
+      </w:r>
+      <w:r>
+        <w:rPr>
+          <w:rFonts w:ascii="Arial" w:hAnsi="Arial" w:cs="Arial"/>
+          <w:b/>
+          <w:sz w:val="20"/>
+          <w:szCs w:val="20"/>
+        </w:rPr>
+        <w:t xml:space="preserve"> </w:t>
+      </w:r>
+      <w:r>
+        <w:rPr>
+          <w:rFonts w:ascii="Arial" w:hAnsi="Arial" w:cs="Arial"/>
+          <w:b/>
+          <w:sz w:val="20"/>
+          <w:szCs w:val="20"/>
+        </w:rPr>
+        <w:t xml:space="preserve">CARACTERIZADO COMO </w:t>
       </w:r>
       <w:r>
         <w:rPr>
@@ -361,14 +417,6 @@
           <w:szCs w:val="20"/>
         </w:rPr>
         <w:br/>
-      </w:r>
-      <w:r>
-        <w:rPr>
-          <w:rFonts w:ascii="Arial" w:hAnsi="Arial" w:cs="Arial"/>
-          <w:b/>
-          <w:sz w:val="20"/>
-          <w:szCs w:val="20"/>
-        </w:rPr>
         <w:t>CPF: {{CPF}}</w:t>
       </w:r>
       <w:r>
@@ -4778,7 +4826,7 @@
         <w:adjustRightInd w:val="0"/>
         <w:spacing w:after="0" w:line="360" w:lineRule="auto"/>
         <w:rPr>
-          <w:rFonts w:ascii="Calibri" w:hAnsi="Calibri" w:cs="Calibri"/>
+          <w:rFonts w:ascii="Arial" w:hAnsi="Arial" w:cs="Arial"/>
           <w:sz w:val="20"/>
           <w:szCs w:val="20"/>
         </w:rPr>
@@ -4792,7 +4840,7 @@
         <w:adjustRightInd w:val="0"/>
         <w:spacing w:after="0" w:line="360" w:lineRule="auto"/>
         <w:rPr>
-          <w:rFonts w:ascii="Calibri" w:hAnsi="Calibri" w:cs="Calibri"/>
+          <w:rFonts w:ascii="Arial" w:hAnsi="Arial" w:cs="Arial"/>
           <w:sz w:val="20"/>
           <w:szCs w:val="20"/>
         </w:rPr>
@@ -4802,7 +4850,7 @@
       <w:pPr>
         <w:pStyle w:val="Sumrio1"/>
         <w:rPr>
-          <w:rFonts w:eastAsiaTheme="minorEastAsia"/>
+          <w:rFonts w:ascii="Arial" w:eastAsiaTheme="minorEastAsia" w:hAnsi="Arial" w:cs="Arial"/>
           <w:noProof/>
           <w:kern w:val="2"/>
           <w:sz w:val="24"/>
@@ -4849,7 +4897,7 @@
       </w:r>
       <w:r>
         <w:rPr>
-          <w:rFonts w:eastAsiaTheme="minorEastAsia"/>
+          <w:rFonts w:ascii="Arial" w:eastAsiaTheme="minorEastAsia" w:hAnsi="Arial" w:cs="Arial"/>
           <w:noProof/>
           <w:kern w:val="2"/>
           <w:sz w:val="24"/>
@@ -4870,41 +4918,48 @@
       </w:r>
       <w:r>
         <w:rPr>
+          <w:rFonts w:ascii="Arial" w:hAnsi="Arial" w:cs="Arial"/>
           <w:noProof/>
         </w:rPr>
         <w:tab/>
       </w:r>
       <w:r>
         <w:rPr>
+          <w:rFonts w:ascii="Arial" w:hAnsi="Arial" w:cs="Arial"/>
           <w:noProof/>
         </w:rPr>
         <w:fldChar w:fldCharType="begin"/>
       </w:r>
       <w:r>
         <w:rPr>
+          <w:rFonts w:ascii="Arial" w:hAnsi="Arial" w:cs="Arial"/>
           <w:noProof/>
         </w:rPr>
         <w:instrText xml:space="preserve"> PAGEREF _Toc201856018 \h </w:instrText>
       </w:r>
       <w:r>
         <w:rPr>
-          <w:noProof/>
-        </w:rPr>
-      </w:r>
-      <w:r>
-        <w:rPr>
+          <w:rFonts w:ascii="Arial" w:hAnsi="Arial" w:cs="Arial"/>
+          <w:noProof/>
+        </w:rPr>
+      </w:r>
+      <w:r>
+        <w:rPr>
+          <w:rFonts w:ascii="Arial" w:hAnsi="Arial" w:cs="Arial"/>
           <w:noProof/>
         </w:rPr>
         <w:fldChar w:fldCharType="separate"/>
       </w:r>
       <w:r>
         <w:rPr>
+          <w:rFonts w:ascii="Arial" w:hAnsi="Arial" w:cs="Arial"/>
           <w:noProof/>
         </w:rPr>
         <w:t>7</w:t>
       </w:r>
       <w:r>
         <w:rPr>
+          <w:rFonts w:ascii="Arial" w:hAnsi="Arial" w:cs="Arial"/>
           <w:noProof/>
         </w:rPr>
         <w:fldChar w:fldCharType="end"/>
@@ -4914,7 +4969,7 @@
       <w:pPr>
         <w:pStyle w:val="Sumrio1"/>
         <w:rPr>
-          <w:rFonts w:eastAsiaTheme="minorEastAsia"/>
+          <w:rFonts w:ascii="Arial" w:eastAsiaTheme="minorEastAsia" w:hAnsi="Arial" w:cs="Arial"/>
           <w:noProof/>
           <w:kern w:val="2"/>
           <w:sz w:val="24"/>
@@ -4934,7 +4989,7 @@
       </w:r>
       <w:r>
         <w:rPr>
-          <w:rFonts w:eastAsiaTheme="minorEastAsia"/>
+          <w:rFonts w:ascii="Arial" w:eastAsiaTheme="minorEastAsia" w:hAnsi="Arial" w:cs="Arial"/>
           <w:noProof/>
           <w:kern w:val="2"/>
           <w:sz w:val="24"/>
@@ -4955,41 +5010,48 @@
       </w:r>
       <w:r>
         <w:rPr>
+          <w:rFonts w:ascii="Arial" w:hAnsi="Arial" w:cs="Arial"/>
           <w:noProof/>
         </w:rPr>
         <w:tab/>
       </w:r>
       <w:r>
         <w:rPr>
+          <w:rFonts w:ascii="Arial" w:hAnsi="Arial" w:cs="Arial"/>
           <w:noProof/>
         </w:rPr>
         <w:fldChar w:fldCharType="begin"/>
       </w:r>
       <w:r>
         <w:rPr>
+          <w:rFonts w:ascii="Arial" w:hAnsi="Arial" w:cs="Arial"/>
           <w:noProof/>
         </w:rPr>
         <w:instrText xml:space="preserve"> PAGEREF _Toc201856019 \h </w:instrText>
       </w:r>
       <w:r>
         <w:rPr>
-          <w:noProof/>
-        </w:rPr>
-      </w:r>
-      <w:r>
-        <w:rPr>
+          <w:rFonts w:ascii="Arial" w:hAnsi="Arial" w:cs="Arial"/>
+          <w:noProof/>
+        </w:rPr>
+      </w:r>
+      <w:r>
+        <w:rPr>
+          <w:rFonts w:ascii="Arial" w:hAnsi="Arial" w:cs="Arial"/>
           <w:noProof/>
         </w:rPr>
         <w:fldChar w:fldCharType="separate"/>
       </w:r>
       <w:r>
         <w:rPr>
+          <w:rFonts w:ascii="Arial" w:hAnsi="Arial" w:cs="Arial"/>
           <w:noProof/>
         </w:rPr>
         <w:t>8</w:t>
       </w:r>
       <w:r>
         <w:rPr>
+          <w:rFonts w:ascii="Arial" w:hAnsi="Arial" w:cs="Arial"/>
           <w:noProof/>
         </w:rPr>
         <w:fldChar w:fldCharType="end"/>
@@ -4999,7 +5061,7 @@
       <w:pPr>
         <w:pStyle w:val="Sumrio1"/>
         <w:rPr>
-          <w:rFonts w:eastAsiaTheme="minorEastAsia"/>
+          <w:rFonts w:ascii="Arial" w:eastAsiaTheme="minorEastAsia" w:hAnsi="Arial" w:cs="Arial"/>
           <w:noProof/>
           <w:kern w:val="2"/>
           <w:sz w:val="24"/>
@@ -5019,7 +5081,7 @@
       </w:r>
       <w:r>
         <w:rPr>
-          <w:rFonts w:eastAsiaTheme="minorEastAsia"/>
+          <w:rFonts w:ascii="Arial" w:eastAsiaTheme="minorEastAsia" w:hAnsi="Arial" w:cs="Arial"/>
           <w:noProof/>
           <w:kern w:val="2"/>
           <w:sz w:val="24"/>
@@ -5040,41 +5102,48 @@
       </w:r>
       <w:r>
         <w:rPr>
+          <w:rFonts w:ascii="Arial" w:hAnsi="Arial" w:cs="Arial"/>
           <w:noProof/>
         </w:rPr>
         <w:tab/>
       </w:r>
       <w:r>
         <w:rPr>
+          <w:rFonts w:ascii="Arial" w:hAnsi="Arial" w:cs="Arial"/>
           <w:noProof/>
         </w:rPr>
         <w:fldChar w:fldCharType="begin"/>
       </w:r>
       <w:r>
         <w:rPr>
+          <w:rFonts w:ascii="Arial" w:hAnsi="Arial" w:cs="Arial"/>
           <w:noProof/>
         </w:rPr>
         <w:instrText xml:space="preserve"> PAGEREF _Toc201856020 \h </w:instrText>
       </w:r>
       <w:r>
         <w:rPr>
-          <w:noProof/>
-        </w:rPr>
-      </w:r>
-      <w:r>
-        <w:rPr>
+          <w:rFonts w:ascii="Arial" w:hAnsi="Arial" w:cs="Arial"/>
+          <w:noProof/>
+        </w:rPr>
+      </w:r>
+      <w:r>
+        <w:rPr>
+          <w:rFonts w:ascii="Arial" w:hAnsi="Arial" w:cs="Arial"/>
           <w:noProof/>
         </w:rPr>
         <w:fldChar w:fldCharType="separate"/>
       </w:r>
       <w:r>
         <w:rPr>
+          <w:rFonts w:ascii="Arial" w:hAnsi="Arial" w:cs="Arial"/>
           <w:noProof/>
         </w:rPr>
         <w:t>8</w:t>
       </w:r>
       <w:r>
         <w:rPr>
+          <w:rFonts w:ascii="Arial" w:hAnsi="Arial" w:cs="Arial"/>
           <w:noProof/>
         </w:rPr>
         <w:fldChar w:fldCharType="end"/>
@@ -5084,7 +5153,7 @@
       <w:pPr>
         <w:pStyle w:val="Sumrio1"/>
         <w:rPr>
-          <w:rFonts w:eastAsiaTheme="minorEastAsia"/>
+          <w:rFonts w:ascii="Arial" w:eastAsiaTheme="minorEastAsia" w:hAnsi="Arial" w:cs="Arial"/>
           <w:noProof/>
           <w:kern w:val="2"/>
           <w:sz w:val="24"/>
@@ -5106,7 +5175,7 @@
       </w:r>
       <w:r>
         <w:rPr>
-          <w:rFonts w:eastAsiaTheme="minorEastAsia"/>
+          <w:rFonts w:ascii="Arial" w:eastAsiaTheme="minorEastAsia" w:hAnsi="Arial" w:cs="Arial"/>
           <w:noProof/>
           <w:kern w:val="2"/>
           <w:sz w:val="24"/>
@@ -5127,41 +5196,48 @@
       </w:r>
       <w:r>
         <w:rPr>
+          <w:rFonts w:ascii="Arial" w:hAnsi="Arial" w:cs="Arial"/>
           <w:noProof/>
         </w:rPr>
         <w:tab/>
       </w:r>
       <w:r>
         <w:rPr>
+          <w:rFonts w:ascii="Arial" w:hAnsi="Arial" w:cs="Arial"/>
           <w:noProof/>
         </w:rPr>
         <w:fldChar w:fldCharType="begin"/>
       </w:r>
       <w:r>
         <w:rPr>
+          <w:rFonts w:ascii="Arial" w:hAnsi="Arial" w:cs="Arial"/>
           <w:noProof/>
         </w:rPr>
         <w:instrText xml:space="preserve"> PAGEREF _Toc201856021 \h </w:instrText>
       </w:r>
       <w:r>
         <w:rPr>
-          <w:noProof/>
-        </w:rPr>
-      </w:r>
-      <w:r>
-        <w:rPr>
+          <w:rFonts w:ascii="Arial" w:hAnsi="Arial" w:cs="Arial"/>
+          <w:noProof/>
+        </w:rPr>
+      </w:r>
+      <w:r>
+        <w:rPr>
+          <w:rFonts w:ascii="Arial" w:hAnsi="Arial" w:cs="Arial"/>
           <w:noProof/>
         </w:rPr>
         <w:fldChar w:fldCharType="separate"/>
       </w:r>
       <w:r>
         <w:rPr>
+          <w:rFonts w:ascii="Arial" w:hAnsi="Arial" w:cs="Arial"/>
           <w:noProof/>
         </w:rPr>
         <w:t>9</w:t>
       </w:r>
       <w:r>
         <w:rPr>
+          <w:rFonts w:ascii="Arial" w:hAnsi="Arial" w:cs="Arial"/>
           <w:noProof/>
         </w:rPr>
         <w:fldChar w:fldCharType="end"/>
@@ -5171,7 +5247,7 @@
       <w:pPr>
         <w:pStyle w:val="Sumrio1"/>
         <w:rPr>
-          <w:rFonts w:eastAsiaTheme="minorEastAsia"/>
+          <w:rFonts w:ascii="Arial" w:eastAsiaTheme="minorEastAsia" w:hAnsi="Arial" w:cs="Arial"/>
           <w:noProof/>
           <w:kern w:val="2"/>
           <w:sz w:val="24"/>
@@ -5191,7 +5267,7 @@
       </w:r>
       <w:r>
         <w:rPr>
-          <w:rFonts w:eastAsiaTheme="minorEastAsia"/>
+          <w:rFonts w:ascii="Arial" w:eastAsiaTheme="minorEastAsia" w:hAnsi="Arial" w:cs="Arial"/>
           <w:noProof/>
           <w:kern w:val="2"/>
           <w:sz w:val="24"/>
@@ -5212,41 +5288,48 @@
       </w:r>
       <w:r>
         <w:rPr>
+          <w:rFonts w:ascii="Arial" w:hAnsi="Arial" w:cs="Arial"/>
           <w:noProof/>
         </w:rPr>
         <w:tab/>
       </w:r>
       <w:r>
         <w:rPr>
+          <w:rFonts w:ascii="Arial" w:hAnsi="Arial" w:cs="Arial"/>
           <w:noProof/>
         </w:rPr>
         <w:fldChar w:fldCharType="begin"/>
       </w:r>
       <w:r>
         <w:rPr>
+          <w:rFonts w:ascii="Arial" w:hAnsi="Arial" w:cs="Arial"/>
           <w:noProof/>
         </w:rPr>
         <w:instrText xml:space="preserve"> PAGEREF _Toc201856022 \h </w:instrText>
       </w:r>
       <w:r>
         <w:rPr>
-          <w:noProof/>
-        </w:rPr>
-      </w:r>
-      <w:r>
-        <w:rPr>
+          <w:rFonts w:ascii="Arial" w:hAnsi="Arial" w:cs="Arial"/>
+          <w:noProof/>
+        </w:rPr>
+      </w:r>
+      <w:r>
+        <w:rPr>
+          <w:rFonts w:ascii="Arial" w:hAnsi="Arial" w:cs="Arial"/>
           <w:noProof/>
         </w:rPr>
         <w:fldChar w:fldCharType="separate"/>
       </w:r>
       <w:r>
         <w:rPr>
+          <w:rFonts w:ascii="Arial" w:hAnsi="Arial" w:cs="Arial"/>
           <w:noProof/>
         </w:rPr>
         <w:t>10</w:t>
       </w:r>
       <w:r>
         <w:rPr>
+          <w:rFonts w:ascii="Arial" w:hAnsi="Arial" w:cs="Arial"/>
           <w:noProof/>
         </w:rPr>
         <w:fldChar w:fldCharType="end"/>
@@ -5256,7 +5339,7 @@
       <w:pPr>
         <w:pStyle w:val="Sumrio2"/>
         <w:rPr>
-          <w:rFonts w:eastAsiaTheme="minorEastAsia"/>
+          <w:rFonts w:ascii="Arial" w:eastAsiaTheme="minorEastAsia" w:hAnsi="Arial" w:cs="Arial"/>
           <w:noProof/>
           <w:kern w:val="2"/>
           <w:sz w:val="24"/>
@@ -5275,7 +5358,7 @@
       </w:r>
       <w:r>
         <w:rPr>
-          <w:rFonts w:eastAsiaTheme="minorEastAsia"/>
+          <w:rFonts w:ascii="Arial" w:eastAsiaTheme="minorEastAsia" w:hAnsi="Arial" w:cs="Arial"/>
           <w:noProof/>
           <w:kern w:val="2"/>
           <w:sz w:val="24"/>
@@ -5295,41 +5378,48 @@
       </w:r>
       <w:r>
         <w:rPr>
+          <w:rFonts w:ascii="Arial" w:hAnsi="Arial" w:cs="Arial"/>
           <w:noProof/>
         </w:rPr>
         <w:tab/>
       </w:r>
       <w:r>
         <w:rPr>
+          <w:rFonts w:ascii="Arial" w:hAnsi="Arial" w:cs="Arial"/>
           <w:noProof/>
         </w:rPr>
         <w:fldChar w:fldCharType="begin"/>
       </w:r>
       <w:r>
         <w:rPr>
+          <w:rFonts w:ascii="Arial" w:hAnsi="Arial" w:cs="Arial"/>
           <w:noProof/>
         </w:rPr>
         <w:instrText xml:space="preserve"> PAGEREF _Toc201856023 \h </w:instrText>
       </w:r>
       <w:r>
         <w:rPr>
-          <w:noProof/>
-        </w:rPr>
-      </w:r>
-      <w:r>
-        <w:rPr>
+          <w:rFonts w:ascii="Arial" w:hAnsi="Arial" w:cs="Arial"/>
+          <w:noProof/>
+        </w:rPr>
+      </w:r>
+      <w:r>
+        <w:rPr>
+          <w:rFonts w:ascii="Arial" w:hAnsi="Arial" w:cs="Arial"/>
           <w:noProof/>
         </w:rPr>
         <w:fldChar w:fldCharType="separate"/>
       </w:r>
       <w:r>
         <w:rPr>
+          <w:rFonts w:ascii="Arial" w:hAnsi="Arial" w:cs="Arial"/>
           <w:noProof/>
         </w:rPr>
         <w:t>10</w:t>
       </w:r>
       <w:r>
         <w:rPr>
+          <w:rFonts w:ascii="Arial" w:hAnsi="Arial" w:cs="Arial"/>
           <w:noProof/>
         </w:rPr>
         <w:fldChar w:fldCharType="end"/>
@@ -5339,7 +5429,7 @@
       <w:pPr>
         <w:pStyle w:val="Sumrio2"/>
         <w:rPr>
-          <w:rFonts w:eastAsiaTheme="minorEastAsia"/>
+          <w:rFonts w:ascii="Arial" w:eastAsiaTheme="minorEastAsia" w:hAnsi="Arial" w:cs="Arial"/>
           <w:noProof/>
           <w:kern w:val="2"/>
           <w:sz w:val="24"/>
@@ -5358,7 +5448,7 @@
       </w:r>
       <w:r>
         <w:rPr>
-          <w:rFonts w:eastAsiaTheme="minorEastAsia"/>
+          <w:rFonts w:ascii="Arial" w:eastAsiaTheme="minorEastAsia" w:hAnsi="Arial" w:cs="Arial"/>
           <w:noProof/>
           <w:kern w:val="2"/>
           <w:sz w:val="24"/>
@@ -5378,41 +5468,48 @@
       </w:r>
       <w:r>
         <w:rPr>
+          <w:rFonts w:ascii="Arial" w:hAnsi="Arial" w:cs="Arial"/>
           <w:noProof/>
         </w:rPr>
         <w:tab/>
       </w:r>
       <w:r>
         <w:rPr>
+          <w:rFonts w:ascii="Arial" w:hAnsi="Arial" w:cs="Arial"/>
           <w:noProof/>
         </w:rPr>
         <w:fldChar w:fldCharType="begin"/>
       </w:r>
       <w:r>
         <w:rPr>
+          <w:rFonts w:ascii="Arial" w:hAnsi="Arial" w:cs="Arial"/>
           <w:noProof/>
         </w:rPr>
         <w:instrText xml:space="preserve"> PAGEREF _Toc201856024 \h </w:instrText>
       </w:r>
       <w:r>
         <w:rPr>
-          <w:noProof/>
-        </w:rPr>
-      </w:r>
-      <w:r>
-        <w:rPr>
+          <w:rFonts w:ascii="Arial" w:hAnsi="Arial" w:cs="Arial"/>
+          <w:noProof/>
+        </w:rPr>
+      </w:r>
+      <w:r>
+        <w:rPr>
+          <w:rFonts w:ascii="Arial" w:hAnsi="Arial" w:cs="Arial"/>
           <w:noProof/>
         </w:rPr>
         <w:fldChar w:fldCharType="separate"/>
       </w:r>
       <w:r>
         <w:rPr>
+          <w:rFonts w:ascii="Arial" w:hAnsi="Arial" w:cs="Arial"/>
           <w:noProof/>
         </w:rPr>
         <w:t>10</w:t>
       </w:r>
       <w:r>
         <w:rPr>
+          <w:rFonts w:ascii="Arial" w:hAnsi="Arial" w:cs="Arial"/>
           <w:noProof/>
         </w:rPr>
         <w:fldChar w:fldCharType="end"/>
@@ -5422,7 +5519,7 @@
       <w:pPr>
         <w:pStyle w:val="Sumrio2"/>
         <w:rPr>
-          <w:rFonts w:eastAsiaTheme="minorEastAsia"/>
+          <w:rFonts w:ascii="Arial" w:eastAsiaTheme="minorEastAsia" w:hAnsi="Arial" w:cs="Arial"/>
           <w:noProof/>
           <w:kern w:val="2"/>
           <w:sz w:val="24"/>
@@ -5441,7 +5538,7 @@
       </w:r>
       <w:r>
         <w:rPr>
-          <w:rFonts w:eastAsiaTheme="minorEastAsia"/>
+          <w:rFonts w:ascii="Arial" w:eastAsiaTheme="minorEastAsia" w:hAnsi="Arial" w:cs="Arial"/>
           <w:noProof/>
           <w:kern w:val="2"/>
           <w:sz w:val="24"/>
@@ -5461,41 +5558,48 @@
       </w:r>
       <w:r>
         <w:rPr>
+          <w:rFonts w:ascii="Arial" w:hAnsi="Arial" w:cs="Arial"/>
           <w:noProof/>
         </w:rPr>
         <w:tab/>
       </w:r>
       <w:r>
         <w:rPr>
+          <w:rFonts w:ascii="Arial" w:hAnsi="Arial" w:cs="Arial"/>
           <w:noProof/>
         </w:rPr>
         <w:fldChar w:fldCharType="begin"/>
       </w:r>
       <w:r>
         <w:rPr>
+          <w:rFonts w:ascii="Arial" w:hAnsi="Arial" w:cs="Arial"/>
           <w:noProof/>
         </w:rPr>
         <w:instrText xml:space="preserve"> PAGEREF _Toc201856025 \h </w:instrText>
       </w:r>
       <w:r>
         <w:rPr>
-          <w:noProof/>
-        </w:rPr>
-      </w:r>
-      <w:r>
-        <w:rPr>
+          <w:rFonts w:ascii="Arial" w:hAnsi="Arial" w:cs="Arial"/>
+          <w:noProof/>
+        </w:rPr>
+      </w:r>
+      <w:r>
+        <w:rPr>
+          <w:rFonts w:ascii="Arial" w:hAnsi="Arial" w:cs="Arial"/>
           <w:noProof/>
         </w:rPr>
         <w:fldChar w:fldCharType="separate"/>
       </w:r>
       <w:r>
         <w:rPr>
+          <w:rFonts w:ascii="Arial" w:hAnsi="Arial" w:cs="Arial"/>
           <w:noProof/>
         </w:rPr>
         <w:t>11</w:t>
       </w:r>
       <w:r>
         <w:rPr>
+          <w:rFonts w:ascii="Arial" w:hAnsi="Arial" w:cs="Arial"/>
           <w:noProof/>
         </w:rPr>
         <w:fldChar w:fldCharType="end"/>
@@ -5505,7 +5609,7 @@
       <w:pPr>
         <w:pStyle w:val="Sumrio2"/>
         <w:rPr>
-          <w:rFonts w:eastAsiaTheme="minorEastAsia"/>
+          <w:rFonts w:ascii="Arial" w:eastAsiaTheme="minorEastAsia" w:hAnsi="Arial" w:cs="Arial"/>
           <w:noProof/>
           <w:kern w:val="2"/>
           <w:sz w:val="24"/>
@@ -5524,7 +5628,7 @@
       </w:r>
       <w:r>
         <w:rPr>
-          <w:rFonts w:eastAsiaTheme="minorEastAsia"/>
+          <w:rFonts w:ascii="Arial" w:eastAsiaTheme="minorEastAsia" w:hAnsi="Arial" w:cs="Arial"/>
           <w:noProof/>
           <w:kern w:val="2"/>
           <w:sz w:val="24"/>
@@ -5544,41 +5648,48 @@
       </w:r>
       <w:r>
         <w:rPr>
+          <w:rFonts w:ascii="Arial" w:hAnsi="Arial" w:cs="Arial"/>
           <w:noProof/>
         </w:rPr>
         <w:tab/>
       </w:r>
       <w:r>
         <w:rPr>
+          <w:rFonts w:ascii="Arial" w:hAnsi="Arial" w:cs="Arial"/>
           <w:noProof/>
         </w:rPr>
         <w:fldChar w:fldCharType="begin"/>
       </w:r>
       <w:r>
         <w:rPr>
+          <w:rFonts w:ascii="Arial" w:hAnsi="Arial" w:cs="Arial"/>
           <w:noProof/>
         </w:rPr>
         <w:instrText xml:space="preserve"> PAGEREF _Toc201856026 \h </w:instrText>
       </w:r>
       <w:r>
         <w:rPr>
-          <w:noProof/>
-        </w:rPr>
-      </w:r>
-      <w:r>
-        <w:rPr>
+          <w:rFonts w:ascii="Arial" w:hAnsi="Arial" w:cs="Arial"/>
+          <w:noProof/>
+        </w:rPr>
+      </w:r>
+      <w:r>
+        <w:rPr>
+          <w:rFonts w:ascii="Arial" w:hAnsi="Arial" w:cs="Arial"/>
           <w:noProof/>
         </w:rPr>
         <w:fldChar w:fldCharType="separate"/>
       </w:r>
       <w:r>
         <w:rPr>
+          <w:rFonts w:ascii="Arial" w:hAnsi="Arial" w:cs="Arial"/>
           <w:noProof/>
         </w:rPr>
         <w:t>11</w:t>
       </w:r>
       <w:r>
         <w:rPr>
+          <w:rFonts w:ascii="Arial" w:hAnsi="Arial" w:cs="Arial"/>
           <w:noProof/>
         </w:rPr>
         <w:fldChar w:fldCharType="end"/>
@@ -5588,7 +5699,7 @@
       <w:pPr>
         <w:pStyle w:val="Sumrio2"/>
         <w:rPr>
-          <w:rFonts w:eastAsiaTheme="minorEastAsia"/>
+          <w:rFonts w:ascii="Arial" w:eastAsiaTheme="minorEastAsia" w:hAnsi="Arial" w:cs="Arial"/>
           <w:noProof/>
           <w:kern w:val="2"/>
           <w:sz w:val="24"/>
@@ -5607,7 +5718,7 @@
       </w:r>
       <w:r>
         <w:rPr>
-          <w:rFonts w:eastAsiaTheme="minorEastAsia"/>
+          <w:rFonts w:ascii="Arial" w:eastAsiaTheme="minorEastAsia" w:hAnsi="Arial" w:cs="Arial"/>
           <w:noProof/>
           <w:kern w:val="2"/>
           <w:sz w:val="24"/>
@@ -5627,41 +5738,48 @@
       </w:r>
       <w:r>
         <w:rPr>
+          <w:rFonts w:ascii="Arial" w:hAnsi="Arial" w:cs="Arial"/>
           <w:noProof/>
         </w:rPr>
         <w:tab/>
       </w:r>
       <w:r>
         <w:rPr>
+          <w:rFonts w:ascii="Arial" w:hAnsi="Arial" w:cs="Arial"/>
           <w:noProof/>
         </w:rPr>
         <w:fldChar w:fldCharType="begin"/>
       </w:r>
       <w:r>
         <w:rPr>
+          <w:rFonts w:ascii="Arial" w:hAnsi="Arial" w:cs="Arial"/>
           <w:noProof/>
         </w:rPr>
         <w:instrText xml:space="preserve"> PAGEREF _Toc201856027 \h </w:instrText>
       </w:r>
       <w:r>
         <w:rPr>
-          <w:noProof/>
-        </w:rPr>
-      </w:r>
-      <w:r>
-        <w:rPr>
+          <w:rFonts w:ascii="Arial" w:hAnsi="Arial" w:cs="Arial"/>
+          <w:noProof/>
+        </w:rPr>
+      </w:r>
+      <w:r>
+        <w:rPr>
+          <w:rFonts w:ascii="Arial" w:hAnsi="Arial" w:cs="Arial"/>
           <w:noProof/>
         </w:rPr>
         <w:fldChar w:fldCharType="separate"/>
       </w:r>
       <w:r>
         <w:rPr>
+          <w:rFonts w:ascii="Arial" w:hAnsi="Arial" w:cs="Arial"/>
           <w:noProof/>
         </w:rPr>
         <w:t>12</w:t>
       </w:r>
       <w:r>
         <w:rPr>
+          <w:rFonts w:ascii="Arial" w:hAnsi="Arial" w:cs="Arial"/>
           <w:noProof/>
         </w:rPr>
         <w:fldChar w:fldCharType="end"/>
@@ -5671,7 +5789,7 @@
       <w:pPr>
         <w:pStyle w:val="Sumrio2"/>
         <w:rPr>
-          <w:rFonts w:eastAsiaTheme="minorEastAsia"/>
+          <w:rFonts w:ascii="Arial" w:eastAsiaTheme="minorEastAsia" w:hAnsi="Arial" w:cs="Arial"/>
           <w:noProof/>
           <w:kern w:val="2"/>
           <w:sz w:val="24"/>
@@ -5690,7 +5808,7 @@
       </w:r>
       <w:r>
         <w:rPr>
-          <w:rFonts w:eastAsiaTheme="minorEastAsia"/>
+          <w:rFonts w:ascii="Arial" w:eastAsiaTheme="minorEastAsia" w:hAnsi="Arial" w:cs="Arial"/>
           <w:noProof/>
           <w:kern w:val="2"/>
           <w:sz w:val="24"/>
@@ -5710,41 +5828,48 @@
       </w:r>
       <w:r>
         <w:rPr>
+          <w:rFonts w:ascii="Arial" w:hAnsi="Arial" w:cs="Arial"/>
           <w:noProof/>
         </w:rPr>
         <w:tab/>
       </w:r>
       <w:r>
         <w:rPr>
+          <w:rFonts w:ascii="Arial" w:hAnsi="Arial" w:cs="Arial"/>
           <w:noProof/>
         </w:rPr>
         <w:fldChar w:fldCharType="begin"/>
       </w:r>
       <w:r>
         <w:rPr>
+          <w:rFonts w:ascii="Arial" w:hAnsi="Arial" w:cs="Arial"/>
           <w:noProof/>
         </w:rPr>
         <w:instrText xml:space="preserve"> PAGEREF _Toc201856028 \h </w:instrText>
       </w:r>
       <w:r>
         <w:rPr>
-          <w:noProof/>
-        </w:rPr>
-      </w:r>
-      <w:r>
-        <w:rPr>
+          <w:rFonts w:ascii="Arial" w:hAnsi="Arial" w:cs="Arial"/>
+          <w:noProof/>
+        </w:rPr>
+      </w:r>
+      <w:r>
+        <w:rPr>
+          <w:rFonts w:ascii="Arial" w:hAnsi="Arial" w:cs="Arial"/>
           <w:noProof/>
         </w:rPr>
         <w:fldChar w:fldCharType="separate"/>
       </w:r>
       <w:r>
         <w:rPr>
+          <w:rFonts w:ascii="Arial" w:hAnsi="Arial" w:cs="Arial"/>
           <w:noProof/>
         </w:rPr>
         <w:t>13</w:t>
       </w:r>
       <w:r>
         <w:rPr>
+          <w:rFonts w:ascii="Arial" w:hAnsi="Arial" w:cs="Arial"/>
           <w:noProof/>
         </w:rPr>
         <w:fldChar w:fldCharType="end"/>
@@ -5754,7 +5879,7 @@
       <w:pPr>
         <w:pStyle w:val="Sumrio2"/>
         <w:rPr>
-          <w:rFonts w:eastAsiaTheme="minorEastAsia"/>
+          <w:rFonts w:ascii="Arial" w:eastAsiaTheme="minorEastAsia" w:hAnsi="Arial" w:cs="Arial"/>
           <w:noProof/>
           <w:kern w:val="2"/>
           <w:sz w:val="24"/>
@@ -5773,7 +5898,7 @@
       </w:r>
       <w:r>
         <w:rPr>
-          <w:rFonts w:eastAsiaTheme="minorEastAsia"/>
+          <w:rFonts w:ascii="Arial" w:eastAsiaTheme="minorEastAsia" w:hAnsi="Arial" w:cs="Arial"/>
           <w:noProof/>
           <w:kern w:val="2"/>
           <w:sz w:val="24"/>
@@ -5793,41 +5918,48 @@
       </w:r>
       <w:r>
         <w:rPr>
+          <w:rFonts w:ascii="Arial" w:hAnsi="Arial" w:cs="Arial"/>
           <w:noProof/>
         </w:rPr>
         <w:tab/>
       </w:r>
       <w:r>
         <w:rPr>
+          <w:rFonts w:ascii="Arial" w:hAnsi="Arial" w:cs="Arial"/>
           <w:noProof/>
         </w:rPr>
         <w:fldChar w:fldCharType="begin"/>
       </w:r>
       <w:r>
         <w:rPr>
+          <w:rFonts w:ascii="Arial" w:hAnsi="Arial" w:cs="Arial"/>
           <w:noProof/>
         </w:rPr>
         <w:instrText xml:space="preserve"> PAGEREF _Toc201856029 \h </w:instrText>
       </w:r>
       <w:r>
         <w:rPr>
-          <w:noProof/>
-        </w:rPr>
-      </w:r>
-      <w:r>
-        <w:rPr>
+          <w:rFonts w:ascii="Arial" w:hAnsi="Arial" w:cs="Arial"/>
+          <w:noProof/>
+        </w:rPr>
+      </w:r>
+      <w:r>
+        <w:rPr>
+          <w:rFonts w:ascii="Arial" w:hAnsi="Arial" w:cs="Arial"/>
           <w:noProof/>
         </w:rPr>
         <w:fldChar w:fldCharType="separate"/>
       </w:r>
       <w:r>
         <w:rPr>
+          <w:rFonts w:ascii="Arial" w:hAnsi="Arial" w:cs="Arial"/>
           <w:noProof/>
         </w:rPr>
         <w:t>13</w:t>
       </w:r>
       <w:r>
         <w:rPr>
+          <w:rFonts w:ascii="Arial" w:hAnsi="Arial" w:cs="Arial"/>
           <w:noProof/>
         </w:rPr>
         <w:fldChar w:fldCharType="end"/>
@@ -5837,7 +5969,7 @@
       <w:pPr>
         <w:pStyle w:val="Sumrio1"/>
         <w:rPr>
-          <w:rFonts w:eastAsiaTheme="minorEastAsia"/>
+          <w:rFonts w:ascii="Arial" w:eastAsiaTheme="minorEastAsia" w:hAnsi="Arial" w:cs="Arial"/>
           <w:noProof/>
           <w:kern w:val="2"/>
           <w:sz w:val="24"/>
@@ -5857,7 +5989,7 @@
       </w:r>
       <w:r>
         <w:rPr>
-          <w:rFonts w:eastAsiaTheme="minorEastAsia"/>
+          <w:rFonts w:ascii="Arial" w:eastAsiaTheme="minorEastAsia" w:hAnsi="Arial" w:cs="Arial"/>
           <w:noProof/>
           <w:kern w:val="2"/>
           <w:sz w:val="24"/>
@@ -5878,41 +6010,48 @@
       </w:r>
       <w:r>
         <w:rPr>
+          <w:rFonts w:ascii="Arial" w:hAnsi="Arial" w:cs="Arial"/>
           <w:noProof/>
         </w:rPr>
         <w:tab/>
       </w:r>
       <w:r>
         <w:rPr>
+          <w:rFonts w:ascii="Arial" w:hAnsi="Arial" w:cs="Arial"/>
           <w:noProof/>
         </w:rPr>
         <w:fldChar w:fldCharType="begin"/>
       </w:r>
       <w:r>
         <w:rPr>
+          <w:rFonts w:ascii="Arial" w:hAnsi="Arial" w:cs="Arial"/>
           <w:noProof/>
         </w:rPr>
         <w:instrText xml:space="preserve"> PAGEREF _Toc201856030 \h </w:instrText>
       </w:r>
       <w:r>
         <w:rPr>
-          <w:noProof/>
-        </w:rPr>
-      </w:r>
-      <w:r>
-        <w:rPr>
+          <w:rFonts w:ascii="Arial" w:hAnsi="Arial" w:cs="Arial"/>
+          <w:noProof/>
+        </w:rPr>
+      </w:r>
+      <w:r>
+        <w:rPr>
+          <w:rFonts w:ascii="Arial" w:hAnsi="Arial" w:cs="Arial"/>
           <w:noProof/>
         </w:rPr>
         <w:fldChar w:fldCharType="separate"/>
       </w:r>
       <w:r>
         <w:rPr>
+          <w:rFonts w:ascii="Arial" w:hAnsi="Arial" w:cs="Arial"/>
           <w:noProof/>
         </w:rPr>
         <w:t>14</w:t>
       </w:r>
       <w:r>
         <w:rPr>
+          <w:rFonts w:ascii="Arial" w:hAnsi="Arial" w:cs="Arial"/>
           <w:noProof/>
         </w:rPr>
         <w:fldChar w:fldCharType="end"/>
@@ -5922,7 +6061,7 @@
       <w:pPr>
         <w:pStyle w:val="Sumrio2"/>
         <w:rPr>
-          <w:rFonts w:eastAsiaTheme="minorEastAsia"/>
+          <w:rFonts w:ascii="Arial" w:eastAsiaTheme="minorEastAsia" w:hAnsi="Arial" w:cs="Arial"/>
           <w:noProof/>
           <w:kern w:val="2"/>
           <w:sz w:val="24"/>
@@ -5941,7 +6080,7 @@
       </w:r>
       <w:r>
         <w:rPr>
-          <w:rFonts w:eastAsiaTheme="minorEastAsia"/>
+          <w:rFonts w:ascii="Arial" w:eastAsiaTheme="minorEastAsia" w:hAnsi="Arial" w:cs="Arial"/>
           <w:noProof/>
           <w:kern w:val="2"/>
           <w:sz w:val="24"/>
@@ -5961,41 +6100,48 @@
       </w:r>
       <w:r>
         <w:rPr>
+          <w:rFonts w:ascii="Arial" w:hAnsi="Arial" w:cs="Arial"/>
           <w:noProof/>
         </w:rPr>
         <w:tab/>
       </w:r>
       <w:r>
         <w:rPr>
+          <w:rFonts w:ascii="Arial" w:hAnsi="Arial" w:cs="Arial"/>
           <w:noProof/>
         </w:rPr>
         <w:fldChar w:fldCharType="begin"/>
       </w:r>
       <w:r>
         <w:rPr>
+          <w:rFonts w:ascii="Arial" w:hAnsi="Arial" w:cs="Arial"/>
           <w:noProof/>
         </w:rPr>
         <w:instrText xml:space="preserve"> PAGEREF _Toc201856031 \h </w:instrText>
       </w:r>
       <w:r>
         <w:rPr>
-          <w:noProof/>
-        </w:rPr>
-      </w:r>
-      <w:r>
-        <w:rPr>
+          <w:rFonts w:ascii="Arial" w:hAnsi="Arial" w:cs="Arial"/>
+          <w:noProof/>
+        </w:rPr>
+      </w:r>
+      <w:r>
+        <w:rPr>
+          <w:rFonts w:ascii="Arial" w:hAnsi="Arial" w:cs="Arial"/>
           <w:noProof/>
         </w:rPr>
         <w:fldChar w:fldCharType="separate"/>
       </w:r>
       <w:r>
         <w:rPr>
+          <w:rFonts w:ascii="Arial" w:hAnsi="Arial" w:cs="Arial"/>
           <w:noProof/>
         </w:rPr>
         <w:t>14</w:t>
       </w:r>
       <w:r>
         <w:rPr>
+          <w:rFonts w:ascii="Arial" w:hAnsi="Arial" w:cs="Arial"/>
           <w:noProof/>
         </w:rPr>
         <w:fldChar w:fldCharType="end"/>
@@ -6005,7 +6151,7 @@
       <w:pPr>
         <w:pStyle w:val="Sumrio2"/>
         <w:rPr>
-          <w:rFonts w:eastAsiaTheme="minorEastAsia"/>
+          <w:rFonts w:ascii="Arial" w:eastAsiaTheme="minorEastAsia" w:hAnsi="Arial" w:cs="Arial"/>
           <w:noProof/>
           <w:kern w:val="2"/>
           <w:sz w:val="24"/>
@@ -6024,7 +6170,7 @@
       </w:r>
       <w:r>
         <w:rPr>
-          <w:rFonts w:eastAsiaTheme="minorEastAsia"/>
+          <w:rFonts w:ascii="Arial" w:eastAsiaTheme="minorEastAsia" w:hAnsi="Arial" w:cs="Arial"/>
           <w:noProof/>
           <w:kern w:val="2"/>
           <w:sz w:val="24"/>
@@ -6044,41 +6190,48 @@
       </w:r>
       <w:r>
         <w:rPr>
+          <w:rFonts w:ascii="Arial" w:hAnsi="Arial" w:cs="Arial"/>
           <w:noProof/>
         </w:rPr>
         <w:tab/>
       </w:r>
       <w:r>
         <w:rPr>
+          <w:rFonts w:ascii="Arial" w:hAnsi="Arial" w:cs="Arial"/>
           <w:noProof/>
         </w:rPr>
         <w:fldChar w:fldCharType="begin"/>
       </w:r>
       <w:r>
         <w:rPr>
+          <w:rFonts w:ascii="Arial" w:hAnsi="Arial" w:cs="Arial"/>
           <w:noProof/>
         </w:rPr>
         <w:instrText xml:space="preserve"> PAGEREF _Toc201856032 \h </w:instrText>
       </w:r>
       <w:r>
         <w:rPr>
-          <w:noProof/>
-        </w:rPr>
-      </w:r>
-      <w:r>
-        <w:rPr>
+          <w:rFonts w:ascii="Arial" w:hAnsi="Arial" w:cs="Arial"/>
+          <w:noProof/>
+        </w:rPr>
+      </w:r>
+      <w:r>
+        <w:rPr>
+          <w:rFonts w:ascii="Arial" w:hAnsi="Arial" w:cs="Arial"/>
           <w:noProof/>
         </w:rPr>
         <w:fldChar w:fldCharType="separate"/>
       </w:r>
       <w:r>
         <w:rPr>
+          <w:rFonts w:ascii="Arial" w:hAnsi="Arial" w:cs="Arial"/>
           <w:noProof/>
         </w:rPr>
         <w:t>15</w:t>
       </w:r>
       <w:r>
         <w:rPr>
+          <w:rFonts w:ascii="Arial" w:hAnsi="Arial" w:cs="Arial"/>
           <w:noProof/>
         </w:rPr>
         <w:fldChar w:fldCharType="end"/>
@@ -6088,7 +6241,7 @@
       <w:pPr>
         <w:pStyle w:val="Sumrio2"/>
         <w:rPr>
-          <w:rFonts w:eastAsiaTheme="minorEastAsia"/>
+          <w:rFonts w:ascii="Arial" w:eastAsiaTheme="minorEastAsia" w:hAnsi="Arial" w:cs="Arial"/>
           <w:noProof/>
           <w:kern w:val="2"/>
           <w:sz w:val="24"/>
@@ -6107,7 +6260,7 @@
       </w:r>
       <w:r>
         <w:rPr>
-          <w:rFonts w:eastAsiaTheme="minorEastAsia"/>
+          <w:rFonts w:ascii="Arial" w:eastAsiaTheme="minorEastAsia" w:hAnsi="Arial" w:cs="Arial"/>
           <w:noProof/>
           <w:kern w:val="2"/>
           <w:sz w:val="24"/>
@@ -6127,41 +6280,48 @@
       </w:r>
       <w:r>
         <w:rPr>
+          <w:rFonts w:ascii="Arial" w:hAnsi="Arial" w:cs="Arial"/>
           <w:noProof/>
         </w:rPr>
         <w:tab/>
       </w:r>
       <w:r>
         <w:rPr>
+          <w:rFonts w:ascii="Arial" w:hAnsi="Arial" w:cs="Arial"/>
           <w:noProof/>
         </w:rPr>
         <w:fldChar w:fldCharType="begin"/>
       </w:r>
       <w:r>
         <w:rPr>
+          <w:rFonts w:ascii="Arial" w:hAnsi="Arial" w:cs="Arial"/>
           <w:noProof/>
         </w:rPr>
         <w:instrText xml:space="preserve"> PAGEREF _Toc201856033 \h </w:instrText>
       </w:r>
       <w:r>
         <w:rPr>
-          <w:noProof/>
-        </w:rPr>
-      </w:r>
-      <w:r>
-        <w:rPr>
+          <w:rFonts w:ascii="Arial" w:hAnsi="Arial" w:cs="Arial"/>
+          <w:noProof/>
+        </w:rPr>
+      </w:r>
+      <w:r>
+        <w:rPr>
+          <w:rFonts w:ascii="Arial" w:hAnsi="Arial" w:cs="Arial"/>
           <w:noProof/>
         </w:rPr>
         <w:fldChar w:fldCharType="separate"/>
       </w:r>
       <w:r>
         <w:rPr>
+          <w:rFonts w:ascii="Arial" w:hAnsi="Arial" w:cs="Arial"/>
           <w:noProof/>
         </w:rPr>
         <w:t>16</w:t>
       </w:r>
       <w:r>
         <w:rPr>
+          <w:rFonts w:ascii="Arial" w:hAnsi="Arial" w:cs="Arial"/>
           <w:noProof/>
         </w:rPr>
         <w:fldChar w:fldCharType="end"/>
@@ -6171,7 +6331,7 @@
       <w:pPr>
         <w:pStyle w:val="Sumrio2"/>
         <w:rPr>
-          <w:rFonts w:eastAsiaTheme="minorEastAsia"/>
+          <w:rFonts w:ascii="Arial" w:eastAsiaTheme="minorEastAsia" w:hAnsi="Arial" w:cs="Arial"/>
           <w:noProof/>
           <w:kern w:val="2"/>
           <w:sz w:val="24"/>
@@ -6190,7 +6350,7 @@
       </w:r>
       <w:r>
         <w:rPr>
-          <w:rFonts w:eastAsiaTheme="minorEastAsia"/>
+          <w:rFonts w:ascii="Arial" w:eastAsiaTheme="minorEastAsia" w:hAnsi="Arial" w:cs="Arial"/>
           <w:noProof/>
           <w:kern w:val="2"/>
           <w:sz w:val="24"/>
@@ -6210,41 +6370,48 @@
       </w:r>
       <w:r>
         <w:rPr>
+          <w:rFonts w:ascii="Arial" w:hAnsi="Arial" w:cs="Arial"/>
           <w:noProof/>
         </w:rPr>
         <w:tab/>
       </w:r>
       <w:r>
         <w:rPr>
+          <w:rFonts w:ascii="Arial" w:hAnsi="Arial" w:cs="Arial"/>
           <w:noProof/>
         </w:rPr>
         <w:fldChar w:fldCharType="begin"/>
       </w:r>
       <w:r>
         <w:rPr>
+          <w:rFonts w:ascii="Arial" w:hAnsi="Arial" w:cs="Arial"/>
           <w:noProof/>
         </w:rPr>
         <w:instrText xml:space="preserve"> PAGEREF _Toc201856034 \h </w:instrText>
       </w:r>
       <w:r>
         <w:rPr>
-          <w:noProof/>
-        </w:rPr>
-      </w:r>
-      <w:r>
-        <w:rPr>
+          <w:rFonts w:ascii="Arial" w:hAnsi="Arial" w:cs="Arial"/>
+          <w:noProof/>
+        </w:rPr>
+      </w:r>
+      <w:r>
+        <w:rPr>
+          <w:rFonts w:ascii="Arial" w:hAnsi="Arial" w:cs="Arial"/>
           <w:noProof/>
         </w:rPr>
         <w:fldChar w:fldCharType="separate"/>
       </w:r>
       <w:r>
         <w:rPr>
+          <w:rFonts w:ascii="Arial" w:hAnsi="Arial" w:cs="Arial"/>
           <w:noProof/>
         </w:rPr>
         <w:t>16</w:t>
       </w:r>
       <w:r>
         <w:rPr>
+          <w:rFonts w:ascii="Arial" w:hAnsi="Arial" w:cs="Arial"/>
           <w:noProof/>
         </w:rPr>
         <w:fldChar w:fldCharType="end"/>
@@ -6254,7 +6421,7 @@
       <w:pPr>
         <w:pStyle w:val="Sumrio2"/>
         <w:rPr>
-          <w:rFonts w:eastAsiaTheme="minorEastAsia"/>
+          <w:rFonts w:ascii="Arial" w:eastAsiaTheme="minorEastAsia" w:hAnsi="Arial" w:cs="Arial"/>
           <w:noProof/>
           <w:kern w:val="2"/>
           <w:sz w:val="24"/>
@@ -6273,7 +6440,7 @@
       </w:r>
       <w:r>
         <w:rPr>
-          <w:rFonts w:eastAsiaTheme="minorEastAsia"/>
+          <w:rFonts w:ascii="Arial" w:eastAsiaTheme="minorEastAsia" w:hAnsi="Arial" w:cs="Arial"/>
           <w:noProof/>
           <w:kern w:val="2"/>
           <w:sz w:val="24"/>
@@ -6293,41 +6460,48 @@
       </w:r>
       <w:r>
         <w:rPr>
+          <w:rFonts w:ascii="Arial" w:hAnsi="Arial" w:cs="Arial"/>
           <w:noProof/>
         </w:rPr>
         <w:tab/>
       </w:r>
       <w:r>
         <w:rPr>
+          <w:rFonts w:ascii="Arial" w:hAnsi="Arial" w:cs="Arial"/>
           <w:noProof/>
         </w:rPr>
         <w:fldChar w:fldCharType="begin"/>
       </w:r>
       <w:r>
         <w:rPr>
+          <w:rFonts w:ascii="Arial" w:hAnsi="Arial" w:cs="Arial"/>
           <w:noProof/>
         </w:rPr>
         <w:instrText xml:space="preserve"> PAGEREF _Toc201856035 \h </w:instrText>
       </w:r>
       <w:r>
         <w:rPr>
-          <w:noProof/>
-        </w:rPr>
-      </w:r>
-      <w:r>
-        <w:rPr>
+          <w:rFonts w:ascii="Arial" w:hAnsi="Arial" w:cs="Arial"/>
+          <w:noProof/>
+        </w:rPr>
+      </w:r>
+      <w:r>
+        <w:rPr>
+          <w:rFonts w:ascii="Arial" w:hAnsi="Arial" w:cs="Arial"/>
           <w:noProof/>
         </w:rPr>
         <w:fldChar w:fldCharType="separate"/>
       </w:r>
       <w:r>
         <w:rPr>
+          <w:rFonts w:ascii="Arial" w:hAnsi="Arial" w:cs="Arial"/>
           <w:noProof/>
         </w:rPr>
         <w:t>16</w:t>
       </w:r>
       <w:r>
         <w:rPr>
+          <w:rFonts w:ascii="Arial" w:hAnsi="Arial" w:cs="Arial"/>
           <w:noProof/>
         </w:rPr>
         <w:fldChar w:fldCharType="end"/>
@@ -6337,7 +6511,7 @@
       <w:pPr>
         <w:pStyle w:val="Sumrio2"/>
         <w:rPr>
-          <w:rFonts w:eastAsiaTheme="minorEastAsia"/>
+          <w:rFonts w:ascii="Arial" w:eastAsiaTheme="minorEastAsia" w:hAnsi="Arial" w:cs="Arial"/>
           <w:noProof/>
           <w:kern w:val="2"/>
           <w:sz w:val="24"/>
@@ -6356,7 +6530,7 @@
       </w:r>
       <w:r>
         <w:rPr>
-          <w:rFonts w:eastAsiaTheme="minorEastAsia"/>
+          <w:rFonts w:ascii="Arial" w:eastAsiaTheme="minorEastAsia" w:hAnsi="Arial" w:cs="Arial"/>
           <w:noProof/>
           <w:kern w:val="2"/>
           <w:sz w:val="24"/>
@@ -6376,41 +6550,48 @@
       </w:r>
       <w:r>
         <w:rPr>
+          <w:rFonts w:ascii="Arial" w:hAnsi="Arial" w:cs="Arial"/>
           <w:noProof/>
         </w:rPr>
         <w:tab/>
       </w:r>
       <w:r>
         <w:rPr>
+          <w:rFonts w:ascii="Arial" w:hAnsi="Arial" w:cs="Arial"/>
           <w:noProof/>
         </w:rPr>
         <w:fldChar w:fldCharType="begin"/>
       </w:r>
       <w:r>
         <w:rPr>
+          <w:rFonts w:ascii="Arial" w:hAnsi="Arial" w:cs="Arial"/>
           <w:noProof/>
         </w:rPr>
         <w:instrText xml:space="preserve"> PAGEREF _Toc201856036 \h </w:instrText>
       </w:r>
       <w:r>
         <w:rPr>
-          <w:noProof/>
-        </w:rPr>
-      </w:r>
-      <w:r>
-        <w:rPr>
+          <w:rFonts w:ascii="Arial" w:hAnsi="Arial" w:cs="Arial"/>
+          <w:noProof/>
+        </w:rPr>
+      </w:r>
+      <w:r>
+        <w:rPr>
+          <w:rFonts w:ascii="Arial" w:hAnsi="Arial" w:cs="Arial"/>
           <w:noProof/>
         </w:rPr>
         <w:fldChar w:fldCharType="separate"/>
       </w:r>
       <w:r>
         <w:rPr>
+          <w:rFonts w:ascii="Arial" w:hAnsi="Arial" w:cs="Arial"/>
           <w:noProof/>
         </w:rPr>
         <w:t>16</w:t>
       </w:r>
       <w:r>
         <w:rPr>
+          <w:rFonts w:ascii="Arial" w:hAnsi="Arial" w:cs="Arial"/>
           <w:noProof/>
         </w:rPr>
         <w:fldChar w:fldCharType="end"/>
@@ -6420,7 +6601,7 @@
       <w:pPr>
         <w:pStyle w:val="Sumrio2"/>
         <w:rPr>
-          <w:rFonts w:eastAsiaTheme="minorEastAsia"/>
+          <w:rFonts w:ascii="Arial" w:eastAsiaTheme="minorEastAsia" w:hAnsi="Arial" w:cs="Arial"/>
           <w:noProof/>
           <w:kern w:val="2"/>
           <w:sz w:val="24"/>
@@ -6439,7 +6620,7 @@
       </w:r>
       <w:r>
         <w:rPr>
-          <w:rFonts w:eastAsiaTheme="minorEastAsia"/>
+          <w:rFonts w:ascii="Arial" w:eastAsiaTheme="minorEastAsia" w:hAnsi="Arial" w:cs="Arial"/>
           <w:noProof/>
           <w:kern w:val="2"/>
           <w:sz w:val="24"/>
@@ -6459,41 +6640,48 @@
       </w:r>
       <w:r>
         <w:rPr>
+          <w:rFonts w:ascii="Arial" w:hAnsi="Arial" w:cs="Arial"/>
           <w:noProof/>
         </w:rPr>
         <w:tab/>
       </w:r>
       <w:r>
         <w:rPr>
+          <w:rFonts w:ascii="Arial" w:hAnsi="Arial" w:cs="Arial"/>
           <w:noProof/>
         </w:rPr>
         <w:fldChar w:fldCharType="begin"/>
       </w:r>
       <w:r>
         <w:rPr>
+          <w:rFonts w:ascii="Arial" w:hAnsi="Arial" w:cs="Arial"/>
           <w:noProof/>
         </w:rPr>
         <w:instrText xml:space="preserve"> PAGEREF _Toc201856037 \h </w:instrText>
       </w:r>
       <w:r>
         <w:rPr>
-          <w:noProof/>
-        </w:rPr>
-      </w:r>
-      <w:r>
-        <w:rPr>
+          <w:rFonts w:ascii="Arial" w:hAnsi="Arial" w:cs="Arial"/>
+          <w:noProof/>
+        </w:rPr>
+      </w:r>
+      <w:r>
+        <w:rPr>
+          <w:rFonts w:ascii="Arial" w:hAnsi="Arial" w:cs="Arial"/>
           <w:noProof/>
         </w:rPr>
         <w:fldChar w:fldCharType="separate"/>
       </w:r>
       <w:r>
         <w:rPr>
+          <w:rFonts w:ascii="Arial" w:hAnsi="Arial" w:cs="Arial"/>
           <w:noProof/>
         </w:rPr>
         <w:t>16</w:t>
       </w:r>
       <w:r>
         <w:rPr>
+          <w:rFonts w:ascii="Arial" w:hAnsi="Arial" w:cs="Arial"/>
           <w:noProof/>
         </w:rPr>
         <w:fldChar w:fldCharType="end"/>
@@ -6503,7 +6691,7 @@
       <w:pPr>
         <w:pStyle w:val="Sumrio2"/>
         <w:rPr>
-          <w:rFonts w:eastAsiaTheme="minorEastAsia"/>
+          <w:rFonts w:ascii="Arial" w:eastAsiaTheme="minorEastAsia" w:hAnsi="Arial" w:cs="Arial"/>
           <w:noProof/>
           <w:kern w:val="2"/>
           <w:sz w:val="24"/>
@@ -6522,7 +6710,7 @@
       </w:r>
       <w:r>
         <w:rPr>
-          <w:rFonts w:eastAsiaTheme="minorEastAsia"/>
+          <w:rFonts w:ascii="Arial" w:eastAsiaTheme="minorEastAsia" w:hAnsi="Arial" w:cs="Arial"/>
           <w:noProof/>
           <w:kern w:val="2"/>
           <w:sz w:val="24"/>
@@ -6542,41 +6730,48 @@
       </w:r>
       <w:r>
         <w:rPr>
+          <w:rFonts w:ascii="Arial" w:hAnsi="Arial" w:cs="Arial"/>
           <w:noProof/>
         </w:rPr>
         <w:tab/>
       </w:r>
       <w:r>
         <w:rPr>
+          <w:rFonts w:ascii="Arial" w:hAnsi="Arial" w:cs="Arial"/>
           <w:noProof/>
         </w:rPr>
         <w:fldChar w:fldCharType="begin"/>
       </w:r>
       <w:r>
         <w:rPr>
+          <w:rFonts w:ascii="Arial" w:hAnsi="Arial" w:cs="Arial"/>
           <w:noProof/>
         </w:rPr>
         <w:instrText xml:space="preserve"> PAGEREF _Toc201856038 \h </w:instrText>
       </w:r>
       <w:r>
         <w:rPr>
-          <w:noProof/>
-        </w:rPr>
-      </w:r>
-      <w:r>
-        <w:rPr>
+          <w:rFonts w:ascii="Arial" w:hAnsi="Arial" w:cs="Arial"/>
+          <w:noProof/>
+        </w:rPr>
+      </w:r>
+      <w:r>
+        <w:rPr>
+          <w:rFonts w:ascii="Arial" w:hAnsi="Arial" w:cs="Arial"/>
           <w:noProof/>
         </w:rPr>
         <w:fldChar w:fldCharType="separate"/>
       </w:r>
       <w:r>
         <w:rPr>
+          <w:rFonts w:ascii="Arial" w:hAnsi="Arial" w:cs="Arial"/>
           <w:noProof/>
         </w:rPr>
         <w:t>17</w:t>
       </w:r>
       <w:r>
         <w:rPr>
+          <w:rFonts w:ascii="Arial" w:hAnsi="Arial" w:cs="Arial"/>
           <w:noProof/>
         </w:rPr>
         <w:fldChar w:fldCharType="end"/>
@@ -6586,7 +6781,7 @@
       <w:pPr>
         <w:pStyle w:val="Sumrio2"/>
         <w:rPr>
-          <w:rFonts w:eastAsiaTheme="minorEastAsia"/>
+          <w:rFonts w:ascii="Arial" w:eastAsiaTheme="minorEastAsia" w:hAnsi="Arial" w:cs="Arial"/>
           <w:noProof/>
           <w:kern w:val="2"/>
           <w:sz w:val="24"/>
@@ -6605,7 +6800,7 @@
       </w:r>
       <w:r>
         <w:rPr>
-          <w:rFonts w:eastAsiaTheme="minorEastAsia"/>
+          <w:rFonts w:ascii="Arial" w:eastAsiaTheme="minorEastAsia" w:hAnsi="Arial" w:cs="Arial"/>
           <w:noProof/>
           <w:kern w:val="2"/>
           <w:sz w:val="24"/>
@@ -6625,41 +6820,48 @@
       </w:r>
       <w:r>
         <w:rPr>
+          <w:rFonts w:ascii="Arial" w:hAnsi="Arial" w:cs="Arial"/>
           <w:noProof/>
         </w:rPr>
         <w:tab/>
       </w:r>
       <w:r>
         <w:rPr>
+          <w:rFonts w:ascii="Arial" w:hAnsi="Arial" w:cs="Arial"/>
           <w:noProof/>
         </w:rPr>
         <w:fldChar w:fldCharType="begin"/>
       </w:r>
       <w:r>
         <w:rPr>
+          <w:rFonts w:ascii="Arial" w:hAnsi="Arial" w:cs="Arial"/>
           <w:noProof/>
         </w:rPr>
         <w:instrText xml:space="preserve"> PAGEREF _Toc201856039 \h </w:instrText>
       </w:r>
       <w:r>
         <w:rPr>
-          <w:noProof/>
-        </w:rPr>
-      </w:r>
-      <w:r>
-        <w:rPr>
+          <w:rFonts w:ascii="Arial" w:hAnsi="Arial" w:cs="Arial"/>
+          <w:noProof/>
+        </w:rPr>
+      </w:r>
+      <w:r>
+        <w:rPr>
+          <w:rFonts w:ascii="Arial" w:hAnsi="Arial" w:cs="Arial"/>
           <w:noProof/>
         </w:rPr>
         <w:fldChar w:fldCharType="separate"/>
       </w:r>
       <w:r>
         <w:rPr>
+          <w:rFonts w:ascii="Arial" w:hAnsi="Arial" w:cs="Arial"/>
           <w:noProof/>
         </w:rPr>
         <w:t>17</w:t>
       </w:r>
       <w:r>
         <w:rPr>
+          <w:rFonts w:ascii="Arial" w:hAnsi="Arial" w:cs="Arial"/>
           <w:noProof/>
         </w:rPr>
         <w:fldChar w:fldCharType="end"/>
@@ -6669,7 +6871,7 @@
       <w:pPr>
         <w:pStyle w:val="Sumrio1"/>
         <w:rPr>
-          <w:rFonts w:eastAsiaTheme="minorEastAsia"/>
+          <w:rFonts w:ascii="Arial" w:eastAsiaTheme="minorEastAsia" w:hAnsi="Arial" w:cs="Arial"/>
           <w:noProof/>
           <w:kern w:val="2"/>
           <w:sz w:val="24"/>
@@ -6689,7 +6891,7 @@
       </w:r>
       <w:r>
         <w:rPr>
-          <w:rFonts w:eastAsiaTheme="minorEastAsia"/>
+          <w:rFonts w:ascii="Arial" w:eastAsiaTheme="minorEastAsia" w:hAnsi="Arial" w:cs="Arial"/>
           <w:noProof/>
           <w:kern w:val="2"/>
           <w:sz w:val="24"/>
@@ -6710,41 +6912,48 @@
       </w:r>
       <w:r>
         <w:rPr>
+          <w:rFonts w:ascii="Arial" w:hAnsi="Arial" w:cs="Arial"/>
           <w:noProof/>
         </w:rPr>
         <w:tab/>
       </w:r>
       <w:r>
         <w:rPr>
+          <w:rFonts w:ascii="Arial" w:hAnsi="Arial" w:cs="Arial"/>
           <w:noProof/>
         </w:rPr>
         <w:fldChar w:fldCharType="begin"/>
       </w:r>
       <w:r>
         <w:rPr>
+          <w:rFonts w:ascii="Arial" w:hAnsi="Arial" w:cs="Arial"/>
           <w:noProof/>
         </w:rPr>
         <w:instrText xml:space="preserve"> PAGEREF _Toc201856040 \h </w:instrText>
       </w:r>
       <w:r>
         <w:rPr>
-          <w:noProof/>
-        </w:rPr>
-      </w:r>
-      <w:r>
-        <w:rPr>
+          <w:rFonts w:ascii="Arial" w:hAnsi="Arial" w:cs="Arial"/>
+          <w:noProof/>
+        </w:rPr>
+      </w:r>
+      <w:r>
+        <w:rPr>
+          <w:rFonts w:ascii="Arial" w:hAnsi="Arial" w:cs="Arial"/>
           <w:noProof/>
         </w:rPr>
         <w:fldChar w:fldCharType="separate"/>
       </w:r>
       <w:r>
         <w:rPr>
+          <w:rFonts w:ascii="Arial" w:hAnsi="Arial" w:cs="Arial"/>
           <w:noProof/>
         </w:rPr>
         <w:t>17</w:t>
       </w:r>
       <w:r>
         <w:rPr>
+          <w:rFonts w:ascii="Arial" w:hAnsi="Arial" w:cs="Arial"/>
           <w:noProof/>
         </w:rPr>
         <w:fldChar w:fldCharType="end"/>
@@ -6754,7 +6963,7 @@
       <w:pPr>
         <w:pStyle w:val="Sumrio1"/>
         <w:rPr>
-          <w:rFonts w:eastAsiaTheme="minorEastAsia"/>
+          <w:rFonts w:ascii="Arial" w:eastAsiaTheme="minorEastAsia" w:hAnsi="Arial" w:cs="Arial"/>
           <w:noProof/>
           <w:kern w:val="2"/>
           <w:sz w:val="24"/>
@@ -6774,7 +6983,7 @@
       </w:r>
       <w:r>
         <w:rPr>
-          <w:rFonts w:eastAsiaTheme="minorEastAsia"/>
+          <w:rFonts w:ascii="Arial" w:eastAsiaTheme="minorEastAsia" w:hAnsi="Arial" w:cs="Arial"/>
           <w:noProof/>
           <w:kern w:val="2"/>
           <w:sz w:val="24"/>
@@ -6795,41 +7004,48 @@
       </w:r>
       <w:r>
         <w:rPr>
+          <w:rFonts w:ascii="Arial" w:hAnsi="Arial" w:cs="Arial"/>
           <w:noProof/>
         </w:rPr>
         <w:tab/>
       </w:r>
       <w:r>
         <w:rPr>
+          <w:rFonts w:ascii="Arial" w:hAnsi="Arial" w:cs="Arial"/>
           <w:noProof/>
         </w:rPr>
         <w:fldChar w:fldCharType="begin"/>
       </w:r>
       <w:r>
         <w:rPr>
+          <w:rFonts w:ascii="Arial" w:hAnsi="Arial" w:cs="Arial"/>
           <w:noProof/>
         </w:rPr>
         <w:instrText xml:space="preserve"> PAGEREF _Toc201856041 \h </w:instrText>
       </w:r>
       <w:r>
         <w:rPr>
-          <w:noProof/>
-        </w:rPr>
-      </w:r>
-      <w:r>
-        <w:rPr>
+          <w:rFonts w:ascii="Arial" w:hAnsi="Arial" w:cs="Arial"/>
+          <w:noProof/>
+        </w:rPr>
+      </w:r>
+      <w:r>
+        <w:rPr>
+          <w:rFonts w:ascii="Arial" w:hAnsi="Arial" w:cs="Arial"/>
           <w:noProof/>
         </w:rPr>
         <w:fldChar w:fldCharType="separate"/>
       </w:r>
       <w:r>
         <w:rPr>
+          <w:rFonts w:ascii="Arial" w:hAnsi="Arial" w:cs="Arial"/>
           <w:noProof/>
         </w:rPr>
         <w:t>18</w:t>
       </w:r>
       <w:r>
         <w:rPr>
+          <w:rFonts w:ascii="Arial" w:hAnsi="Arial" w:cs="Arial"/>
           <w:noProof/>
         </w:rPr>
         <w:fldChar w:fldCharType="end"/>
@@ -6892,7 +7108,7 @@
         <w:adjustRightInd w:val="0"/>
         <w:spacing w:after="0" w:line="360" w:lineRule="auto"/>
         <w:rPr>
-          <w:rFonts w:ascii="Calibri" w:hAnsi="Calibri" w:cs="Calibri"/>
+          <w:rFonts w:ascii="Arial" w:hAnsi="Arial" w:cs="Arial"/>
           <w:sz w:val="20"/>
           <w:szCs w:val="20"/>
         </w:rPr>
@@ -7441,25 +7657,7 @@
           <w:sz w:val="20"/>
           <w:szCs w:val="20"/>
         </w:rPr>
-        <w:t xml:space="preserve">ABNT NBR IEC 62116: Procedimento de Ensaio de </w:t>
-      </w:r>
-      <w:proofErr w:type="spellStart"/>
-      <w:r>
-        <w:rPr>
-          <w:rFonts w:ascii="Arial" w:hAnsi="Arial" w:cs="Arial"/>
-          <w:sz w:val="20"/>
-          <w:szCs w:val="20"/>
-        </w:rPr>
-        <w:t>Anti-ilhamento</w:t>
-      </w:r>
-      <w:proofErr w:type="spellEnd"/>
-      <w:r>
-        <w:rPr>
-          <w:rFonts w:ascii="Arial" w:hAnsi="Arial" w:cs="Arial"/>
-          <w:sz w:val="20"/>
-          <w:szCs w:val="20"/>
-        </w:rPr>
-        <w:t xml:space="preserve"> para Inversores de Sistemas Fotovoltaicos Conectados à Rede Elétrica.</w:t>
+        <w:t>ABNT NBR IEC 62116: Procedimento de Ensaio de Anti-ilhamento para Inversores de Sistemas Fotovoltaicos Conectados à Rede Elétrica.</w:t>
       </w:r>
     </w:p>
     <w:p>
@@ -7491,47 +7689,21 @@
         </w:rPr>
         <w:t xml:space="preserve">EQUATORIAL ENERGIA </w:t>
       </w:r>
-      <w:proofErr w:type="gramStart"/>
-      <w:r>
-        <w:rPr>
-          <w:rFonts w:ascii="Arial" w:hAnsi="Arial" w:cs="Arial"/>
-          <w:sz w:val="20"/>
-          <w:szCs w:val="20"/>
-        </w:rPr>
-        <w:t>NT.</w:t>
-      </w:r>
-      <w:r>
-        <w:rPr>
-          <w:rFonts w:ascii="Arial" w:hAnsi="Arial" w:cs="Arial"/>
-          <w:sz w:val="20"/>
-          <w:szCs w:val="20"/>
-        </w:rPr>
-        <w:t>00</w:t>
-      </w:r>
-      <w:r>
-        <w:rPr>
-          <w:rFonts w:ascii="Arial" w:hAnsi="Arial" w:cs="Arial"/>
-          <w:sz w:val="20"/>
-          <w:szCs w:val="20"/>
-        </w:rPr>
-        <w:t>020.</w:t>
-      </w:r>
-      <w:r>
-        <w:rPr>
-          <w:rFonts w:ascii="Arial" w:hAnsi="Arial" w:cs="Arial"/>
-          <w:sz w:val="20"/>
-          <w:szCs w:val="20"/>
-        </w:rPr>
-        <w:t>EQTL</w:t>
-      </w:r>
-      <w:proofErr w:type="gramEnd"/>
-      <w:r>
-        <w:rPr>
-          <w:rFonts w:ascii="Arial" w:hAnsi="Arial" w:cs="Arial"/>
-          <w:sz w:val="20"/>
-          <w:szCs w:val="20"/>
-        </w:rPr>
-        <w:t>.Normas e Padrões</w:t>
+      <w:r>
+        <w:rPr>
+          <w:rFonts w:ascii="Arial" w:hAnsi="Arial" w:cs="Arial"/>
+          <w:sz w:val="20"/>
+          <w:szCs w:val="20"/>
+        </w:rPr>
+        <w:t>NT. 00020.EQTL. Normas</w:t>
+      </w:r>
+      <w:r>
+        <w:rPr>
+          <w:rFonts w:ascii="Arial" w:hAnsi="Arial" w:cs="Arial"/>
+          <w:sz w:val="20"/>
+          <w:szCs w:val="20"/>
+        </w:rPr>
+        <w:t xml:space="preserve"> e Padrões</w:t>
       </w:r>
       <w:r>
         <w:rPr>
@@ -7579,39 +7751,21 @@
         </w:rPr>
         <w:t xml:space="preserve">EQUATORIAL ENERGIA </w:t>
       </w:r>
-      <w:proofErr w:type="gramStart"/>
-      <w:r>
-        <w:rPr>
-          <w:rFonts w:ascii="Arial" w:hAnsi="Arial" w:cs="Arial"/>
-          <w:sz w:val="20"/>
-          <w:szCs w:val="20"/>
-        </w:rPr>
-        <w:t>NT.00</w:t>
-      </w:r>
-      <w:r>
-        <w:rPr>
-          <w:rFonts w:ascii="Arial" w:hAnsi="Arial" w:cs="Arial"/>
-          <w:sz w:val="20"/>
-          <w:szCs w:val="20"/>
-        </w:rPr>
-        <w:t>00</w:t>
-      </w:r>
-      <w:r>
-        <w:rPr>
-          <w:rFonts w:ascii="Arial" w:hAnsi="Arial" w:cs="Arial"/>
-          <w:sz w:val="20"/>
-          <w:szCs w:val="20"/>
-        </w:rPr>
-        <w:t>1.EQTL</w:t>
-      </w:r>
-      <w:proofErr w:type="gramEnd"/>
-      <w:r>
-        <w:rPr>
-          <w:rFonts w:ascii="Arial" w:hAnsi="Arial" w:cs="Arial"/>
-          <w:sz w:val="20"/>
-          <w:szCs w:val="20"/>
-        </w:rPr>
-        <w:t>.Normas e Padrões</w:t>
+      <w:r>
+        <w:rPr>
+          <w:rFonts w:ascii="Arial" w:hAnsi="Arial" w:cs="Arial"/>
+          <w:sz w:val="20"/>
+          <w:szCs w:val="20"/>
+        </w:rPr>
+        <w:t>NT. 00001.EQTL. Normas</w:t>
+      </w:r>
+      <w:r>
+        <w:rPr>
+          <w:rFonts w:ascii="Arial" w:hAnsi="Arial" w:cs="Arial"/>
+          <w:sz w:val="20"/>
+          <w:szCs w:val="20"/>
+        </w:rPr>
+        <w:t xml:space="preserve"> e Padrões</w:t>
       </w:r>
       <w:r>
         <w:rPr>
@@ -7667,39 +7821,21 @@
         </w:rPr>
         <w:t xml:space="preserve">EQUATORIAL ENERGIA </w:t>
       </w:r>
-      <w:proofErr w:type="gramStart"/>
-      <w:r>
-        <w:rPr>
-          <w:rFonts w:ascii="Arial" w:hAnsi="Arial" w:cs="Arial"/>
-          <w:sz w:val="20"/>
-          <w:szCs w:val="20"/>
-        </w:rPr>
-        <w:t>NT.0</w:t>
-      </w:r>
-      <w:r>
-        <w:rPr>
-          <w:rFonts w:ascii="Arial" w:hAnsi="Arial" w:cs="Arial"/>
-          <w:sz w:val="20"/>
-          <w:szCs w:val="20"/>
-        </w:rPr>
-        <w:t>00</w:t>
-      </w:r>
-      <w:r>
-        <w:rPr>
-          <w:rFonts w:ascii="Arial" w:hAnsi="Arial" w:cs="Arial"/>
-          <w:sz w:val="20"/>
-          <w:szCs w:val="20"/>
-        </w:rPr>
-        <w:t>30.EQTL</w:t>
-      </w:r>
-      <w:proofErr w:type="gramEnd"/>
-      <w:r>
-        <w:rPr>
-          <w:rFonts w:ascii="Arial" w:hAnsi="Arial" w:cs="Arial"/>
-          <w:sz w:val="20"/>
-          <w:szCs w:val="20"/>
-        </w:rPr>
-        <w:t>.Normas e Padrões - Padrões Construtivos de Caixas de Medição e Proteção.</w:t>
+      <w:r>
+        <w:rPr>
+          <w:rFonts w:ascii="Arial" w:hAnsi="Arial" w:cs="Arial"/>
+          <w:sz w:val="20"/>
+          <w:szCs w:val="20"/>
+        </w:rPr>
+        <w:t>NT. 00030.EQTL. Normas</w:t>
+      </w:r>
+      <w:r>
+        <w:rPr>
+          <w:rFonts w:ascii="Arial" w:hAnsi="Arial" w:cs="Arial"/>
+          <w:sz w:val="20"/>
+          <w:szCs w:val="20"/>
+        </w:rPr>
+        <w:t xml:space="preserve"> e Padrões - Padrões Construtivos de Caixas de Medição e Proteção.</w:t>
       </w:r>
     </w:p>
     <w:p>
@@ -7871,16 +8007,7 @@
           <w:szCs w:val="20"/>
           <w:lang w:val="en-US"/>
         </w:rPr>
-        <w:t xml:space="preserve">IEC 61727 </w:t>
-      </w:r>
-      <w:r>
-        <w:rPr>
-          <w:rFonts w:ascii="Arial" w:hAnsi="Arial"/>
-          <w:sz w:val="20"/>
-          <w:szCs w:val="20"/>
-          <w:lang w:val="en-US"/>
-        </w:rPr>
-        <w:t>Photovoltaic (PV) Systems - Characteristics of the Utility Interface</w:t>
+        <w:t>IEC 61727 Photovoltaic (PV) Systems - Characteristics of the Utility Interface</w:t>
       </w:r>
     </w:p>
     <w:p>
@@ -8027,9 +8154,15 @@
               </w:rPr>
             </w:pPr>
             <w:r>
+              <w:rPr>
+                <w:rFonts w:ascii="Arial" w:hAnsi="Arial" w:cs="Arial"/>
+              </w:rPr>
               <w:t xml:space="preserve">Número da Conta Contrato: </w:t>
             </w:r>
             <w:r>
+              <w:rPr>
+                <w:rFonts w:ascii="Arial" w:hAnsi="Arial" w:cs="Arial"/>
+              </w:rPr>
               <w:t>{{CONTA_CONTRATO}}</w:t>
             </w:r>
           </w:p>
@@ -8065,9 +8198,15 @@
               </w:rPr>
             </w:pPr>
             <w:r>
+              <w:rPr>
+                <w:rFonts w:ascii="Arial" w:hAnsi="Arial" w:cs="Arial"/>
+              </w:rPr>
               <w:t xml:space="preserve">Classe: </w:t>
             </w:r>
             <w:r>
+              <w:rPr>
+                <w:rFonts w:ascii="Arial" w:hAnsi="Arial" w:cs="Arial"/>
+              </w:rPr>
               <w:t>{{CLASSE}}</w:t>
             </w:r>
           </w:p>
@@ -8103,9 +8242,15 @@
               </w:rPr>
             </w:pPr>
             <w:r>
+              <w:rPr>
+                <w:rFonts w:ascii="Arial" w:hAnsi="Arial" w:cs="Arial"/>
+              </w:rPr>
               <w:t xml:space="preserve">Nome do Titular da CC: </w:t>
             </w:r>
             <w:r>
+              <w:rPr>
+                <w:rFonts w:ascii="Arial" w:hAnsi="Arial" w:cs="Arial"/>
+              </w:rPr>
               <w:t>{{NOME_CLIENTE}}</w:t>
             </w:r>
           </w:p>
@@ -8141,9 +8286,15 @@
               </w:rPr>
             </w:pPr>
             <w:r>
+              <w:rPr>
+                <w:rFonts w:ascii="Arial" w:hAnsi="Arial" w:cs="Arial"/>
+              </w:rPr>
               <w:t xml:space="preserve">Endereço Completo: </w:t>
             </w:r>
             <w:r>
+              <w:rPr>
+                <w:rFonts w:ascii="Arial" w:hAnsi="Arial" w:cs="Arial"/>
+              </w:rPr>
               <w:t>{{ENDERECO_COMPLETO}}</w:t>
             </w:r>
           </w:p>
@@ -8179,6 +8330,9 @@
               </w:rPr>
             </w:pPr>
             <w:r>
+              <w:rPr>
+                <w:rFonts w:ascii="Arial" w:hAnsi="Arial" w:cs="Arial"/>
+              </w:rPr>
               <w:t>Número de identificação do poste e/ou transformador mais próximo: {{NUM_POSTE}}</w:t>
             </w:r>
           </w:p>
@@ -8214,14 +8368,21 @@
               </w:rPr>
             </w:pPr>
             <w:r>
+              <w:rPr>
+                <w:rFonts w:ascii="Arial" w:hAnsi="Arial" w:cs="Arial"/>
+              </w:rPr>
               <w:t xml:space="preserve">Coordenadas </w:t>
             </w:r>
-            <w:proofErr w:type="spellStart"/>
-            <w:r>
-              <w:t>georrefenciadas</w:t>
-            </w:r>
-            <w:proofErr w:type="spellEnd"/>
-            <w:r>
+            <w:r>
+              <w:rPr>
+                <w:rFonts w:ascii="Arial" w:hAnsi="Arial" w:cs="Arial"/>
+              </w:rPr>
+              <w:t>georreferenciadas</w:t>
+            </w:r>
+            <w:r>
+              <w:rPr>
+                <w:rFonts w:ascii="Arial" w:hAnsi="Arial" w:cs="Arial"/>
+              </w:rPr>
               <w:t>: X: {{COORDENADA_UTM_X}} m E, Y: {{COORDENADA_UTM_Y}} m N (Fuso {{FUSO_UTM}})</w:t>
             </w:r>
           </w:p>
@@ -8463,7 +8624,15 @@
       </w:r>
     </w:p>
     <w:p>
-      <w:r>
+      <w:pPr>
+        <w:rPr>
+          <w:rFonts w:ascii="Arial" w:hAnsi="Arial" w:cs="Arial"/>
+        </w:rPr>
+      </w:pPr>
+      <w:r>
+        <w:rPr>
+          <w:rFonts w:ascii="Arial" w:hAnsi="Arial" w:cs="Arial"/>
+        </w:rPr>
         <w:t>{{TABELA_DEMANDA}}</w:t>
       </w:r>
     </w:p>
@@ -8733,39 +8902,37 @@
         </w:rPr>
         <w:t xml:space="preserve"> termomagnético, em conformidade com a norma </w:t>
       </w:r>
-      <w:proofErr w:type="gramStart"/>
-      <w:r>
-        <w:rPr>
-          <w:rFonts w:ascii="Arial" w:hAnsi="Arial" w:cs="Arial"/>
-          <w:sz w:val="20"/>
-          <w:szCs w:val="20"/>
-        </w:rPr>
-        <w:t>NT.0</w:t>
-      </w:r>
-      <w:r>
-        <w:rPr>
-          <w:rFonts w:ascii="Arial" w:hAnsi="Arial" w:cs="Arial"/>
-          <w:sz w:val="20"/>
-          <w:szCs w:val="20"/>
-        </w:rPr>
-        <w:t>00</w:t>
-      </w:r>
-      <w:r>
-        <w:rPr>
-          <w:rFonts w:ascii="Arial" w:hAnsi="Arial" w:cs="Arial"/>
-          <w:sz w:val="20"/>
-          <w:szCs w:val="20"/>
-        </w:rPr>
-        <w:t>01.EQTL</w:t>
-      </w:r>
-      <w:proofErr w:type="gramEnd"/>
-      <w:r>
-        <w:rPr>
-          <w:rFonts w:ascii="Arial" w:hAnsi="Arial" w:cs="Arial"/>
-          <w:sz w:val="20"/>
-          <w:szCs w:val="20"/>
-        </w:rPr>
-        <w:t>.Normas e Padrões da Equatorial Energia, com as seguintes características:</w:t>
+      <w:r>
+        <w:rPr>
+          <w:rFonts w:ascii="Arial" w:hAnsi="Arial" w:cs="Arial"/>
+          <w:sz w:val="20"/>
+          <w:szCs w:val="20"/>
+        </w:rPr>
+        <w:t>NT. 00001.EQTL</w:t>
+      </w:r>
+      <w:r>
+        <w:rPr>
+          <w:rFonts w:ascii="Arial" w:hAnsi="Arial" w:cs="Arial"/>
+          <w:sz w:val="20"/>
+          <w:szCs w:val="20"/>
+        </w:rPr>
+        <w:t>.</w:t>
+      </w:r>
+      <w:r>
+        <w:rPr>
+          <w:rFonts w:ascii="Arial" w:hAnsi="Arial" w:cs="Arial"/>
+          <w:sz w:val="20"/>
+          <w:szCs w:val="20"/>
+        </w:rPr>
+        <w:t xml:space="preserve"> </w:t>
+      </w:r>
+      <w:r>
+        <w:rPr>
+          <w:rFonts w:ascii="Arial" w:hAnsi="Arial" w:cs="Arial"/>
+          <w:sz w:val="20"/>
+          <w:szCs w:val="20"/>
+        </w:rPr>
+        <w:t>Normas e Padrões da Equatorial Energia, com as seguintes características:</w:t>
       </w:r>
     </w:p>
     <w:p>
@@ -8773,12 +8940,12 @@
         <w:spacing w:after="0" w:line="240" w:lineRule="auto"/>
         <w:jc w:val="center"/>
         <w:rPr>
-          <w:rFonts w:ascii="Aptos Narrow" w:hAnsi="Aptos Narrow"/>
-        </w:rPr>
-      </w:pPr>
-      <w:r>
-        <w:rPr>
-          <w:rFonts w:ascii="Aptos Narrow" w:hAnsi="Aptos Narrow"/>
+          <w:rFonts w:ascii="Arial" w:hAnsi="Arial" w:cs="Arial"/>
+        </w:rPr>
+      </w:pPr>
+      <w:r>
+        <w:rPr>
+          <w:rFonts w:ascii="Arial" w:hAnsi="Arial" w:cs="Arial"/>
         </w:rPr>
         <w:t>Disjuntor Termomagnético (</w:t>
       </w:r>
@@ -8800,7 +8967,7 @@
       </w:r>
       <w:r>
         <w:rPr>
-          <w:rFonts w:ascii="Aptos Narrow" w:hAnsi="Aptos Narrow"/>
+          <w:rFonts w:ascii="Arial" w:hAnsi="Arial" w:cs="Arial"/>
         </w:rPr>
         <w:t>A) - Dados Técnicos</w:t>
       </w:r>
@@ -9382,14 +9549,13 @@
         </w:rPr>
         <w:t xml:space="preserve">onde será instalada a </w:t>
       </w:r>
-      <w:proofErr w:type="gramStart"/>
-      <w:r>
-        <w:rPr>
-          <w:rFonts w:ascii="Arial" w:hAnsi="Arial" w:cs="Arial"/>
-          <w:sz w:val="20"/>
-          <w:szCs w:val="20"/>
-        </w:rPr>
-        <w:t>micro</w:t>
+      <w:r>
+        <w:rPr>
+          <w:rFonts w:ascii="Arial" w:hAnsi="Arial" w:cs="Arial"/>
+          <w:sz w:val="20"/>
+          <w:szCs w:val="20"/>
+        </w:rPr>
+        <w:t>microgeração</w:t>
       </w:r>
       <w:r>
         <w:rPr>
@@ -9405,40 +9571,7 @@
           <w:sz w:val="20"/>
           <w:szCs w:val="20"/>
         </w:rPr>
-        <w:t>G</w:t>
-      </w:r>
-      <w:r>
-        <w:rPr>
-          <w:rFonts w:ascii="Arial" w:hAnsi="Arial" w:cs="Arial"/>
-          <w:sz w:val="20"/>
-          <w:szCs w:val="20"/>
-        </w:rPr>
-        <w:t>eração</w:t>
-      </w:r>
-      <w:proofErr w:type="gramEnd"/>
-      <w:r>
-        <w:rPr>
-          <w:rFonts w:ascii="Arial" w:hAnsi="Arial" w:cs="Arial"/>
-          <w:sz w:val="20"/>
-          <w:szCs w:val="20"/>
-        </w:rPr>
-        <w:t xml:space="preserve"> </w:t>
-      </w:r>
-      <w:r>
-        <w:rPr>
-          <w:rFonts w:ascii="Arial" w:hAnsi="Arial" w:cs="Arial"/>
-          <w:sz w:val="20"/>
-          <w:szCs w:val="20"/>
-        </w:rPr>
-        <w:t>D</w:t>
-      </w:r>
-      <w:r>
-        <w:rPr>
-          <w:rFonts w:ascii="Arial" w:hAnsi="Arial" w:cs="Arial"/>
-          <w:sz w:val="20"/>
-          <w:szCs w:val="20"/>
-        </w:rPr>
-        <w:t>istribuída</w:t>
+        <w:t>Distribuída</w:t>
       </w:r>
       <w:r>
         <w:rPr>
@@ -11127,7 +11260,7 @@
           <w:lang w:eastAsia="pt-BR"/>
         </w:rPr>
         <w:pict w14:anchorId="0C6C8710">
-          <v:rect id="_x0000_i1025" style="width:0;height:.75pt" o:hralign="center" o:hrstd="t" o:hrnoshade="t" o:hr="t" fillcolor="#404040" stroked="f"/>
+          <v:rect id="_x0000_i1062" style="width:0;height:.75pt" o:hralign="center" o:hrstd="t" o:hrnoshade="t" o:hr="t" fillcolor="#404040" stroked="f"/>
         </w:pict>
       </w:r>
     </w:p>
@@ -11423,28 +11556,17 @@
     </w:p>
     <w:p>
       <w:pPr>
+        <w:pStyle w:val="PargrafodaLista"/>
         <w:numPr>
           <w:ilvl w:val="1"/>
           <w:numId w:val="5"/>
         </w:numPr>
-        <w:shd w:val="clear" w:color="auto" w:fill="FFFFFF"/>
-        <w:spacing w:after="0" w:line="429" w:lineRule="atLeast"/>
-        <w:rPr>
-          <w:rFonts w:ascii="Arial" w:eastAsia="Times New Roman" w:hAnsi="Arial" w:cs="Arial"/>
-          <w:bCs/>
-          <w:color w:val="404040"/>
-          <w:sz w:val="20"/>
-          <w:szCs w:val="20"/>
+        <w:rPr>
           <w:lang w:eastAsia="pt-BR"/>
         </w:rPr>
       </w:pPr>
       <w:r>
         <w:rPr>
-          <w:rFonts w:ascii="Arial" w:eastAsia="Times New Roman" w:hAnsi="Arial" w:cs="Arial"/>
-          <w:bCs/>
-          <w:color w:val="404040"/>
-          <w:sz w:val="20"/>
-          <w:szCs w:val="20"/>
           <w:lang w:eastAsia="pt-BR"/>
         </w:rPr>
         <w:t>Tensão Nominal: 275 V (compatível com rede monofásica 220 V).</w:t>
@@ -11452,28 +11574,17 @@
     </w:p>
     <w:p>
       <w:pPr>
+        <w:pStyle w:val="PargrafodaLista"/>
         <w:numPr>
           <w:ilvl w:val="1"/>
           <w:numId w:val="5"/>
         </w:numPr>
-        <w:shd w:val="clear" w:color="auto" w:fill="FFFFFF"/>
-        <w:spacing w:after="0" w:line="429" w:lineRule="atLeast"/>
-        <w:rPr>
-          <w:rFonts w:ascii="Arial" w:eastAsia="Times New Roman" w:hAnsi="Arial" w:cs="Arial"/>
-          <w:bCs/>
-          <w:color w:val="404040"/>
-          <w:sz w:val="20"/>
-          <w:szCs w:val="20"/>
+        <w:rPr>
           <w:lang w:eastAsia="pt-BR"/>
         </w:rPr>
       </w:pPr>
       <w:r>
         <w:rPr>
-          <w:rFonts w:ascii="Arial" w:eastAsia="Times New Roman" w:hAnsi="Arial" w:cs="Arial"/>
-          <w:bCs/>
-          <w:color w:val="404040"/>
-          <w:sz w:val="20"/>
-          <w:szCs w:val="20"/>
           <w:lang w:eastAsia="pt-BR"/>
         </w:rPr>
         <w:lastRenderedPageBreak/>
@@ -11481,22 +11592,12 @@
       </w:r>
       <w:r>
         <w:rPr>
-          <w:rFonts w:ascii="Arial" w:eastAsia="Times New Roman" w:hAnsi="Arial" w:cs="Arial"/>
-          <w:bCs/>
-          <w:color w:val="404040"/>
-          <w:sz w:val="20"/>
-          <w:szCs w:val="20"/>
           <w:lang w:eastAsia="pt-BR"/>
         </w:rPr>
         <w:t xml:space="preserve">ou superior </w:t>
       </w:r>
       <w:r>
         <w:rPr>
-          <w:rFonts w:ascii="Arial" w:eastAsia="Times New Roman" w:hAnsi="Arial" w:cs="Arial"/>
-          <w:bCs/>
-          <w:color w:val="404040"/>
-          <w:sz w:val="20"/>
-          <w:szCs w:val="20"/>
           <w:lang w:eastAsia="pt-BR"/>
         </w:rPr>
         <w:t>(proteção contra surtos atmosféricos e internos).</w:t>
@@ -11504,28 +11605,17 @@
     </w:p>
     <w:p>
       <w:pPr>
+        <w:pStyle w:val="PargrafodaLista"/>
         <w:numPr>
           <w:ilvl w:val="1"/>
           <w:numId w:val="5"/>
         </w:numPr>
-        <w:shd w:val="clear" w:color="auto" w:fill="FFFFFF"/>
-        <w:spacing w:after="0" w:line="429" w:lineRule="atLeast"/>
-        <w:rPr>
-          <w:rFonts w:ascii="Arial" w:eastAsia="Times New Roman" w:hAnsi="Arial" w:cs="Arial"/>
-          <w:bCs/>
-          <w:color w:val="404040"/>
-          <w:sz w:val="20"/>
-          <w:szCs w:val="20"/>
+        <w:rPr>
           <w:lang w:eastAsia="pt-BR"/>
         </w:rPr>
       </w:pPr>
       <w:r>
         <w:rPr>
-          <w:rFonts w:ascii="Arial" w:eastAsia="Times New Roman" w:hAnsi="Arial" w:cs="Arial"/>
-          <w:bCs/>
-          <w:color w:val="404040"/>
-          <w:sz w:val="20"/>
-          <w:szCs w:val="20"/>
           <w:lang w:eastAsia="pt-BR"/>
         </w:rPr>
         <w:t>Instalação: Conectado ao QDCA, garantindo proteção do inversor e circuitos críticos.</w:t>
@@ -11533,28 +11623,17 @@
     </w:p>
     <w:p>
       <w:pPr>
+        <w:pStyle w:val="PargrafodaLista"/>
         <w:numPr>
           <w:ilvl w:val="1"/>
           <w:numId w:val="5"/>
         </w:numPr>
-        <w:shd w:val="clear" w:color="auto" w:fill="FFFFFF"/>
-        <w:spacing w:after="0" w:line="429" w:lineRule="atLeast"/>
-        <w:rPr>
-          <w:rFonts w:ascii="Arial" w:eastAsia="Times New Roman" w:hAnsi="Arial" w:cs="Arial"/>
-          <w:bCs/>
-          <w:color w:val="404040"/>
-          <w:sz w:val="20"/>
-          <w:szCs w:val="20"/>
+        <w:rPr>
           <w:lang w:eastAsia="pt-BR"/>
         </w:rPr>
       </w:pPr>
       <w:r>
         <w:rPr>
-          <w:rFonts w:ascii="Arial" w:eastAsia="Times New Roman" w:hAnsi="Arial" w:cs="Arial"/>
-          <w:bCs/>
-          <w:color w:val="404040"/>
-          <w:sz w:val="20"/>
-          <w:szCs w:val="20"/>
           <w:lang w:eastAsia="pt-BR"/>
         </w:rPr>
         <w:t>Norma de Referência: ABNT NBR 5419 (proteção contra descargas atmosféricas).</w:t>
@@ -11562,32 +11641,23 @@
     </w:p>
     <w:p>
       <w:pPr>
-        <w:shd w:val="clear" w:color="auto" w:fill="FFFFFF"/>
-        <w:spacing w:before="206" w:after="0" w:line="429" w:lineRule="atLeast"/>
-        <w:rPr>
-          <w:rFonts w:ascii="Arial" w:eastAsia="Times New Roman" w:hAnsi="Arial" w:cs="Arial"/>
-          <w:color w:val="404040"/>
-          <w:sz w:val="20"/>
-          <w:szCs w:val="20"/>
+        <w:pStyle w:val="PargrafodaLista"/>
+        <w:numPr>
+          <w:ilvl w:val="1"/>
+          <w:numId w:val="5"/>
+        </w:numPr>
+        <w:rPr>
           <w:lang w:eastAsia="pt-BR"/>
         </w:rPr>
       </w:pPr>
       <w:r>
         <w:rPr>
-          <w:rFonts w:ascii="Arial" w:eastAsia="Times New Roman" w:hAnsi="Arial" w:cs="Arial"/>
-          <w:color w:val="404040"/>
-          <w:sz w:val="20"/>
-          <w:szCs w:val="20"/>
           <w:lang w:eastAsia="pt-BR"/>
         </w:rPr>
         <w:t>Nota: O DPS foi selecionado para atender aos cenários de surto mais críticos previstos na região, conforme mapa de densidade de raios do INPE.</w:t>
       </w:r>
       <w:r>
         <w:rPr>
-          <w:rFonts w:ascii="Arial" w:eastAsia="Times New Roman" w:hAnsi="Arial" w:cs="Arial"/>
-          <w:color w:val="404040"/>
-          <w:sz w:val="20"/>
-          <w:szCs w:val="20"/>
           <w:lang w:eastAsia="pt-BR"/>
         </w:rPr>
         <w:br/>
@@ -11631,51 +11701,56 @@
       <w:pPr>
         <w:spacing w:line="360" w:lineRule="auto"/>
         <w:jc w:val="both"/>
-      </w:pPr>
-      <w:r>
+        <w:rPr>
+          <w:rFonts w:ascii="Arial" w:hAnsi="Arial" w:cs="Arial"/>
+        </w:rPr>
+      </w:pPr>
+      <w:r>
+        <w:rPr>
+          <w:rFonts w:ascii="Arial" w:hAnsi="Arial" w:cs="Arial"/>
+        </w:rPr>
         <w:t>{{</w:t>
       </w:r>
       <w:proofErr w:type="spellStart"/>
       <w:r>
+        <w:rPr>
+          <w:rFonts w:ascii="Arial" w:hAnsi="Arial" w:cs="Arial"/>
+        </w:rPr>
         <w:t>Texto_caixa</w:t>
       </w:r>
       <w:proofErr w:type="spellEnd"/>
       <w:r>
+        <w:rPr>
+          <w:rFonts w:ascii="Arial" w:hAnsi="Arial" w:cs="Arial"/>
+        </w:rPr>
         <w:t>}}</w:t>
       </w:r>
     </w:p>
     <w:p>
       <w:pPr>
-        <w:pStyle w:val="ds-markdown-paragraph"/>
+        <w:pStyle w:val="PargrafodaLista"/>
         <w:numPr>
           <w:ilvl w:val="0"/>
-          <w:numId w:val="7"/>
+          <w:numId w:val="45"/>
         </w:numPr>
-        <w:shd w:val="clear" w:color="auto" w:fill="FFFFFF"/>
-        <w:spacing w:before="0" w:beforeAutospacing="0" w:after="0" w:afterAutospacing="0" w:line="429" w:lineRule="atLeast"/>
-        <w:rPr>
+        <w:jc w:val="both"/>
+        <w:rPr>
+          <w:rFonts w:ascii="Arial" w:hAnsi="Arial" w:cs="Arial"/>
+        </w:rPr>
+      </w:pPr>
+      <w:r>
+        <w:rPr>
+          <w:rStyle w:val="Forte"/>
           <w:rFonts w:ascii="Arial" w:hAnsi="Arial" w:cs="Arial"/>
           <w:color w:val="404040"/>
           <w:sz w:val="20"/>
           <w:szCs w:val="20"/>
         </w:rPr>
-      </w:pPr>
-      <w:r>
-        <w:rPr>
-          <w:rStyle w:val="Forte"/>
-          <w:rFonts w:ascii="Arial" w:hAnsi="Arial" w:cs="Arial"/>
-          <w:color w:val="404040"/>
-          <w:sz w:val="20"/>
-          <w:szCs w:val="20"/>
-        </w:rPr>
         <w:t>Acessibilidade</w:t>
       </w:r>
       <w:r>
         <w:rPr>
           <w:rFonts w:ascii="Arial" w:hAnsi="Arial" w:cs="Arial"/>
-          <w:color w:val="404040"/>
-          <w:sz w:val="20"/>
-          <w:szCs w:val="20"/>
         </w:rPr>
         <w:t xml:space="preserve"> (item 5.1.2 da </w:t>
       </w:r>
@@ -11683,9 +11758,6 @@
       <w:r>
         <w:rPr>
           <w:rFonts w:ascii="Arial" w:hAnsi="Arial" w:cs="Arial"/>
-          <w:color w:val="404040"/>
-          <w:sz w:val="20"/>
-          <w:szCs w:val="20"/>
         </w:rPr>
         <w:t>NT.00001.EQTL</w:t>
       </w:r>
@@ -11693,45 +11765,35 @@
       <w:r>
         <w:rPr>
           <w:rFonts w:ascii="Arial" w:hAnsi="Arial" w:cs="Arial"/>
-          <w:color w:val="404040"/>
-          <w:sz w:val="20"/>
-          <w:szCs w:val="20"/>
         </w:rPr>
         <w:t>);</w:t>
       </w:r>
     </w:p>
     <w:p>
       <w:pPr>
-        <w:pStyle w:val="ds-markdown-paragraph"/>
+        <w:pStyle w:val="PargrafodaLista"/>
         <w:numPr>
           <w:ilvl w:val="0"/>
-          <w:numId w:val="7"/>
+          <w:numId w:val="45"/>
         </w:numPr>
-        <w:shd w:val="clear" w:color="auto" w:fill="FFFFFF"/>
-        <w:spacing w:before="0" w:beforeAutospacing="0" w:after="0" w:afterAutospacing="0" w:line="429" w:lineRule="atLeast"/>
-        <w:rPr>
+        <w:jc w:val="both"/>
+        <w:rPr>
+          <w:rFonts w:ascii="Arial" w:hAnsi="Arial" w:cs="Arial"/>
+        </w:rPr>
+      </w:pPr>
+      <w:r>
+        <w:rPr>
+          <w:rStyle w:val="Forte"/>
           <w:rFonts w:ascii="Arial" w:hAnsi="Arial" w:cs="Arial"/>
           <w:color w:val="404040"/>
           <w:sz w:val="20"/>
           <w:szCs w:val="20"/>
         </w:rPr>
-      </w:pPr>
-      <w:r>
-        <w:rPr>
-          <w:rStyle w:val="Forte"/>
-          <w:rFonts w:ascii="Arial" w:hAnsi="Arial" w:cs="Arial"/>
-          <w:color w:val="404040"/>
-          <w:sz w:val="20"/>
-          <w:szCs w:val="20"/>
-        </w:rPr>
         <w:t>Segurança</w:t>
       </w:r>
       <w:r>
         <w:rPr>
           <w:rFonts w:ascii="Arial" w:hAnsi="Arial" w:cs="Arial"/>
-          <w:color w:val="404040"/>
-          <w:sz w:val="20"/>
-          <w:szCs w:val="20"/>
         </w:rPr>
         <w:t xml:space="preserve"> (distância mínima de 1,5 m do solo - item 4.3 da </w:t>
       </w:r>
@@ -11739,9 +11801,6 @@
       <w:r>
         <w:rPr>
           <w:rFonts w:ascii="Arial" w:hAnsi="Arial" w:cs="Arial"/>
-          <w:color w:val="404040"/>
-          <w:sz w:val="20"/>
-          <w:szCs w:val="20"/>
         </w:rPr>
         <w:t>NT.00030.EQTL</w:t>
       </w:r>
@@ -11749,45 +11808,35 @@
       <w:r>
         <w:rPr>
           <w:rFonts w:ascii="Arial" w:hAnsi="Arial" w:cs="Arial"/>
-          <w:color w:val="404040"/>
-          <w:sz w:val="20"/>
-          <w:szCs w:val="20"/>
         </w:rPr>
         <w:t>);</w:t>
       </w:r>
     </w:p>
     <w:p>
       <w:pPr>
-        <w:pStyle w:val="ds-markdown-paragraph"/>
+        <w:pStyle w:val="PargrafodaLista"/>
         <w:numPr>
           <w:ilvl w:val="0"/>
-          <w:numId w:val="7"/>
+          <w:numId w:val="45"/>
         </w:numPr>
-        <w:shd w:val="clear" w:color="auto" w:fill="FFFFFF"/>
-        <w:spacing w:before="0" w:beforeAutospacing="0" w:after="0" w:afterAutospacing="0" w:line="429" w:lineRule="atLeast"/>
-        <w:rPr>
+        <w:jc w:val="both"/>
+        <w:rPr>
+          <w:rFonts w:ascii="Arial" w:hAnsi="Arial" w:cs="Arial"/>
+        </w:rPr>
+      </w:pPr>
+      <w:r>
+        <w:rPr>
+          <w:rStyle w:val="Forte"/>
           <w:rFonts w:ascii="Arial" w:hAnsi="Arial" w:cs="Arial"/>
           <w:color w:val="404040"/>
           <w:sz w:val="20"/>
           <w:szCs w:val="20"/>
         </w:rPr>
-      </w:pPr>
-      <w:r>
-        <w:rPr>
-          <w:rStyle w:val="Forte"/>
-          <w:rFonts w:ascii="Arial" w:hAnsi="Arial" w:cs="Arial"/>
-          <w:color w:val="404040"/>
-          <w:sz w:val="20"/>
-          <w:szCs w:val="20"/>
-        </w:rPr>
         <w:t>Identificação</w:t>
       </w:r>
       <w:r>
         <w:rPr>
           <w:rFonts w:ascii="Arial" w:hAnsi="Arial" w:cs="Arial"/>
-          <w:color w:val="404040"/>
-          <w:sz w:val="20"/>
-          <w:szCs w:val="20"/>
         </w:rPr>
         <w:t xml:space="preserve"> (com lacre e selo da concessionária, conforme item 6.4 da </w:t>
       </w:r>
@@ -11795,9 +11844,6 @@
       <w:r>
         <w:rPr>
           <w:rFonts w:ascii="Arial" w:hAnsi="Arial" w:cs="Arial"/>
-          <w:color w:val="404040"/>
-          <w:sz w:val="20"/>
-          <w:szCs w:val="20"/>
         </w:rPr>
         <w:t>NT.00001.EQTL</w:t>
       </w:r>
@@ -11805,9 +11851,6 @@
       <w:r>
         <w:rPr>
           <w:rFonts w:ascii="Arial" w:hAnsi="Arial" w:cs="Arial"/>
-          <w:color w:val="404040"/>
-          <w:sz w:val="20"/>
-          <w:szCs w:val="20"/>
         </w:rPr>
         <w:t>).</w:t>
       </w:r>
@@ -11848,72 +11891,56 @@
     </w:p>
     <w:p>
       <w:pPr>
-        <w:pStyle w:val="ds-markdown-paragraph"/>
+        <w:pStyle w:val="PargrafodaLista"/>
         <w:numPr>
           <w:ilvl w:val="0"/>
-          <w:numId w:val="8"/>
+          <w:numId w:val="44"/>
         </w:numPr>
-        <w:shd w:val="clear" w:color="auto" w:fill="FFFFFF"/>
-        <w:spacing w:before="0" w:beforeAutospacing="0" w:after="0" w:afterAutospacing="0" w:line="429" w:lineRule="atLeast"/>
-        <w:rPr>
+        <w:rPr>
+          <w:rFonts w:ascii="Arial" w:hAnsi="Arial" w:cs="Arial"/>
+        </w:rPr>
+      </w:pPr>
+      <w:r>
+        <w:rPr>
+          <w:rStyle w:val="Forte"/>
           <w:rFonts w:ascii="Arial" w:hAnsi="Arial" w:cs="Arial"/>
           <w:color w:val="404040"/>
           <w:sz w:val="20"/>
           <w:szCs w:val="20"/>
         </w:rPr>
-      </w:pPr>
-      <w:r>
-        <w:rPr>
-          <w:rStyle w:val="Forte"/>
-          <w:rFonts w:ascii="Arial" w:hAnsi="Arial" w:cs="Arial"/>
-          <w:color w:val="404040"/>
-          <w:sz w:val="20"/>
-          <w:szCs w:val="20"/>
-        </w:rPr>
         <w:t>Configuração:</w:t>
       </w:r>
       <w:r>
         <w:rPr>
           <w:rFonts w:ascii="Arial" w:hAnsi="Arial" w:cs="Arial"/>
-          <w:color w:val="404040"/>
-          <w:sz w:val="20"/>
-          <w:szCs w:val="20"/>
         </w:rPr>
         <w:t> 1 haste de aterramento tipo cantoneira zincada por imersão a quente, com 2.000 mm de comprimento;</w:t>
       </w:r>
     </w:p>
     <w:p>
       <w:pPr>
-        <w:pStyle w:val="ds-markdown-paragraph"/>
+        <w:pStyle w:val="PargrafodaLista"/>
         <w:numPr>
           <w:ilvl w:val="0"/>
-          <w:numId w:val="8"/>
+          <w:numId w:val="44"/>
         </w:numPr>
-        <w:shd w:val="clear" w:color="auto" w:fill="FFFFFF"/>
-        <w:spacing w:before="0" w:beforeAutospacing="0" w:after="0" w:afterAutospacing="0" w:line="429" w:lineRule="atLeast"/>
-        <w:rPr>
+        <w:rPr>
+          <w:rFonts w:ascii="Arial" w:hAnsi="Arial" w:cs="Arial"/>
+        </w:rPr>
+      </w:pPr>
+      <w:r>
+        <w:rPr>
+          <w:rStyle w:val="Forte"/>
           <w:rFonts w:ascii="Arial" w:hAnsi="Arial" w:cs="Arial"/>
           <w:color w:val="404040"/>
           <w:sz w:val="20"/>
           <w:szCs w:val="20"/>
         </w:rPr>
-      </w:pPr>
-      <w:r>
-        <w:rPr>
-          <w:rStyle w:val="Forte"/>
-          <w:rFonts w:ascii="Arial" w:hAnsi="Arial" w:cs="Arial"/>
-          <w:color w:val="404040"/>
-          <w:sz w:val="20"/>
-          <w:szCs w:val="20"/>
-        </w:rPr>
         <w:t>Condutor:</w:t>
       </w:r>
       <w:r>
         <w:rPr>
           <w:rFonts w:ascii="Arial" w:hAnsi="Arial" w:cs="Arial"/>
-          <w:color w:val="404040"/>
-          <w:sz w:val="20"/>
-          <w:szCs w:val="20"/>
         </w:rPr>
         <w:t xml:space="preserve"> Cobre nu 10 mm², interligado via conector tipo fendido (item 7.2.1 da </w:t>
       </w:r>
@@ -11921,9 +11948,6 @@
       <w:r>
         <w:rPr>
           <w:rFonts w:ascii="Arial" w:hAnsi="Arial" w:cs="Arial"/>
-          <w:color w:val="404040"/>
-          <w:sz w:val="20"/>
-          <w:szCs w:val="20"/>
         </w:rPr>
         <w:t>NT.00001.EQTL</w:t>
       </w:r>
@@ -11931,45 +11955,34 @@
       <w:r>
         <w:rPr>
           <w:rFonts w:ascii="Arial" w:hAnsi="Arial" w:cs="Arial"/>
-          <w:color w:val="404040"/>
-          <w:sz w:val="20"/>
-          <w:szCs w:val="20"/>
         </w:rPr>
         <w:t>);</w:t>
       </w:r>
     </w:p>
     <w:p>
       <w:pPr>
-        <w:pStyle w:val="ds-markdown-paragraph"/>
+        <w:pStyle w:val="PargrafodaLista"/>
         <w:numPr>
           <w:ilvl w:val="0"/>
-          <w:numId w:val="8"/>
+          <w:numId w:val="44"/>
         </w:numPr>
-        <w:shd w:val="clear" w:color="auto" w:fill="FFFFFF"/>
-        <w:spacing w:before="0" w:beforeAutospacing="0" w:after="0" w:afterAutospacing="0" w:line="429" w:lineRule="atLeast"/>
-        <w:rPr>
+        <w:rPr>
+          <w:rFonts w:ascii="Arial" w:hAnsi="Arial" w:cs="Arial"/>
+        </w:rPr>
+      </w:pPr>
+      <w:r>
+        <w:rPr>
+          <w:rStyle w:val="Forte"/>
           <w:rFonts w:ascii="Arial" w:hAnsi="Arial" w:cs="Arial"/>
           <w:color w:val="404040"/>
           <w:sz w:val="20"/>
           <w:szCs w:val="20"/>
         </w:rPr>
-      </w:pPr>
-      <w:r>
-        <w:rPr>
-          <w:rStyle w:val="Forte"/>
-          <w:rFonts w:ascii="Arial" w:hAnsi="Arial" w:cs="Arial"/>
-          <w:color w:val="404040"/>
-          <w:sz w:val="20"/>
-          <w:szCs w:val="20"/>
-        </w:rPr>
         <w:t>Resistência de aterramento:</w:t>
       </w:r>
       <w:r>
         <w:rPr>
           <w:rFonts w:ascii="Arial" w:hAnsi="Arial" w:cs="Arial"/>
-          <w:color w:val="404040"/>
-          <w:sz w:val="20"/>
-          <w:szCs w:val="20"/>
         </w:rPr>
         <w:t> ≤ 10 Ω (ABNT NBR 5410:2004, item 5.1.3.2).</w:t>
       </w:r>
@@ -12073,104 +12086,118 @@
       <w:r>
         <w:t>{{DESCRICAO_CIRCUITO_PADRAO}}</w:t>
       </w:r>
-      <w:r>
-        <w:br/>
-      </w:r>
     </w:p>
     <w:p>
       <w:r>
-        <w:t>Condutores:</w:t>
+        <w:rPr>
+          <w:rStyle w:val="font-semibold"/>
+          <w:rFonts w:ascii="Arial" w:hAnsi="Arial" w:cs="Arial"/>
+        </w:rPr>
+        <w:t>• Condutores:</w:t>
       </w:r>
     </w:p>
     <w:p>
       <w:r>
-        <w:t>O ramal de entrada da unidade consumidora é constituído por:</w:t>
+        <w:t xml:space="preserve">Fase: {{BITOLA_CABO_PADRAO}} por condutor, cobre, isolação PVC (conforme item 5.2.1 da </w:t>
+      </w:r>
+      <w:proofErr w:type="gramStart"/>
+      <w:r>
+        <w:t>NT.00001.EQTL</w:t>
+      </w:r>
+      <w:proofErr w:type="gramEnd"/>
+      <w:r>
+        <w:t>), totalizando {{QTD_CONDUTORES_FASE}} condutores fase.</w:t>
       </w:r>
     </w:p>
     <w:p>
       <w:r>
-        <w:t>{{DESCRICAO_CIRCUITO_PADRAO}}</w:t>
+        <w:t>Neutro: {{BITOLA_CABO_PADRAO}} (mesma bitola dos condutores fase, conforme NBR 5410 para circuitos trifásicos com seção até 25 mm²).</w:t>
       </w:r>
     </w:p>
     <w:p>
       <w:r>
-        <w:rPr>
-          <w:rStyle w:val="font-semibold"/>
-        </w:rPr>
-        <w:t>• Condutores:</w:t>
+        <w:t xml:space="preserve">Tensão nominal: {{DESCRICAO_TENSAO_ATENDIMENTO}}, atendendo à tabela 5.1 da </w:t>
+      </w:r>
+      <w:proofErr w:type="gramStart"/>
+      <w:r>
+        <w:t>NT.00001.EQTL</w:t>
+      </w:r>
+      <w:proofErr w:type="gramEnd"/>
+      <w:r>
+        <w:t>.</w:t>
       </w:r>
     </w:p>
     <w:p>
       <w:r>
-        <w:t xml:space="preserve">Fase: {{BITOLA_CABO_PADRAO}} por condutor, cobre, isolação PVC (conforme item 5.2.1 da </w:t>
-      </w:r>
-      <w:proofErr w:type="gramStart"/>
-      <w:r>
-        <w:t>NT.00001.EQTL</w:t>
-      </w:r>
-      <w:proofErr w:type="gramEnd"/>
-      <w:r>
-        <w:t>), totalizando {{QTD_CONDUTORES_FASE}} condutores fase.</w:t>
+        <w:rPr>
+          <w:rStyle w:val="font-semibold"/>
+          <w:rFonts w:ascii="Arial" w:hAnsi="Arial" w:cs="Arial"/>
+        </w:rPr>
+        <w:t>• Proteção:</w:t>
+      </w:r>
+      <w:r>
+        <w:t> {{DESCRICAO_DISJUNTOR_PADRAO}} {{CORRENTE_ENTRADA}} A (curva {{CURVA_ATUACAO_DISJUNTOR}}), conforme item 6.2.4 da mesma norma.</w:t>
       </w:r>
     </w:p>
     <w:p>
-      <w:r>
-        <w:lastRenderedPageBreak/>
-        <w:t>Neutro: {{BITOLA_CABO_PADRAO}} (mesma bitola dos condutores fase, conforme NBR 5410 para circuitos trifásicos com seção até 25 mm²).</w:t>
+      <w:pPr>
+        <w:rPr>
+          <w:rFonts w:ascii="Arial" w:hAnsi="Arial" w:cs="Arial"/>
+        </w:rPr>
+      </w:pPr>
+      <w:r>
+        <w:rPr>
+          <w:rFonts w:ascii="Arial" w:hAnsi="Arial" w:cs="Arial"/>
+        </w:rPr>
+        <w:t>Conformidade:</w:t>
       </w:r>
     </w:p>
     <w:p>
-      <w:r>
-        <w:t xml:space="preserve">Tensão nominal: {{DESCRICAO_TENSAO_ATENDIMENTO}}, atendendo à tabela 5.1 da </w:t>
-      </w:r>
-      <w:proofErr w:type="gramStart"/>
-      <w:r>
-        <w:t>NT.00001.EQTL</w:t>
-      </w:r>
-      <w:proofErr w:type="gramEnd"/>
-      <w:r>
-        <w:t>.</w:t>
+      <w:pPr>
+        <w:rPr>
+          <w:rFonts w:ascii="Arial" w:hAnsi="Arial" w:cs="Arial"/>
+        </w:rPr>
+      </w:pPr>
+      <w:r>
+        <w:rPr>
+          <w:rFonts w:ascii="Arial" w:hAnsi="Arial" w:cs="Arial"/>
+        </w:rPr>
+        <w:t>Atende ao PRODIST Módulo 3 (item 3.7.2.1 para ramais de baixa tensão).</w:t>
       </w:r>
     </w:p>
     <w:p>
-      <w:r>
-        <w:rPr>
-          <w:rStyle w:val="font-semibold"/>
-        </w:rPr>
-        <w:t>• Proteção:</w:t>
-      </w:r>
-      <w:r>
-        <w:t> {{DESCRICAO_DISJUNTOR_PADRAO}} {{CORRENTE_ENTRADA}} A (curva {{CURVA_ATUACAO_DISJUNTOR}}), conforme item 6.2.4 da mesma norma.</w:t>
-      </w:r>
-    </w:p>
-    <w:p/>
-    <w:p/>
-    <w:p>
-      <w:r>
-        <w:t>Conformidade:</w:t>
+      <w:pPr>
+        <w:rPr>
+          <w:rFonts w:ascii="Arial" w:hAnsi="Arial" w:cs="Arial"/>
+        </w:rPr>
+      </w:pPr>
+      <w:r>
+        <w:rPr>
+          <w:rFonts w:ascii="Arial" w:hAnsi="Arial" w:cs="Arial"/>
+        </w:rPr>
+        <w:t>Compatível com o padrão de entrada trifásico da Equatorial Goiás (</w:t>
+      </w:r>
+      <w:proofErr w:type="gramStart"/>
+      <w:r>
+        <w:rPr>
+          <w:rFonts w:ascii="Arial" w:hAnsi="Arial" w:cs="Arial"/>
+        </w:rPr>
+        <w:t>NT.00001.EQTL</w:t>
+      </w:r>
+      <w:proofErr w:type="gramEnd"/>
+      <w:r>
+        <w:rPr>
+          <w:rFonts w:ascii="Arial" w:hAnsi="Arial" w:cs="Arial"/>
+        </w:rPr>
+        <w:t>, seção 5).</w:t>
       </w:r>
     </w:p>
     <w:p>
-      <w:r>
-        <w:t>Atende ao PRODIST Módulo 3 (item 3.7.2.1 para ramais de baixa tensão).</w:t>
-      </w:r>
-    </w:p>
-    <w:p>
-      <w:r>
-        <w:t>Compatível com o padrão de entrada trifásico da Equatorial Goiás (</w:t>
-      </w:r>
-      <w:proofErr w:type="gramStart"/>
-      <w:r>
-        <w:t>NT.00001.EQTL</w:t>
-      </w:r>
-      <w:proofErr w:type="gramEnd"/>
-      <w:r>
-        <w:t>, seção 5).</w:t>
-      </w:r>
-    </w:p>
-    <w:p>
       <w:pPr>
         <w:ind w:firstLine="360"/>
+        <w:rPr>
+          <w:rFonts w:ascii="Arial" w:hAnsi="Arial" w:cs="Arial"/>
+        </w:rPr>
       </w:pPr>
     </w:p>
     <w:p>
@@ -12206,6 +12233,7 @@
           <w:sz w:val="20"/>
           <w:szCs w:val="20"/>
         </w:rPr>
+        <w:lastRenderedPageBreak/>
         <w:t>ESTIMATIVA DE GERAÇÃO</w:t>
       </w:r>
       <w:bookmarkEnd w:id="12"/>
@@ -12280,16 +12308,6 @@
           <w:szCs w:val="20"/>
         </w:rPr>
         <w:br/>
-      </w:r>
-      <w:r>
-        <w:rPr>
-          <w:rFonts w:ascii="Arial" w:hAnsi="Arial" w:cs="Arial"/>
-          <w:b/>
-          <w:bCs/>
-          <w:color w:val="404040"/>
-          <w:sz w:val="20"/>
-          <w:szCs w:val="20"/>
-        </w:rPr>
         <w:t>MÓDULOS FOTOVOLTAICOS - ESPECIFICAÇÕES TÉCNICAS</w:t>
       </w:r>
     </w:p>
@@ -12314,8 +12332,8 @@
         <w:tblLook w:val="04A0" w:firstRow="1" w:lastRow="0" w:firstColumn="1" w:lastColumn="0" w:noHBand="0" w:noVBand="1"/>
       </w:tblPr>
       <w:tblGrid>
-        <w:gridCol w:w="3697"/>
-        <w:gridCol w:w="3047"/>
+        <w:gridCol w:w="4179"/>
+        <w:gridCol w:w="3714"/>
       </w:tblGrid>
       <w:tr>
         <w:trPr>
@@ -12332,12 +12350,14 @@
             <w:pPr>
               <w:spacing w:after="0"/>
               <w:rPr>
+                <w:rFonts w:ascii="Arial" w:hAnsi="Arial" w:cs="Arial"/>
                 <w:b/>
                 <w:bCs/>
               </w:rPr>
             </w:pPr>
             <w:r>
               <w:rPr>
+                <w:rFonts w:ascii="Arial" w:hAnsi="Arial" w:cs="Arial"/>
                 <w:b/>
                 <w:bCs/>
               </w:rPr>
@@ -12355,12 +12375,14 @@
             <w:pPr>
               <w:spacing w:after="0"/>
               <w:rPr>
+                <w:rFonts w:ascii="Arial" w:hAnsi="Arial" w:cs="Arial"/>
                 <w:b/>
                 <w:bCs/>
               </w:rPr>
             </w:pPr>
             <w:r>
               <w:rPr>
+                <w:rFonts w:ascii="Arial" w:hAnsi="Arial" w:cs="Arial"/>
                 <w:b/>
                 <w:bCs/>
               </w:rPr>
@@ -12383,12 +12405,14 @@
             <w:pPr>
               <w:spacing w:after="0"/>
               <w:rPr>
+                <w:rFonts w:ascii="Arial" w:hAnsi="Arial" w:cs="Arial"/>
                 <w:b/>
                 <w:bCs/>
               </w:rPr>
             </w:pPr>
             <w:r>
               <w:rPr>
+                <w:rFonts w:ascii="Arial" w:hAnsi="Arial" w:cs="Arial"/>
                 <w:b/>
                 <w:bCs/>
               </w:rPr>
@@ -12405,8 +12429,14 @@
           <w:p>
             <w:pPr>
               <w:spacing w:after="0"/>
+              <w:rPr>
+                <w:rFonts w:ascii="Arial" w:hAnsi="Arial" w:cs="Arial"/>
+              </w:rPr>
             </w:pPr>
             <w:r>
+              <w:rPr>
+                <w:rFonts w:ascii="Arial" w:hAnsi="Arial" w:cs="Arial"/>
+              </w:rPr>
               <w:t>{{FABRICANTE_MODULO}}</w:t>
             </w:r>
           </w:p>
@@ -12426,12 +12456,14 @@
             <w:pPr>
               <w:spacing w:after="0"/>
               <w:rPr>
+                <w:rFonts w:ascii="Arial" w:hAnsi="Arial" w:cs="Arial"/>
                 <w:b/>
                 <w:bCs/>
               </w:rPr>
             </w:pPr>
             <w:r>
               <w:rPr>
+                <w:rFonts w:ascii="Arial" w:hAnsi="Arial" w:cs="Arial"/>
                 <w:b/>
                 <w:bCs/>
               </w:rPr>
@@ -12440,6 +12472,7 @@
             <w:proofErr w:type="spellStart"/>
             <w:r>
               <w:rPr>
+                <w:rFonts w:ascii="Arial" w:hAnsi="Arial" w:cs="Arial"/>
                 <w:b/>
                 <w:bCs/>
               </w:rPr>
@@ -12448,6 +12481,7 @@
             <w:proofErr w:type="spellEnd"/>
             <w:r>
               <w:rPr>
+                <w:rFonts w:ascii="Arial" w:hAnsi="Arial" w:cs="Arial"/>
                 <w:b/>
                 <w:bCs/>
               </w:rPr>
@@ -12464,16 +12498,28 @@
           <w:p>
             <w:pPr>
               <w:spacing w:after="0"/>
+              <w:rPr>
+                <w:rFonts w:ascii="Arial" w:hAnsi="Arial" w:cs="Arial"/>
+              </w:rPr>
             </w:pPr>
             <w:r>
+              <w:rPr>
+                <w:rFonts w:ascii="Arial" w:hAnsi="Arial" w:cs="Arial"/>
+              </w:rPr>
               <w:t>{{</w:t>
             </w:r>
             <w:proofErr w:type="gramStart"/>
             <w:r>
+              <w:rPr>
+                <w:rFonts w:ascii="Arial" w:hAnsi="Arial" w:cs="Arial"/>
+              </w:rPr>
               <w:t>POTENCIA</w:t>
             </w:r>
             <w:proofErr w:type="gramEnd"/>
             <w:r>
+              <w:rPr>
+                <w:rFonts w:ascii="Arial" w:hAnsi="Arial" w:cs="Arial"/>
+              </w:rPr>
               <w:t>_MODULO}}</w:t>
             </w:r>
           </w:p>
@@ -12493,12 +12539,14 @@
             <w:pPr>
               <w:spacing w:after="0"/>
               <w:rPr>
+                <w:rFonts w:ascii="Arial" w:hAnsi="Arial" w:cs="Arial"/>
                 <w:b/>
                 <w:bCs/>
               </w:rPr>
             </w:pPr>
             <w:r>
               <w:rPr>
+                <w:rFonts w:ascii="Arial" w:hAnsi="Arial" w:cs="Arial"/>
                 <w:b/>
                 <w:bCs/>
               </w:rPr>
@@ -12507,6 +12555,7 @@
             <w:proofErr w:type="spellStart"/>
             <w:r>
               <w:rPr>
+                <w:rFonts w:ascii="Arial" w:hAnsi="Arial" w:cs="Arial"/>
                 <w:b/>
                 <w:bCs/>
               </w:rPr>
@@ -12515,6 +12564,7 @@
             <w:proofErr w:type="spellEnd"/>
             <w:r>
               <w:rPr>
+                <w:rFonts w:ascii="Arial" w:hAnsi="Arial" w:cs="Arial"/>
                 <w:b/>
                 <w:bCs/>
               </w:rPr>
@@ -12531,8 +12581,14 @@
           <w:p>
             <w:pPr>
               <w:spacing w:after="0"/>
+              <w:rPr>
+                <w:rFonts w:ascii="Arial" w:hAnsi="Arial" w:cs="Arial"/>
+              </w:rPr>
             </w:pPr>
             <w:r>
+              <w:rPr>
+                <w:rFonts w:ascii="Arial" w:hAnsi="Arial" w:cs="Arial"/>
+              </w:rPr>
               <w:t>{{TENSAO_CIRCUITO_ABERTO}}</w:t>
             </w:r>
           </w:p>
@@ -12552,12 +12608,14 @@
             <w:pPr>
               <w:spacing w:after="0"/>
               <w:rPr>
+                <w:rFonts w:ascii="Arial" w:hAnsi="Arial" w:cs="Arial"/>
                 <w:b/>
                 <w:bCs/>
               </w:rPr>
             </w:pPr>
             <w:r>
               <w:rPr>
+                <w:rFonts w:ascii="Arial" w:hAnsi="Arial" w:cs="Arial"/>
                 <w:b/>
                 <w:bCs/>
               </w:rPr>
@@ -12566,6 +12624,7 @@
             <w:proofErr w:type="spellStart"/>
             <w:r>
               <w:rPr>
+                <w:rFonts w:ascii="Arial" w:hAnsi="Arial" w:cs="Arial"/>
                 <w:b/>
                 <w:bCs/>
               </w:rPr>
@@ -12574,6 +12633,7 @@
             <w:proofErr w:type="spellEnd"/>
             <w:r>
               <w:rPr>
+                <w:rFonts w:ascii="Arial" w:hAnsi="Arial" w:cs="Arial"/>
                 <w:b/>
                 <w:bCs/>
               </w:rPr>
@@ -12590,8 +12650,14 @@
           <w:p>
             <w:pPr>
               <w:spacing w:after="0"/>
+              <w:rPr>
+                <w:rFonts w:ascii="Arial" w:hAnsi="Arial" w:cs="Arial"/>
+              </w:rPr>
             </w:pPr>
             <w:r>
+              <w:rPr>
+                <w:rFonts w:ascii="Arial" w:hAnsi="Arial" w:cs="Arial"/>
+              </w:rPr>
               <w:t>{{CORRENTE_CURTO_CIRCUITO}}</w:t>
             </w:r>
           </w:p>
@@ -12611,12 +12677,14 @@
             <w:pPr>
               <w:spacing w:after="0"/>
               <w:rPr>
+                <w:rFonts w:ascii="Arial" w:hAnsi="Arial" w:cs="Arial"/>
                 <w:b/>
                 <w:bCs/>
               </w:rPr>
             </w:pPr>
             <w:r>
               <w:rPr>
+                <w:rFonts w:ascii="Arial" w:hAnsi="Arial" w:cs="Arial"/>
                 <w:b/>
                 <w:bCs/>
               </w:rPr>
@@ -12625,6 +12693,7 @@
             <w:proofErr w:type="spellStart"/>
             <w:r>
               <w:rPr>
+                <w:rFonts w:ascii="Arial" w:hAnsi="Arial" w:cs="Arial"/>
                 <w:b/>
                 <w:bCs/>
               </w:rPr>
@@ -12633,6 +12702,7 @@
             <w:proofErr w:type="spellEnd"/>
             <w:r>
               <w:rPr>
+                <w:rFonts w:ascii="Arial" w:hAnsi="Arial" w:cs="Arial"/>
                 <w:b/>
                 <w:bCs/>
               </w:rPr>
@@ -12649,16 +12719,28 @@
           <w:p>
             <w:pPr>
               <w:spacing w:after="0"/>
+              <w:rPr>
+                <w:rFonts w:ascii="Arial" w:hAnsi="Arial" w:cs="Arial"/>
+              </w:rPr>
             </w:pPr>
             <w:r>
+              <w:rPr>
+                <w:rFonts w:ascii="Arial" w:hAnsi="Arial" w:cs="Arial"/>
+              </w:rPr>
               <w:t>{{TENSAO_MAX_</w:t>
             </w:r>
             <w:proofErr w:type="gramStart"/>
             <w:r>
+              <w:rPr>
+                <w:rFonts w:ascii="Arial" w:hAnsi="Arial" w:cs="Arial"/>
+              </w:rPr>
               <w:t>POTENCIA</w:t>
             </w:r>
             <w:proofErr w:type="gramEnd"/>
             <w:r>
+              <w:rPr>
+                <w:rFonts w:ascii="Arial" w:hAnsi="Arial" w:cs="Arial"/>
+              </w:rPr>
               <w:t>}}</w:t>
             </w:r>
           </w:p>
@@ -12678,12 +12760,14 @@
             <w:pPr>
               <w:spacing w:after="0"/>
               <w:rPr>
+                <w:rFonts w:ascii="Arial" w:hAnsi="Arial" w:cs="Arial"/>
                 <w:b/>
                 <w:bCs/>
               </w:rPr>
             </w:pPr>
             <w:r>
               <w:rPr>
+                <w:rFonts w:ascii="Arial" w:hAnsi="Arial" w:cs="Arial"/>
                 <w:b/>
                 <w:bCs/>
               </w:rPr>
@@ -12692,6 +12776,7 @@
             <w:proofErr w:type="spellStart"/>
             <w:r>
               <w:rPr>
+                <w:rFonts w:ascii="Arial" w:hAnsi="Arial" w:cs="Arial"/>
                 <w:b/>
                 <w:bCs/>
               </w:rPr>
@@ -12700,6 +12785,7 @@
             <w:proofErr w:type="spellEnd"/>
             <w:r>
               <w:rPr>
+                <w:rFonts w:ascii="Arial" w:hAnsi="Arial" w:cs="Arial"/>
                 <w:b/>
                 <w:bCs/>
               </w:rPr>
@@ -12716,16 +12802,28 @@
           <w:p>
             <w:pPr>
               <w:spacing w:after="0"/>
+              <w:rPr>
+                <w:rFonts w:ascii="Arial" w:hAnsi="Arial" w:cs="Arial"/>
+              </w:rPr>
             </w:pPr>
             <w:r>
+              <w:rPr>
+                <w:rFonts w:ascii="Arial" w:hAnsi="Arial" w:cs="Arial"/>
+              </w:rPr>
               <w:t>{{CORRENTE_MAX_</w:t>
             </w:r>
             <w:proofErr w:type="gramStart"/>
             <w:r>
+              <w:rPr>
+                <w:rFonts w:ascii="Arial" w:hAnsi="Arial" w:cs="Arial"/>
+              </w:rPr>
               <w:t>POTENCIA</w:t>
             </w:r>
             <w:proofErr w:type="gramEnd"/>
             <w:r>
+              <w:rPr>
+                <w:rFonts w:ascii="Arial" w:hAnsi="Arial" w:cs="Arial"/>
+              </w:rPr>
               <w:t>}}</w:t>
             </w:r>
           </w:p>
@@ -12745,12 +12843,14 @@
             <w:pPr>
               <w:spacing w:after="0"/>
               <w:rPr>
+                <w:rFonts w:ascii="Arial" w:hAnsi="Arial" w:cs="Arial"/>
                 <w:b/>
                 <w:bCs/>
               </w:rPr>
             </w:pPr>
             <w:r>
               <w:rPr>
+                <w:rFonts w:ascii="Arial" w:hAnsi="Arial" w:cs="Arial"/>
                 <w:b/>
                 <w:bCs/>
               </w:rPr>
@@ -12767,8 +12867,14 @@
           <w:p>
             <w:pPr>
               <w:spacing w:after="0"/>
+              <w:rPr>
+                <w:rFonts w:ascii="Arial" w:hAnsi="Arial" w:cs="Arial"/>
+              </w:rPr>
             </w:pPr>
             <w:r>
+              <w:rPr>
+                <w:rFonts w:ascii="Arial" w:hAnsi="Arial" w:cs="Arial"/>
+              </w:rPr>
               <w:t>{{EFICIENCIA_MODULO}}</w:t>
             </w:r>
           </w:p>
@@ -12788,6 +12894,7 @@
             <w:pPr>
               <w:spacing w:after="0"/>
               <w:rPr>
+                <w:rFonts w:ascii="Arial" w:hAnsi="Arial" w:cs="Arial"/>
                 <w:b/>
                 <w:bCs/>
               </w:rPr>
@@ -12795,6 +12902,7 @@
             <w:proofErr w:type="spellStart"/>
             <w:r>
               <w:rPr>
+                <w:rFonts w:ascii="Arial" w:hAnsi="Arial" w:cs="Arial"/>
                 <w:b/>
                 <w:bCs/>
               </w:rPr>
@@ -12803,6 +12911,7 @@
             <w:proofErr w:type="spellEnd"/>
             <w:r>
               <w:rPr>
+                <w:rFonts w:ascii="Arial" w:hAnsi="Arial" w:cs="Arial"/>
                 <w:b/>
                 <w:bCs/>
               </w:rPr>
@@ -12819,8 +12928,14 @@
           <w:p>
             <w:pPr>
               <w:spacing w:after="0"/>
+              <w:rPr>
+                <w:rFonts w:ascii="Arial" w:hAnsi="Arial" w:cs="Arial"/>
+              </w:rPr>
             </w:pPr>
             <w:r>
+              <w:rPr>
+                <w:rFonts w:ascii="Arial" w:hAnsi="Arial" w:cs="Arial"/>
+              </w:rPr>
               <w:t>{{BIFACIALIDADE_MODULO}}</w:t>
             </w:r>
           </w:p>
@@ -12840,12 +12955,14 @@
             <w:pPr>
               <w:spacing w:after="0"/>
               <w:rPr>
+                <w:rFonts w:ascii="Arial" w:hAnsi="Arial" w:cs="Arial"/>
                 <w:b/>
                 <w:bCs/>
               </w:rPr>
             </w:pPr>
             <w:r>
               <w:rPr>
+                <w:rFonts w:ascii="Arial" w:hAnsi="Arial" w:cs="Arial"/>
                 <w:b/>
                 <w:bCs/>
               </w:rPr>
@@ -12862,8 +12979,14 @@
           <w:p>
             <w:pPr>
               <w:spacing w:after="0"/>
+              <w:rPr>
+                <w:rFonts w:ascii="Arial" w:hAnsi="Arial" w:cs="Arial"/>
+              </w:rPr>
             </w:pPr>
             <w:r>
+              <w:rPr>
+                <w:rFonts w:ascii="Arial" w:hAnsi="Arial" w:cs="Arial"/>
+              </w:rPr>
               <w:t>{{QTD_MODULOS}} módulos</w:t>
             </w:r>
           </w:p>
@@ -12883,12 +13006,14 @@
             <w:pPr>
               <w:spacing w:after="0"/>
               <w:rPr>
+                <w:rFonts w:ascii="Arial" w:hAnsi="Arial" w:cs="Arial"/>
                 <w:b/>
                 <w:bCs/>
               </w:rPr>
             </w:pPr>
             <w:r>
               <w:rPr>
+                <w:rFonts w:ascii="Arial" w:hAnsi="Arial" w:cs="Arial"/>
                 <w:b/>
                 <w:bCs/>
               </w:rPr>
@@ -12905,16 +13030,28 @@
           <w:p>
             <w:pPr>
               <w:spacing w:after="0"/>
+              <w:rPr>
+                <w:rFonts w:ascii="Arial" w:hAnsi="Arial" w:cs="Arial"/>
+              </w:rPr>
             </w:pPr>
             <w:r>
+              <w:rPr>
+                <w:rFonts w:ascii="Arial" w:hAnsi="Arial" w:cs="Arial"/>
+              </w:rPr>
               <w:t>{{</w:t>
             </w:r>
             <w:proofErr w:type="gramStart"/>
             <w:r>
+              <w:rPr>
+                <w:rFonts w:ascii="Arial" w:hAnsi="Arial" w:cs="Arial"/>
+              </w:rPr>
               <w:t>POTENCIA</w:t>
             </w:r>
             <w:proofErr w:type="gramEnd"/>
             <w:r>
+              <w:rPr>
+                <w:rFonts w:ascii="Arial" w:hAnsi="Arial" w:cs="Arial"/>
+              </w:rPr>
               <w:t>_GERADOR}} kW</w:t>
             </w:r>
           </w:p>
@@ -12959,7 +13096,7 @@
       <w:pPr>
         <w:spacing w:before="100" w:beforeAutospacing="1" w:after="100" w:afterAutospacing="1" w:line="240" w:lineRule="auto"/>
         <w:rPr>
-          <w:rFonts w:ascii="Times New Roman" w:eastAsia="Times New Roman" w:hAnsi="Times New Roman" w:cs="Times New Roman"/>
+          <w:rFonts w:ascii="Arial" w:eastAsia="Times New Roman" w:hAnsi="Arial" w:cs="Arial"/>
           <w:sz w:val="24"/>
           <w:szCs w:val="24"/>
           <w:lang w:eastAsia="pt-BR"/>
@@ -12967,7 +13104,7 @@
       </w:pPr>
       <w:r>
         <w:rPr>
-          <w:rFonts w:ascii="Times New Roman" w:eastAsia="Times New Roman" w:hAnsi="Times New Roman" w:cs="Times New Roman"/>
+          <w:rFonts w:ascii="Arial" w:eastAsia="Times New Roman" w:hAnsi="Arial" w:cs="Arial"/>
           <w:b/>
           <w:bCs/>
           <w:sz w:val="24"/>
@@ -12981,7 +13118,7 @@
       <w:pPr>
         <w:spacing w:before="100" w:beforeAutospacing="1" w:after="100" w:afterAutospacing="1" w:line="240" w:lineRule="auto"/>
         <w:rPr>
-          <w:rFonts w:ascii="Times New Roman" w:eastAsia="Times New Roman" w:hAnsi="Times New Roman" w:cs="Times New Roman"/>
+          <w:rFonts w:ascii="Arial" w:eastAsia="Times New Roman" w:hAnsi="Arial" w:cs="Arial"/>
           <w:sz w:val="24"/>
           <w:szCs w:val="24"/>
           <w:lang w:eastAsia="pt-BR"/>
@@ -12989,7 +13126,7 @@
       </w:pPr>
       <w:r>
         <w:rPr>
-          <w:rFonts w:ascii="Times New Roman" w:eastAsia="Times New Roman" w:hAnsi="Times New Roman" w:cs="Times New Roman"/>
+          <w:rFonts w:ascii="Arial" w:eastAsia="Times New Roman" w:hAnsi="Arial" w:cs="Arial"/>
           <w:b/>
           <w:bCs/>
           <w:sz w:val="24"/>
@@ -13020,8 +13157,8 @@
         <w:tblLook w:val="04A0" w:firstRow="1" w:lastRow="0" w:firstColumn="1" w:lastColumn="0" w:noHBand="0" w:noVBand="1"/>
       </w:tblPr>
       <w:tblGrid>
-        <w:gridCol w:w="2524"/>
-        <w:gridCol w:w="7105"/>
+        <w:gridCol w:w="2553"/>
+        <w:gridCol w:w="7076"/>
       </w:tblGrid>
       <w:tr>
         <w:trPr>
@@ -13039,21 +13176,17 @@
               <w:spacing w:after="0" w:line="240" w:lineRule="auto"/>
               <w:jc w:val="center"/>
               <w:rPr>
-                <w:rFonts w:ascii="Times New Roman" w:eastAsia="Times New Roman" w:hAnsi="Times New Roman" w:cs="Times New Roman"/>
+                <w:rFonts w:ascii="Arial" w:eastAsia="Times New Roman" w:hAnsi="Arial" w:cs="Arial"/>
                 <w:b/>
                 <w:bCs/>
-                <w:sz w:val="24"/>
-                <w:szCs w:val="24"/>
                 <w:lang w:eastAsia="pt-BR"/>
               </w:rPr>
             </w:pPr>
             <w:r>
               <w:rPr>
-                <w:rFonts w:ascii="Times New Roman" w:eastAsia="Times New Roman" w:hAnsi="Times New Roman" w:cs="Times New Roman"/>
+                <w:rFonts w:ascii="Arial" w:eastAsia="Times New Roman" w:hAnsi="Arial" w:cs="Arial"/>
                 <w:b/>
                 <w:bCs/>
-                <w:sz w:val="24"/>
-                <w:szCs w:val="24"/>
                 <w:lang w:eastAsia="pt-BR"/>
               </w:rPr>
               <w:t>Característica</w:t>
@@ -13071,7 +13204,7 @@
               <w:spacing w:after="0" w:line="240" w:lineRule="auto"/>
               <w:jc w:val="center"/>
               <w:rPr>
-                <w:rFonts w:ascii="Times New Roman" w:eastAsia="Times New Roman" w:hAnsi="Times New Roman" w:cs="Times New Roman"/>
+                <w:rFonts w:ascii="Arial" w:eastAsia="Times New Roman" w:hAnsi="Arial" w:cs="Arial"/>
                 <w:b/>
                 <w:bCs/>
                 <w:sz w:val="24"/>
@@ -13081,7 +13214,7 @@
             </w:pPr>
             <w:r>
               <w:rPr>
-                <w:rFonts w:ascii="Times New Roman" w:eastAsia="Times New Roman" w:hAnsi="Times New Roman" w:cs="Times New Roman"/>
+                <w:rFonts w:ascii="Arial" w:eastAsia="Times New Roman" w:hAnsi="Arial" w:cs="Arial"/>
                 <w:b/>
                 <w:bCs/>
                 <w:sz w:val="24"/>
@@ -13107,17 +13240,13 @@
             <w:pPr>
               <w:spacing w:after="0" w:line="240" w:lineRule="auto"/>
               <w:rPr>
-                <w:rFonts w:ascii="Times New Roman" w:eastAsia="Times New Roman" w:hAnsi="Times New Roman" w:cs="Times New Roman"/>
-                <w:sz w:val="24"/>
-                <w:szCs w:val="24"/>
+                <w:rFonts w:ascii="Arial" w:eastAsia="Times New Roman" w:hAnsi="Arial" w:cs="Arial"/>
                 <w:lang w:eastAsia="pt-BR"/>
               </w:rPr>
             </w:pPr>
             <w:r>
               <w:rPr>
-                <w:rFonts w:ascii="Times New Roman" w:eastAsia="Times New Roman" w:hAnsi="Times New Roman" w:cs="Times New Roman"/>
-                <w:sz w:val="24"/>
-                <w:szCs w:val="24"/>
+                <w:rFonts w:ascii="Arial" w:eastAsia="Times New Roman" w:hAnsi="Arial" w:cs="Arial"/>
                 <w:lang w:eastAsia="pt-BR"/>
               </w:rPr>
               <w:t>Fabricante</w:t>
@@ -13135,7 +13264,7 @@
               <w:spacing w:after="0" w:line="240" w:lineRule="auto"/>
               <w:jc w:val="center"/>
               <w:rPr>
-                <w:rFonts w:ascii="Times New Roman" w:eastAsia="Times New Roman" w:hAnsi="Times New Roman" w:cs="Times New Roman"/>
+                <w:rFonts w:ascii="Arial" w:eastAsia="Times New Roman" w:hAnsi="Arial" w:cs="Arial"/>
                 <w:sz w:val="24"/>
                 <w:szCs w:val="24"/>
                 <w:lang w:eastAsia="pt-BR"/>
@@ -13143,7 +13272,7 @@
             </w:pPr>
             <w:r>
               <w:rPr>
-                <w:rFonts w:ascii="Times New Roman" w:eastAsia="Times New Roman" w:hAnsi="Times New Roman" w:cs="Times New Roman"/>
+                <w:rFonts w:ascii="Arial" w:eastAsia="Times New Roman" w:hAnsi="Arial" w:cs="Arial"/>
                 <w:sz w:val="24"/>
                 <w:szCs w:val="24"/>
                 <w:lang w:eastAsia="pt-BR"/>
@@ -13167,20 +13296,15 @@
             <w:pPr>
               <w:spacing w:after="0" w:line="240" w:lineRule="auto"/>
               <w:rPr>
-                <w:rFonts w:ascii="Times New Roman" w:eastAsia="Times New Roman" w:hAnsi="Times New Roman" w:cs="Times New Roman"/>
-                <w:sz w:val="24"/>
-                <w:szCs w:val="24"/>
+                <w:rFonts w:ascii="Arial" w:eastAsia="Times New Roman" w:hAnsi="Arial" w:cs="Arial"/>
                 <w:lang w:eastAsia="pt-BR"/>
               </w:rPr>
             </w:pPr>
             <w:r>
               <w:rPr>
-                <w:rFonts w:ascii="Times New Roman" w:eastAsia="Times New Roman" w:hAnsi="Times New Roman" w:cs="Times New Roman"/>
-                <w:sz w:val="24"/>
-                <w:szCs w:val="24"/>
-                <w:lang w:eastAsia="pt-BR"/>
-              </w:rPr>
-              <w:lastRenderedPageBreak/>
+                <w:rFonts w:ascii="Arial" w:eastAsia="Times New Roman" w:hAnsi="Arial" w:cs="Arial"/>
+                <w:lang w:eastAsia="pt-BR"/>
+              </w:rPr>
               <w:t>Modelo</w:t>
             </w:r>
           </w:p>
@@ -13196,7 +13320,7 @@
               <w:spacing w:after="0" w:line="240" w:lineRule="auto"/>
               <w:jc w:val="center"/>
               <w:rPr>
-                <w:rFonts w:ascii="Times New Roman" w:eastAsia="Times New Roman" w:hAnsi="Times New Roman" w:cs="Times New Roman"/>
+                <w:rFonts w:ascii="Arial" w:eastAsia="Times New Roman" w:hAnsi="Arial" w:cs="Arial"/>
                 <w:sz w:val="24"/>
                 <w:szCs w:val="24"/>
                 <w:lang w:eastAsia="pt-BR"/>
@@ -13204,7 +13328,7 @@
             </w:pPr>
             <w:r>
               <w:rPr>
-                <w:rFonts w:ascii="Times New Roman" w:eastAsia="Times New Roman" w:hAnsi="Times New Roman" w:cs="Times New Roman"/>
+                <w:rFonts w:ascii="Arial" w:eastAsia="Times New Roman" w:hAnsi="Arial" w:cs="Arial"/>
                 <w:sz w:val="24"/>
                 <w:szCs w:val="24"/>
                 <w:lang w:eastAsia="pt-BR"/>
@@ -13228,17 +13352,13 @@
             <w:pPr>
               <w:spacing w:after="0" w:line="240" w:lineRule="auto"/>
               <w:rPr>
-                <w:rFonts w:ascii="Times New Roman" w:eastAsia="Times New Roman" w:hAnsi="Times New Roman" w:cs="Times New Roman"/>
-                <w:sz w:val="24"/>
-                <w:szCs w:val="24"/>
+                <w:rFonts w:ascii="Arial" w:eastAsia="Times New Roman" w:hAnsi="Arial" w:cs="Arial"/>
                 <w:lang w:eastAsia="pt-BR"/>
               </w:rPr>
             </w:pPr>
             <w:r>
               <w:rPr>
-                <w:rFonts w:ascii="Times New Roman" w:eastAsia="Times New Roman" w:hAnsi="Times New Roman" w:cs="Times New Roman"/>
-                <w:sz w:val="24"/>
-                <w:szCs w:val="24"/>
+                <w:rFonts w:ascii="Arial" w:eastAsia="Times New Roman" w:hAnsi="Arial" w:cs="Arial"/>
                 <w:lang w:eastAsia="pt-BR"/>
               </w:rPr>
               <w:t>Quantidade</w:t>
@@ -13256,7 +13376,7 @@
               <w:spacing w:after="0" w:line="240" w:lineRule="auto"/>
               <w:jc w:val="center"/>
               <w:rPr>
-                <w:rFonts w:ascii="Times New Roman" w:eastAsia="Times New Roman" w:hAnsi="Times New Roman" w:cs="Times New Roman"/>
+                <w:rFonts w:ascii="Arial" w:eastAsia="Times New Roman" w:hAnsi="Arial" w:cs="Arial"/>
                 <w:sz w:val="24"/>
                 <w:szCs w:val="24"/>
                 <w:lang w:eastAsia="pt-BR"/>
@@ -13264,7 +13384,7 @@
             </w:pPr>
             <w:r>
               <w:rPr>
-                <w:rFonts w:ascii="Times New Roman" w:eastAsia="Times New Roman" w:hAnsi="Times New Roman" w:cs="Times New Roman"/>
+                <w:rFonts w:ascii="Arial" w:eastAsia="Times New Roman" w:hAnsi="Arial" w:cs="Arial"/>
                 <w:sz w:val="24"/>
                 <w:szCs w:val="24"/>
                 <w:lang w:eastAsia="pt-BR"/>
@@ -13288,19 +13408,15 @@
             <w:pPr>
               <w:spacing w:after="0" w:line="240" w:lineRule="auto"/>
               <w:rPr>
-                <w:rFonts w:ascii="Times New Roman" w:eastAsia="Times New Roman" w:hAnsi="Times New Roman" w:cs="Times New Roman"/>
-                <w:sz w:val="24"/>
-                <w:szCs w:val="24"/>
+                <w:rFonts w:ascii="Arial" w:eastAsia="Times New Roman" w:hAnsi="Arial" w:cs="Arial"/>
                 <w:lang w:eastAsia="pt-BR"/>
               </w:rPr>
             </w:pPr>
             <w:r>
               <w:rPr>
-                <w:rFonts w:ascii="Times New Roman" w:eastAsia="Times New Roman" w:hAnsi="Times New Roman" w:cs="Times New Roman"/>
+                <w:rFonts w:ascii="Arial" w:eastAsia="Times New Roman" w:hAnsi="Arial" w:cs="Arial"/>
                 <w:b/>
                 <w:bCs/>
-                <w:sz w:val="24"/>
-                <w:szCs w:val="24"/>
                 <w:lang w:eastAsia="pt-BR"/>
               </w:rPr>
               <w:t>Entrada (CC)</w:t>
@@ -13318,7 +13434,7 @@
               <w:spacing w:after="0" w:line="240" w:lineRule="auto"/>
               <w:jc w:val="center"/>
               <w:rPr>
-                <w:rFonts w:ascii="Times New Roman" w:eastAsia="Times New Roman" w:hAnsi="Times New Roman" w:cs="Times New Roman"/>
+                <w:rFonts w:ascii="Arial" w:eastAsia="Times New Roman" w:hAnsi="Arial" w:cs="Arial"/>
                 <w:sz w:val="24"/>
                 <w:szCs w:val="24"/>
                 <w:lang w:eastAsia="pt-BR"/>
@@ -13341,17 +13457,13 @@
             <w:pPr>
               <w:spacing w:after="0" w:line="240" w:lineRule="auto"/>
               <w:rPr>
-                <w:rFonts w:ascii="Times New Roman" w:eastAsia="Times New Roman" w:hAnsi="Times New Roman" w:cs="Times New Roman"/>
-                <w:sz w:val="24"/>
-                <w:szCs w:val="24"/>
+                <w:rFonts w:ascii="Arial" w:eastAsia="Times New Roman" w:hAnsi="Arial" w:cs="Arial"/>
                 <w:lang w:eastAsia="pt-BR"/>
               </w:rPr>
             </w:pPr>
             <w:r>
               <w:rPr>
-                <w:rFonts w:ascii="Times New Roman" w:eastAsia="Times New Roman" w:hAnsi="Times New Roman" w:cs="Times New Roman"/>
-                <w:sz w:val="24"/>
-                <w:szCs w:val="24"/>
+                <w:rFonts w:ascii="Arial" w:eastAsia="Times New Roman" w:hAnsi="Arial" w:cs="Arial"/>
                 <w:lang w:eastAsia="pt-BR"/>
               </w:rPr>
               <w:t>Potência máx. do arranjo [</w:t>
@@ -13359,9 +13471,7 @@
             <w:proofErr w:type="spellStart"/>
             <w:r>
               <w:rPr>
-                <w:rFonts w:ascii="Times New Roman" w:eastAsia="Times New Roman" w:hAnsi="Times New Roman" w:cs="Times New Roman"/>
-                <w:sz w:val="24"/>
-                <w:szCs w:val="24"/>
+                <w:rFonts w:ascii="Arial" w:eastAsia="Times New Roman" w:hAnsi="Arial" w:cs="Arial"/>
                 <w:lang w:eastAsia="pt-BR"/>
               </w:rPr>
               <w:t>Wp</w:t>
@@ -13369,9 +13479,7 @@
             <w:proofErr w:type="spellEnd"/>
             <w:r>
               <w:rPr>
-                <w:rFonts w:ascii="Times New Roman" w:eastAsia="Times New Roman" w:hAnsi="Times New Roman" w:cs="Times New Roman"/>
-                <w:sz w:val="24"/>
-                <w:szCs w:val="24"/>
+                <w:rFonts w:ascii="Arial" w:eastAsia="Times New Roman" w:hAnsi="Arial" w:cs="Arial"/>
                 <w:lang w:eastAsia="pt-BR"/>
               </w:rPr>
               <w:t>]</w:t>
@@ -13389,7 +13497,7 @@
               <w:spacing w:after="0" w:line="240" w:lineRule="auto"/>
               <w:jc w:val="center"/>
               <w:rPr>
-                <w:rFonts w:ascii="Times New Roman" w:eastAsia="Times New Roman" w:hAnsi="Times New Roman" w:cs="Times New Roman"/>
+                <w:rFonts w:ascii="Arial" w:eastAsia="Times New Roman" w:hAnsi="Arial" w:cs="Arial"/>
                 <w:sz w:val="24"/>
                 <w:szCs w:val="24"/>
                 <w:lang w:eastAsia="pt-BR"/>
@@ -13397,7 +13505,7 @@
             </w:pPr>
             <w:r>
               <w:rPr>
-                <w:rFonts w:ascii="Times New Roman" w:eastAsia="Times New Roman" w:hAnsi="Times New Roman" w:cs="Times New Roman"/>
+                <w:rFonts w:ascii="Arial" w:eastAsia="Times New Roman" w:hAnsi="Arial" w:cs="Arial"/>
                 <w:sz w:val="24"/>
                 <w:szCs w:val="24"/>
                 <w:lang w:eastAsia="pt-BR"/>
@@ -13407,7 +13515,7 @@
             <w:proofErr w:type="gramStart"/>
             <w:r>
               <w:rPr>
-                <w:rFonts w:ascii="Times New Roman" w:eastAsia="Times New Roman" w:hAnsi="Times New Roman" w:cs="Times New Roman"/>
+                <w:rFonts w:ascii="Arial" w:eastAsia="Times New Roman" w:hAnsi="Arial" w:cs="Arial"/>
                 <w:sz w:val="24"/>
                 <w:szCs w:val="24"/>
                 <w:lang w:eastAsia="pt-BR"/>
@@ -13417,7 +13525,7 @@
             <w:proofErr w:type="gramEnd"/>
             <w:r>
               <w:rPr>
-                <w:rFonts w:ascii="Times New Roman" w:eastAsia="Times New Roman" w:hAnsi="Times New Roman" w:cs="Times New Roman"/>
+                <w:rFonts w:ascii="Arial" w:eastAsia="Times New Roman" w:hAnsi="Arial" w:cs="Arial"/>
                 <w:sz w:val="24"/>
                 <w:szCs w:val="24"/>
                 <w:lang w:eastAsia="pt-BR"/>
@@ -13441,17 +13549,13 @@
             <w:pPr>
               <w:spacing w:after="0" w:line="240" w:lineRule="auto"/>
               <w:rPr>
-                <w:rFonts w:ascii="Times New Roman" w:eastAsia="Times New Roman" w:hAnsi="Times New Roman" w:cs="Times New Roman"/>
-                <w:sz w:val="24"/>
-                <w:szCs w:val="24"/>
+                <w:rFonts w:ascii="Arial" w:eastAsia="Times New Roman" w:hAnsi="Arial" w:cs="Arial"/>
                 <w:lang w:eastAsia="pt-BR"/>
               </w:rPr>
             </w:pPr>
             <w:r>
               <w:rPr>
-                <w:rFonts w:ascii="Times New Roman" w:eastAsia="Times New Roman" w:hAnsi="Times New Roman" w:cs="Times New Roman"/>
-                <w:sz w:val="24"/>
-                <w:szCs w:val="24"/>
+                <w:rFonts w:ascii="Arial" w:eastAsia="Times New Roman" w:hAnsi="Arial" w:cs="Arial"/>
                 <w:lang w:eastAsia="pt-BR"/>
               </w:rPr>
               <w:t>Tensão de rastreamento MPPT [V]</w:t>
@@ -13469,7 +13573,7 @@
               <w:spacing w:after="0" w:line="240" w:lineRule="auto"/>
               <w:jc w:val="center"/>
               <w:rPr>
-                <w:rFonts w:ascii="Times New Roman" w:eastAsia="Times New Roman" w:hAnsi="Times New Roman" w:cs="Times New Roman"/>
+                <w:rFonts w:ascii="Arial" w:eastAsia="Times New Roman" w:hAnsi="Arial" w:cs="Arial"/>
                 <w:sz w:val="24"/>
                 <w:szCs w:val="24"/>
                 <w:lang w:eastAsia="pt-BR"/>
@@ -13477,7 +13581,7 @@
             </w:pPr>
             <w:r>
               <w:rPr>
-                <w:rFonts w:ascii="Times New Roman" w:eastAsia="Times New Roman" w:hAnsi="Times New Roman" w:cs="Times New Roman"/>
+                <w:rFonts w:ascii="Arial" w:eastAsia="Times New Roman" w:hAnsi="Arial" w:cs="Arial"/>
                 <w:sz w:val="24"/>
                 <w:szCs w:val="24"/>
                 <w:lang w:eastAsia="pt-BR"/>
@@ -13501,17 +13605,13 @@
             <w:pPr>
               <w:spacing w:after="0" w:line="240" w:lineRule="auto"/>
               <w:rPr>
-                <w:rFonts w:ascii="Times New Roman" w:eastAsia="Times New Roman" w:hAnsi="Times New Roman" w:cs="Times New Roman"/>
-                <w:sz w:val="24"/>
-                <w:szCs w:val="24"/>
+                <w:rFonts w:ascii="Arial" w:eastAsia="Times New Roman" w:hAnsi="Arial" w:cs="Arial"/>
                 <w:lang w:eastAsia="pt-BR"/>
               </w:rPr>
             </w:pPr>
             <w:r>
               <w:rPr>
-                <w:rFonts w:ascii="Times New Roman" w:eastAsia="Times New Roman" w:hAnsi="Times New Roman" w:cs="Times New Roman"/>
-                <w:sz w:val="24"/>
-                <w:szCs w:val="24"/>
+                <w:rFonts w:ascii="Arial" w:eastAsia="Times New Roman" w:hAnsi="Arial" w:cs="Arial"/>
                 <w:lang w:eastAsia="pt-BR"/>
               </w:rPr>
               <w:t>Faixa de tensão de operação [V]</w:t>
@@ -13529,7 +13629,7 @@
               <w:spacing w:after="0" w:line="240" w:lineRule="auto"/>
               <w:jc w:val="center"/>
               <w:rPr>
-                <w:rFonts w:ascii="Times New Roman" w:eastAsia="Times New Roman" w:hAnsi="Times New Roman" w:cs="Times New Roman"/>
+                <w:rFonts w:ascii="Arial" w:eastAsia="Times New Roman" w:hAnsi="Arial" w:cs="Arial"/>
                 <w:sz w:val="24"/>
                 <w:szCs w:val="24"/>
                 <w:lang w:eastAsia="pt-BR"/>
@@ -13537,7 +13637,7 @@
             </w:pPr>
             <w:r>
               <w:rPr>
-                <w:rFonts w:ascii="Times New Roman" w:eastAsia="Times New Roman" w:hAnsi="Times New Roman" w:cs="Times New Roman"/>
+                <w:rFonts w:ascii="Arial" w:eastAsia="Times New Roman" w:hAnsi="Arial" w:cs="Arial"/>
                 <w:sz w:val="24"/>
                 <w:szCs w:val="24"/>
                 <w:lang w:eastAsia="pt-BR"/>
@@ -13561,17 +13661,13 @@
             <w:pPr>
               <w:spacing w:after="0" w:line="240" w:lineRule="auto"/>
               <w:rPr>
-                <w:rFonts w:ascii="Times New Roman" w:eastAsia="Times New Roman" w:hAnsi="Times New Roman" w:cs="Times New Roman"/>
-                <w:sz w:val="24"/>
-                <w:szCs w:val="24"/>
+                <w:rFonts w:ascii="Arial" w:eastAsia="Times New Roman" w:hAnsi="Arial" w:cs="Arial"/>
                 <w:lang w:eastAsia="pt-BR"/>
               </w:rPr>
             </w:pPr>
             <w:r>
               <w:rPr>
-                <w:rFonts w:ascii="Times New Roman" w:eastAsia="Times New Roman" w:hAnsi="Times New Roman" w:cs="Times New Roman"/>
-                <w:sz w:val="24"/>
-                <w:szCs w:val="24"/>
+                <w:rFonts w:ascii="Arial" w:eastAsia="Times New Roman" w:hAnsi="Arial" w:cs="Arial"/>
                 <w:lang w:eastAsia="pt-BR"/>
               </w:rPr>
               <w:t>Tensão de entrada máx. [V]</w:t>
@@ -13589,7 +13685,7 @@
               <w:spacing w:after="0" w:line="240" w:lineRule="auto"/>
               <w:jc w:val="center"/>
               <w:rPr>
-                <w:rFonts w:ascii="Times New Roman" w:eastAsia="Times New Roman" w:hAnsi="Times New Roman" w:cs="Times New Roman"/>
+                <w:rFonts w:ascii="Arial" w:eastAsia="Times New Roman" w:hAnsi="Arial" w:cs="Arial"/>
                 <w:sz w:val="24"/>
                 <w:szCs w:val="24"/>
                 <w:lang w:eastAsia="pt-BR"/>
@@ -13597,7 +13693,7 @@
             </w:pPr>
             <w:r>
               <w:rPr>
-                <w:rFonts w:ascii="Times New Roman" w:eastAsia="Times New Roman" w:hAnsi="Times New Roman" w:cs="Times New Roman"/>
+                <w:rFonts w:ascii="Arial" w:eastAsia="Times New Roman" w:hAnsi="Arial" w:cs="Arial"/>
                 <w:sz w:val="24"/>
                 <w:szCs w:val="24"/>
                 <w:lang w:eastAsia="pt-BR"/>
@@ -13621,17 +13717,13 @@
             <w:pPr>
               <w:spacing w:after="0" w:line="240" w:lineRule="auto"/>
               <w:rPr>
-                <w:rFonts w:ascii="Times New Roman" w:eastAsia="Times New Roman" w:hAnsi="Times New Roman" w:cs="Times New Roman"/>
-                <w:sz w:val="24"/>
-                <w:szCs w:val="24"/>
+                <w:rFonts w:ascii="Arial" w:eastAsia="Times New Roman" w:hAnsi="Arial" w:cs="Arial"/>
                 <w:lang w:eastAsia="pt-BR"/>
               </w:rPr>
             </w:pPr>
             <w:r>
               <w:rPr>
-                <w:rFonts w:ascii="Times New Roman" w:eastAsia="Times New Roman" w:hAnsi="Times New Roman" w:cs="Times New Roman"/>
-                <w:sz w:val="24"/>
-                <w:szCs w:val="24"/>
+                <w:rFonts w:ascii="Arial" w:eastAsia="Times New Roman" w:hAnsi="Arial" w:cs="Arial"/>
                 <w:lang w:eastAsia="pt-BR"/>
               </w:rPr>
               <w:t>Corrente de entrada CC máx. [A]</w:t>
@@ -13649,7 +13741,7 @@
               <w:spacing w:after="0" w:line="240" w:lineRule="auto"/>
               <w:jc w:val="center"/>
               <w:rPr>
-                <w:rFonts w:ascii="Times New Roman" w:eastAsia="Times New Roman" w:hAnsi="Times New Roman" w:cs="Times New Roman"/>
+                <w:rFonts w:ascii="Arial" w:eastAsia="Times New Roman" w:hAnsi="Arial" w:cs="Arial"/>
                 <w:sz w:val="24"/>
                 <w:szCs w:val="24"/>
                 <w:lang w:eastAsia="pt-BR"/>
@@ -13657,7 +13749,7 @@
             </w:pPr>
             <w:r>
               <w:rPr>
-                <w:rFonts w:ascii="Times New Roman" w:eastAsia="Times New Roman" w:hAnsi="Times New Roman" w:cs="Times New Roman"/>
+                <w:rFonts w:ascii="Arial" w:eastAsia="Times New Roman" w:hAnsi="Arial" w:cs="Arial"/>
                 <w:sz w:val="24"/>
                 <w:szCs w:val="24"/>
                 <w:lang w:eastAsia="pt-BR"/>
@@ -13681,17 +13773,13 @@
             <w:pPr>
               <w:spacing w:after="0" w:line="240" w:lineRule="auto"/>
               <w:rPr>
-                <w:rFonts w:ascii="Times New Roman" w:eastAsia="Times New Roman" w:hAnsi="Times New Roman" w:cs="Times New Roman"/>
-                <w:sz w:val="24"/>
-                <w:szCs w:val="24"/>
+                <w:rFonts w:ascii="Arial" w:eastAsia="Times New Roman" w:hAnsi="Arial" w:cs="Arial"/>
                 <w:lang w:eastAsia="pt-BR"/>
               </w:rPr>
             </w:pPr>
             <w:r>
               <w:rPr>
-                <w:rFonts w:ascii="Times New Roman" w:eastAsia="Times New Roman" w:hAnsi="Times New Roman" w:cs="Times New Roman"/>
-                <w:sz w:val="24"/>
-                <w:szCs w:val="24"/>
+                <w:rFonts w:ascii="Arial" w:eastAsia="Times New Roman" w:hAnsi="Arial" w:cs="Arial"/>
                 <w:lang w:eastAsia="pt-BR"/>
               </w:rPr>
               <w:t xml:space="preserve">Número de </w:t>
@@ -13699,9 +13787,7 @@
             <w:proofErr w:type="spellStart"/>
             <w:r>
               <w:rPr>
-                <w:rFonts w:ascii="Times New Roman" w:eastAsia="Times New Roman" w:hAnsi="Times New Roman" w:cs="Times New Roman"/>
-                <w:sz w:val="24"/>
-                <w:szCs w:val="24"/>
+                <w:rFonts w:ascii="Arial" w:eastAsia="Times New Roman" w:hAnsi="Arial" w:cs="Arial"/>
                 <w:lang w:eastAsia="pt-BR"/>
               </w:rPr>
               <w:t>MPPTs</w:t>
@@ -13720,7 +13806,7 @@
               <w:spacing w:after="0" w:line="240" w:lineRule="auto"/>
               <w:jc w:val="center"/>
               <w:rPr>
-                <w:rFonts w:ascii="Times New Roman" w:eastAsia="Times New Roman" w:hAnsi="Times New Roman" w:cs="Times New Roman"/>
+                <w:rFonts w:ascii="Arial" w:eastAsia="Times New Roman" w:hAnsi="Arial" w:cs="Arial"/>
                 <w:sz w:val="24"/>
                 <w:szCs w:val="24"/>
                 <w:lang w:eastAsia="pt-BR"/>
@@ -13728,7 +13814,7 @@
             </w:pPr>
             <w:r>
               <w:rPr>
-                <w:rFonts w:ascii="Times New Roman" w:eastAsia="Times New Roman" w:hAnsi="Times New Roman" w:cs="Times New Roman"/>
+                <w:rFonts w:ascii="Arial" w:eastAsia="Times New Roman" w:hAnsi="Arial" w:cs="Arial"/>
                 <w:sz w:val="24"/>
                 <w:szCs w:val="24"/>
                 <w:lang w:eastAsia="pt-BR"/>
@@ -13752,19 +13838,15 @@
             <w:pPr>
               <w:spacing w:after="0" w:line="240" w:lineRule="auto"/>
               <w:rPr>
-                <w:rFonts w:ascii="Times New Roman" w:eastAsia="Times New Roman" w:hAnsi="Times New Roman" w:cs="Times New Roman"/>
-                <w:sz w:val="24"/>
-                <w:szCs w:val="24"/>
+                <w:rFonts w:ascii="Arial" w:eastAsia="Times New Roman" w:hAnsi="Arial" w:cs="Arial"/>
                 <w:lang w:eastAsia="pt-BR"/>
               </w:rPr>
             </w:pPr>
             <w:r>
               <w:rPr>
-                <w:rFonts w:ascii="Times New Roman" w:eastAsia="Times New Roman" w:hAnsi="Times New Roman" w:cs="Times New Roman"/>
+                <w:rFonts w:ascii="Arial" w:eastAsia="Times New Roman" w:hAnsi="Arial" w:cs="Arial"/>
                 <w:b/>
                 <w:bCs/>
-                <w:sz w:val="24"/>
-                <w:szCs w:val="24"/>
                 <w:lang w:eastAsia="pt-BR"/>
               </w:rPr>
               <w:t>Saída (CA)</w:t>
@@ -13782,7 +13864,7 @@
               <w:spacing w:after="0" w:line="240" w:lineRule="auto"/>
               <w:jc w:val="center"/>
               <w:rPr>
-                <w:rFonts w:ascii="Times New Roman" w:eastAsia="Times New Roman" w:hAnsi="Times New Roman" w:cs="Times New Roman"/>
+                <w:rFonts w:ascii="Arial" w:eastAsia="Times New Roman" w:hAnsi="Arial" w:cs="Arial"/>
                 <w:sz w:val="24"/>
                 <w:szCs w:val="24"/>
                 <w:lang w:eastAsia="pt-BR"/>
@@ -13805,17 +13887,13 @@
             <w:pPr>
               <w:spacing w:after="0" w:line="240" w:lineRule="auto"/>
               <w:rPr>
-                <w:rFonts w:ascii="Times New Roman" w:eastAsia="Times New Roman" w:hAnsi="Times New Roman" w:cs="Times New Roman"/>
-                <w:sz w:val="24"/>
-                <w:szCs w:val="24"/>
+                <w:rFonts w:ascii="Arial" w:eastAsia="Times New Roman" w:hAnsi="Arial" w:cs="Arial"/>
                 <w:lang w:eastAsia="pt-BR"/>
               </w:rPr>
             </w:pPr>
             <w:r>
               <w:rPr>
-                <w:rFonts w:ascii="Times New Roman" w:eastAsia="Times New Roman" w:hAnsi="Times New Roman" w:cs="Times New Roman"/>
-                <w:sz w:val="24"/>
-                <w:szCs w:val="24"/>
+                <w:rFonts w:ascii="Arial" w:eastAsia="Times New Roman" w:hAnsi="Arial" w:cs="Arial"/>
                 <w:lang w:eastAsia="pt-BR"/>
               </w:rPr>
               <w:t>Potência máx. de saída [W]</w:t>
@@ -13833,7 +13911,7 @@
               <w:spacing w:after="0" w:line="240" w:lineRule="auto"/>
               <w:jc w:val="center"/>
               <w:rPr>
-                <w:rFonts w:ascii="Times New Roman" w:eastAsia="Times New Roman" w:hAnsi="Times New Roman" w:cs="Times New Roman"/>
+                <w:rFonts w:ascii="Arial" w:eastAsia="Times New Roman" w:hAnsi="Arial" w:cs="Arial"/>
                 <w:sz w:val="24"/>
                 <w:szCs w:val="24"/>
                 <w:lang w:eastAsia="pt-BR"/>
@@ -13841,7 +13919,7 @@
             </w:pPr>
             <w:r>
               <w:rPr>
-                <w:rFonts w:ascii="Times New Roman" w:eastAsia="Times New Roman" w:hAnsi="Times New Roman" w:cs="Times New Roman"/>
+                <w:rFonts w:ascii="Arial" w:eastAsia="Times New Roman" w:hAnsi="Arial" w:cs="Arial"/>
                 <w:sz w:val="24"/>
                 <w:szCs w:val="24"/>
                 <w:lang w:eastAsia="pt-BR"/>
@@ -13851,7 +13929,7 @@
             <w:proofErr w:type="gramStart"/>
             <w:r>
               <w:rPr>
-                <w:rFonts w:ascii="Times New Roman" w:eastAsia="Times New Roman" w:hAnsi="Times New Roman" w:cs="Times New Roman"/>
+                <w:rFonts w:ascii="Arial" w:eastAsia="Times New Roman" w:hAnsi="Arial" w:cs="Arial"/>
                 <w:sz w:val="24"/>
                 <w:szCs w:val="24"/>
                 <w:lang w:eastAsia="pt-BR"/>
@@ -13861,7 +13939,7 @@
             <w:proofErr w:type="gramEnd"/>
             <w:r>
               <w:rPr>
-                <w:rFonts w:ascii="Times New Roman" w:eastAsia="Times New Roman" w:hAnsi="Times New Roman" w:cs="Times New Roman"/>
+                <w:rFonts w:ascii="Arial" w:eastAsia="Times New Roman" w:hAnsi="Arial" w:cs="Arial"/>
                 <w:sz w:val="24"/>
                 <w:szCs w:val="24"/>
                 <w:lang w:eastAsia="pt-BR"/>
@@ -13885,19 +13963,16 @@
             <w:pPr>
               <w:spacing w:after="0" w:line="240" w:lineRule="auto"/>
               <w:rPr>
-                <w:rFonts w:ascii="Times New Roman" w:eastAsia="Times New Roman" w:hAnsi="Times New Roman" w:cs="Times New Roman"/>
-                <w:sz w:val="24"/>
-                <w:szCs w:val="24"/>
+                <w:rFonts w:ascii="Arial" w:eastAsia="Times New Roman" w:hAnsi="Arial" w:cs="Arial"/>
                 <w:lang w:eastAsia="pt-BR"/>
               </w:rPr>
             </w:pPr>
             <w:r>
               <w:rPr>
-                <w:rFonts w:ascii="Times New Roman" w:eastAsia="Times New Roman" w:hAnsi="Times New Roman" w:cs="Times New Roman"/>
-                <w:sz w:val="24"/>
-                <w:szCs w:val="24"/>
-                <w:lang w:eastAsia="pt-BR"/>
-              </w:rPr>
+                <w:rFonts w:ascii="Arial" w:eastAsia="Times New Roman" w:hAnsi="Arial" w:cs="Arial"/>
+                <w:lang w:eastAsia="pt-BR"/>
+              </w:rPr>
+              <w:lastRenderedPageBreak/>
               <w:t>Potência total dos inversores [kW]</w:t>
             </w:r>
           </w:p>
@@ -13913,7 +13988,7 @@
               <w:spacing w:after="0" w:line="240" w:lineRule="auto"/>
               <w:jc w:val="center"/>
               <w:rPr>
-                <w:rFonts w:ascii="Times New Roman" w:eastAsia="Times New Roman" w:hAnsi="Times New Roman" w:cs="Times New Roman"/>
+                <w:rFonts w:ascii="Arial" w:eastAsia="Times New Roman" w:hAnsi="Arial" w:cs="Arial"/>
                 <w:sz w:val="24"/>
                 <w:szCs w:val="24"/>
                 <w:lang w:eastAsia="pt-BR"/>
@@ -13921,7 +13996,7 @@
             </w:pPr>
             <w:r>
               <w:rPr>
-                <w:rFonts w:ascii="Times New Roman" w:eastAsia="Times New Roman" w:hAnsi="Times New Roman" w:cs="Times New Roman"/>
+                <w:rFonts w:ascii="Arial" w:eastAsia="Times New Roman" w:hAnsi="Arial" w:cs="Arial"/>
                 <w:sz w:val="24"/>
                 <w:szCs w:val="24"/>
                 <w:lang w:eastAsia="pt-BR"/>
@@ -13931,7 +14006,7 @@
             <w:proofErr w:type="gramStart"/>
             <w:r>
               <w:rPr>
-                <w:rFonts w:ascii="Times New Roman" w:eastAsia="Times New Roman" w:hAnsi="Times New Roman" w:cs="Times New Roman"/>
+                <w:rFonts w:ascii="Arial" w:eastAsia="Times New Roman" w:hAnsi="Arial" w:cs="Arial"/>
                 <w:sz w:val="24"/>
                 <w:szCs w:val="24"/>
                 <w:lang w:eastAsia="pt-BR"/>
@@ -13941,7 +14016,7 @@
             <w:proofErr w:type="gramEnd"/>
             <w:r>
               <w:rPr>
-                <w:rFonts w:ascii="Times New Roman" w:eastAsia="Times New Roman" w:hAnsi="Times New Roman" w:cs="Times New Roman"/>
+                <w:rFonts w:ascii="Arial" w:eastAsia="Times New Roman" w:hAnsi="Arial" w:cs="Arial"/>
                 <w:sz w:val="24"/>
                 <w:szCs w:val="24"/>
                 <w:lang w:eastAsia="pt-BR"/>
@@ -13965,17 +14040,13 @@
             <w:pPr>
               <w:spacing w:after="0" w:line="240" w:lineRule="auto"/>
               <w:rPr>
-                <w:rFonts w:ascii="Times New Roman" w:eastAsia="Times New Roman" w:hAnsi="Times New Roman" w:cs="Times New Roman"/>
-                <w:sz w:val="24"/>
-                <w:szCs w:val="24"/>
+                <w:rFonts w:ascii="Arial" w:eastAsia="Times New Roman" w:hAnsi="Arial" w:cs="Arial"/>
                 <w:lang w:eastAsia="pt-BR"/>
               </w:rPr>
             </w:pPr>
             <w:r>
               <w:rPr>
-                <w:rFonts w:ascii="Times New Roman" w:eastAsia="Times New Roman" w:hAnsi="Times New Roman" w:cs="Times New Roman"/>
-                <w:sz w:val="24"/>
-                <w:szCs w:val="24"/>
+                <w:rFonts w:ascii="Arial" w:eastAsia="Times New Roman" w:hAnsi="Arial" w:cs="Arial"/>
                 <w:lang w:eastAsia="pt-BR"/>
               </w:rPr>
               <w:t>Corrente de saída máx. [A]</w:t>
@@ -13993,7 +14064,7 @@
               <w:spacing w:after="0" w:line="240" w:lineRule="auto"/>
               <w:jc w:val="center"/>
               <w:rPr>
-                <w:rFonts w:ascii="Times New Roman" w:eastAsia="Times New Roman" w:hAnsi="Times New Roman" w:cs="Times New Roman"/>
+                <w:rFonts w:ascii="Arial" w:eastAsia="Times New Roman" w:hAnsi="Arial" w:cs="Arial"/>
                 <w:sz w:val="24"/>
                 <w:szCs w:val="24"/>
                 <w:lang w:eastAsia="pt-BR"/>
@@ -14001,7 +14072,7 @@
             </w:pPr>
             <w:r>
               <w:rPr>
-                <w:rFonts w:ascii="Times New Roman" w:eastAsia="Times New Roman" w:hAnsi="Times New Roman" w:cs="Times New Roman"/>
+                <w:rFonts w:ascii="Arial" w:eastAsia="Times New Roman" w:hAnsi="Arial" w:cs="Arial"/>
                 <w:sz w:val="24"/>
                 <w:szCs w:val="24"/>
                 <w:lang w:eastAsia="pt-BR"/>
@@ -14025,17 +14096,13 @@
             <w:pPr>
               <w:spacing w:after="0" w:line="240" w:lineRule="auto"/>
               <w:rPr>
-                <w:rFonts w:ascii="Times New Roman" w:eastAsia="Times New Roman" w:hAnsi="Times New Roman" w:cs="Times New Roman"/>
-                <w:sz w:val="24"/>
-                <w:szCs w:val="24"/>
+                <w:rFonts w:ascii="Arial" w:eastAsia="Times New Roman" w:hAnsi="Arial" w:cs="Arial"/>
                 <w:lang w:eastAsia="pt-BR"/>
               </w:rPr>
             </w:pPr>
             <w:r>
               <w:rPr>
-                <w:rFonts w:ascii="Times New Roman" w:eastAsia="Times New Roman" w:hAnsi="Times New Roman" w:cs="Times New Roman"/>
-                <w:sz w:val="24"/>
-                <w:szCs w:val="24"/>
+                <w:rFonts w:ascii="Arial" w:eastAsia="Times New Roman" w:hAnsi="Arial" w:cs="Arial"/>
                 <w:lang w:eastAsia="pt-BR"/>
               </w:rPr>
               <w:t>Tensão CA nominal/Faixa [V]</w:t>
@@ -14053,7 +14120,7 @@
               <w:spacing w:after="0" w:line="240" w:lineRule="auto"/>
               <w:jc w:val="center"/>
               <w:rPr>
-                <w:rFonts w:ascii="Times New Roman" w:eastAsia="Times New Roman" w:hAnsi="Times New Roman" w:cs="Times New Roman"/>
+                <w:rFonts w:ascii="Arial" w:eastAsia="Times New Roman" w:hAnsi="Arial" w:cs="Arial"/>
                 <w:sz w:val="24"/>
                 <w:szCs w:val="24"/>
                 <w:lang w:eastAsia="pt-BR"/>
@@ -14061,7 +14128,7 @@
             </w:pPr>
             <w:r>
               <w:rPr>
-                <w:rFonts w:ascii="Times New Roman" w:eastAsia="Times New Roman" w:hAnsi="Times New Roman" w:cs="Times New Roman"/>
+                <w:rFonts w:ascii="Arial" w:eastAsia="Times New Roman" w:hAnsi="Arial" w:cs="Arial"/>
                 <w:sz w:val="24"/>
                 <w:szCs w:val="24"/>
                 <w:lang w:eastAsia="pt-BR"/>
@@ -14085,17 +14152,13 @@
             <w:pPr>
               <w:spacing w:after="0" w:line="240" w:lineRule="auto"/>
               <w:rPr>
-                <w:rFonts w:ascii="Times New Roman" w:eastAsia="Times New Roman" w:hAnsi="Times New Roman" w:cs="Times New Roman"/>
-                <w:sz w:val="24"/>
-                <w:szCs w:val="24"/>
+                <w:rFonts w:ascii="Arial" w:eastAsia="Times New Roman" w:hAnsi="Arial" w:cs="Arial"/>
                 <w:lang w:eastAsia="pt-BR"/>
               </w:rPr>
             </w:pPr>
             <w:r>
               <w:rPr>
-                <w:rFonts w:ascii="Times New Roman" w:eastAsia="Times New Roman" w:hAnsi="Times New Roman" w:cs="Times New Roman"/>
-                <w:sz w:val="24"/>
-                <w:szCs w:val="24"/>
+                <w:rFonts w:ascii="Arial" w:eastAsia="Times New Roman" w:hAnsi="Arial" w:cs="Arial"/>
                 <w:lang w:eastAsia="pt-BR"/>
               </w:rPr>
               <w:t>Frequência nominal/Faixa [Hz]</w:t>
@@ -14113,7 +14176,7 @@
               <w:spacing w:after="0" w:line="240" w:lineRule="auto"/>
               <w:jc w:val="center"/>
               <w:rPr>
-                <w:rFonts w:ascii="Times New Roman" w:eastAsia="Times New Roman" w:hAnsi="Times New Roman" w:cs="Times New Roman"/>
+                <w:rFonts w:ascii="Arial" w:eastAsia="Times New Roman" w:hAnsi="Arial" w:cs="Arial"/>
                 <w:sz w:val="24"/>
                 <w:szCs w:val="24"/>
                 <w:lang w:eastAsia="pt-BR"/>
@@ -14121,7 +14184,7 @@
             </w:pPr>
             <w:r>
               <w:rPr>
-                <w:rFonts w:ascii="Times New Roman" w:eastAsia="Times New Roman" w:hAnsi="Times New Roman" w:cs="Times New Roman"/>
+                <w:rFonts w:ascii="Arial" w:eastAsia="Times New Roman" w:hAnsi="Arial" w:cs="Arial"/>
                 <w:sz w:val="24"/>
                 <w:szCs w:val="24"/>
                 <w:lang w:eastAsia="pt-BR"/>
@@ -14145,17 +14208,13 @@
             <w:pPr>
               <w:spacing w:after="0" w:line="240" w:lineRule="auto"/>
               <w:rPr>
-                <w:rFonts w:ascii="Times New Roman" w:eastAsia="Times New Roman" w:hAnsi="Times New Roman" w:cs="Times New Roman"/>
-                <w:sz w:val="24"/>
-                <w:szCs w:val="24"/>
+                <w:rFonts w:ascii="Arial" w:eastAsia="Times New Roman" w:hAnsi="Arial" w:cs="Arial"/>
                 <w:lang w:eastAsia="pt-BR"/>
               </w:rPr>
             </w:pPr>
             <w:r>
               <w:rPr>
-                <w:rFonts w:ascii="Times New Roman" w:eastAsia="Times New Roman" w:hAnsi="Times New Roman" w:cs="Times New Roman"/>
-                <w:sz w:val="24"/>
-                <w:szCs w:val="24"/>
+                <w:rFonts w:ascii="Arial" w:eastAsia="Times New Roman" w:hAnsi="Arial" w:cs="Arial"/>
                 <w:lang w:eastAsia="pt-BR"/>
               </w:rPr>
               <w:t>Fator de potência</w:t>
@@ -14173,7 +14232,7 @@
               <w:spacing w:after="0" w:line="240" w:lineRule="auto"/>
               <w:jc w:val="center"/>
               <w:rPr>
-                <w:rFonts w:ascii="Times New Roman" w:eastAsia="Times New Roman" w:hAnsi="Times New Roman" w:cs="Times New Roman"/>
+                <w:rFonts w:ascii="Arial" w:eastAsia="Times New Roman" w:hAnsi="Arial" w:cs="Arial"/>
                 <w:sz w:val="24"/>
                 <w:szCs w:val="24"/>
                 <w:lang w:eastAsia="pt-BR"/>
@@ -14181,7 +14240,7 @@
             </w:pPr>
             <w:r>
               <w:rPr>
-                <w:rFonts w:ascii="Times New Roman" w:eastAsia="Times New Roman" w:hAnsi="Times New Roman" w:cs="Times New Roman"/>
+                <w:rFonts w:ascii="Arial" w:eastAsia="Times New Roman" w:hAnsi="Arial" w:cs="Arial"/>
                 <w:sz w:val="24"/>
                 <w:szCs w:val="24"/>
                 <w:lang w:eastAsia="pt-BR"/>
@@ -14191,7 +14250,7 @@
             <w:proofErr w:type="gramStart"/>
             <w:r>
               <w:rPr>
-                <w:rFonts w:ascii="Times New Roman" w:eastAsia="Times New Roman" w:hAnsi="Times New Roman" w:cs="Times New Roman"/>
+                <w:rFonts w:ascii="Arial" w:eastAsia="Times New Roman" w:hAnsi="Arial" w:cs="Arial"/>
                 <w:sz w:val="24"/>
                 <w:szCs w:val="24"/>
                 <w:lang w:eastAsia="pt-BR"/>
@@ -14201,7 +14260,7 @@
             <w:proofErr w:type="gramEnd"/>
             <w:r>
               <w:rPr>
-                <w:rFonts w:ascii="Times New Roman" w:eastAsia="Times New Roman" w:hAnsi="Times New Roman" w:cs="Times New Roman"/>
+                <w:rFonts w:ascii="Arial" w:eastAsia="Times New Roman" w:hAnsi="Arial" w:cs="Arial"/>
                 <w:sz w:val="24"/>
                 <w:szCs w:val="24"/>
                 <w:lang w:eastAsia="pt-BR"/>
@@ -14225,17 +14284,13 @@
             <w:pPr>
               <w:spacing w:after="0" w:line="240" w:lineRule="auto"/>
               <w:rPr>
-                <w:rFonts w:ascii="Times New Roman" w:eastAsia="Times New Roman" w:hAnsi="Times New Roman" w:cs="Times New Roman"/>
-                <w:sz w:val="24"/>
-                <w:szCs w:val="24"/>
+                <w:rFonts w:ascii="Arial" w:eastAsia="Times New Roman" w:hAnsi="Arial" w:cs="Arial"/>
                 <w:lang w:eastAsia="pt-BR"/>
               </w:rPr>
             </w:pPr>
             <w:r>
               <w:rPr>
-                <w:rFonts w:ascii="Times New Roman" w:eastAsia="Times New Roman" w:hAnsi="Times New Roman" w:cs="Times New Roman"/>
-                <w:sz w:val="24"/>
-                <w:szCs w:val="24"/>
+                <w:rFonts w:ascii="Arial" w:eastAsia="Times New Roman" w:hAnsi="Arial" w:cs="Arial"/>
                 <w:lang w:eastAsia="pt-BR"/>
               </w:rPr>
               <w:t>THD de corrente [%]</w:t>
@@ -14253,7 +14308,7 @@
               <w:spacing w:after="0" w:line="240" w:lineRule="auto"/>
               <w:jc w:val="center"/>
               <w:rPr>
-                <w:rFonts w:ascii="Times New Roman" w:eastAsia="Times New Roman" w:hAnsi="Times New Roman" w:cs="Times New Roman"/>
+                <w:rFonts w:ascii="Arial" w:eastAsia="Times New Roman" w:hAnsi="Arial" w:cs="Arial"/>
                 <w:sz w:val="24"/>
                 <w:szCs w:val="24"/>
                 <w:lang w:eastAsia="pt-BR"/>
@@ -14261,7 +14316,7 @@
             </w:pPr>
             <w:r>
               <w:rPr>
-                <w:rFonts w:ascii="Times New Roman" w:eastAsia="Times New Roman" w:hAnsi="Times New Roman" w:cs="Times New Roman"/>
+                <w:rFonts w:ascii="Arial" w:eastAsia="Times New Roman" w:hAnsi="Arial" w:cs="Arial"/>
                 <w:sz w:val="24"/>
                 <w:szCs w:val="24"/>
                 <w:lang w:eastAsia="pt-BR"/>
@@ -14285,19 +14340,15 @@
             <w:pPr>
               <w:spacing w:after="0" w:line="240" w:lineRule="auto"/>
               <w:rPr>
-                <w:rFonts w:ascii="Times New Roman" w:eastAsia="Times New Roman" w:hAnsi="Times New Roman" w:cs="Times New Roman"/>
-                <w:sz w:val="24"/>
-                <w:szCs w:val="24"/>
+                <w:rFonts w:ascii="Arial" w:eastAsia="Times New Roman" w:hAnsi="Arial" w:cs="Arial"/>
                 <w:lang w:eastAsia="pt-BR"/>
               </w:rPr>
             </w:pPr>
             <w:r>
               <w:rPr>
-                <w:rFonts w:ascii="Times New Roman" w:eastAsia="Times New Roman" w:hAnsi="Times New Roman" w:cs="Times New Roman"/>
+                <w:rFonts w:ascii="Arial" w:eastAsia="Times New Roman" w:hAnsi="Arial" w:cs="Arial"/>
                 <w:b/>
                 <w:bCs/>
-                <w:sz w:val="24"/>
-                <w:szCs w:val="24"/>
                 <w:lang w:eastAsia="pt-BR"/>
               </w:rPr>
               <w:t>Performance</w:t>
@@ -14315,7 +14366,7 @@
               <w:spacing w:after="0" w:line="240" w:lineRule="auto"/>
               <w:jc w:val="center"/>
               <w:rPr>
-                <w:rFonts w:ascii="Times New Roman" w:eastAsia="Times New Roman" w:hAnsi="Times New Roman" w:cs="Times New Roman"/>
+                <w:rFonts w:ascii="Arial" w:eastAsia="Times New Roman" w:hAnsi="Arial" w:cs="Arial"/>
                 <w:sz w:val="24"/>
                 <w:szCs w:val="24"/>
                 <w:lang w:eastAsia="pt-BR"/>
@@ -14338,17 +14389,13 @@
             <w:pPr>
               <w:spacing w:after="0" w:line="240" w:lineRule="auto"/>
               <w:rPr>
-                <w:rFonts w:ascii="Times New Roman" w:eastAsia="Times New Roman" w:hAnsi="Times New Roman" w:cs="Times New Roman"/>
-                <w:sz w:val="24"/>
-                <w:szCs w:val="24"/>
+                <w:rFonts w:ascii="Arial" w:eastAsia="Times New Roman" w:hAnsi="Arial" w:cs="Arial"/>
                 <w:lang w:eastAsia="pt-BR"/>
               </w:rPr>
             </w:pPr>
             <w:r>
               <w:rPr>
-                <w:rFonts w:ascii="Times New Roman" w:eastAsia="Times New Roman" w:hAnsi="Times New Roman" w:cs="Times New Roman"/>
-                <w:sz w:val="24"/>
-                <w:szCs w:val="24"/>
+                <w:rFonts w:ascii="Arial" w:eastAsia="Times New Roman" w:hAnsi="Arial" w:cs="Arial"/>
                 <w:lang w:eastAsia="pt-BR"/>
               </w:rPr>
               <w:t>Eficiência de pico [%]</w:t>
@@ -14366,7 +14413,7 @@
               <w:spacing w:after="0" w:line="240" w:lineRule="auto"/>
               <w:jc w:val="center"/>
               <w:rPr>
-                <w:rFonts w:ascii="Times New Roman" w:eastAsia="Times New Roman" w:hAnsi="Times New Roman" w:cs="Times New Roman"/>
+                <w:rFonts w:ascii="Arial" w:eastAsia="Times New Roman" w:hAnsi="Arial" w:cs="Arial"/>
                 <w:sz w:val="24"/>
                 <w:szCs w:val="24"/>
                 <w:lang w:eastAsia="pt-BR"/>
@@ -14374,7 +14421,7 @@
             </w:pPr>
             <w:r>
               <w:rPr>
-                <w:rFonts w:ascii="Times New Roman" w:eastAsia="Times New Roman" w:hAnsi="Times New Roman" w:cs="Times New Roman"/>
+                <w:rFonts w:ascii="Arial" w:eastAsia="Times New Roman" w:hAnsi="Arial" w:cs="Arial"/>
                 <w:sz w:val="24"/>
                 <w:szCs w:val="24"/>
                 <w:lang w:eastAsia="pt-BR"/>
@@ -14398,17 +14445,13 @@
             <w:pPr>
               <w:spacing w:after="0" w:line="240" w:lineRule="auto"/>
               <w:rPr>
-                <w:rFonts w:ascii="Times New Roman" w:eastAsia="Times New Roman" w:hAnsi="Times New Roman" w:cs="Times New Roman"/>
-                <w:sz w:val="24"/>
-                <w:szCs w:val="24"/>
+                <w:rFonts w:ascii="Arial" w:eastAsia="Times New Roman" w:hAnsi="Arial" w:cs="Arial"/>
                 <w:lang w:eastAsia="pt-BR"/>
               </w:rPr>
             </w:pPr>
             <w:r>
               <w:rPr>
-                <w:rFonts w:ascii="Times New Roman" w:eastAsia="Times New Roman" w:hAnsi="Times New Roman" w:cs="Times New Roman"/>
-                <w:sz w:val="24"/>
-                <w:szCs w:val="24"/>
+                <w:rFonts w:ascii="Arial" w:eastAsia="Times New Roman" w:hAnsi="Arial" w:cs="Arial"/>
                 <w:lang w:eastAsia="pt-BR"/>
               </w:rPr>
               <w:t>Eficiência ponderada CEC [%]</w:t>
@@ -14426,7 +14469,7 @@
               <w:spacing w:after="0" w:line="240" w:lineRule="auto"/>
               <w:jc w:val="center"/>
               <w:rPr>
-                <w:rFonts w:ascii="Times New Roman" w:eastAsia="Times New Roman" w:hAnsi="Times New Roman" w:cs="Times New Roman"/>
+                <w:rFonts w:ascii="Arial" w:eastAsia="Times New Roman" w:hAnsi="Arial" w:cs="Arial"/>
                 <w:sz w:val="24"/>
                 <w:szCs w:val="24"/>
                 <w:lang w:eastAsia="pt-BR"/>
@@ -14434,7 +14477,7 @@
             </w:pPr>
             <w:r>
               <w:rPr>
-                <w:rFonts w:ascii="Times New Roman" w:eastAsia="Times New Roman" w:hAnsi="Times New Roman" w:cs="Times New Roman"/>
+                <w:rFonts w:ascii="Arial" w:eastAsia="Times New Roman" w:hAnsi="Arial" w:cs="Arial"/>
                 <w:sz w:val="24"/>
                 <w:szCs w:val="24"/>
                 <w:lang w:eastAsia="pt-BR"/>
@@ -14458,17 +14501,13 @@
             <w:pPr>
               <w:spacing w:after="0" w:line="240" w:lineRule="auto"/>
               <w:rPr>
-                <w:rFonts w:ascii="Times New Roman" w:eastAsia="Times New Roman" w:hAnsi="Times New Roman" w:cs="Times New Roman"/>
-                <w:sz w:val="24"/>
-                <w:szCs w:val="24"/>
+                <w:rFonts w:ascii="Arial" w:eastAsia="Times New Roman" w:hAnsi="Arial" w:cs="Arial"/>
                 <w:lang w:eastAsia="pt-BR"/>
               </w:rPr>
             </w:pPr>
             <w:r>
               <w:rPr>
-                <w:rFonts w:ascii="Times New Roman" w:eastAsia="Times New Roman" w:hAnsi="Times New Roman" w:cs="Times New Roman"/>
-                <w:sz w:val="24"/>
-                <w:szCs w:val="24"/>
+                <w:rFonts w:ascii="Arial" w:eastAsia="Times New Roman" w:hAnsi="Arial" w:cs="Arial"/>
                 <w:lang w:eastAsia="pt-BR"/>
               </w:rPr>
               <w:t>Grau de proteção</w:t>
@@ -14486,7 +14525,7 @@
               <w:spacing w:after="0" w:line="240" w:lineRule="auto"/>
               <w:jc w:val="center"/>
               <w:rPr>
-                <w:rFonts w:ascii="Times New Roman" w:eastAsia="Times New Roman" w:hAnsi="Times New Roman" w:cs="Times New Roman"/>
+                <w:rFonts w:ascii="Arial" w:eastAsia="Times New Roman" w:hAnsi="Arial" w:cs="Arial"/>
                 <w:sz w:val="24"/>
                 <w:szCs w:val="24"/>
                 <w:lang w:eastAsia="pt-BR"/>
@@ -14494,7 +14533,7 @@
             </w:pPr>
             <w:r>
               <w:rPr>
-                <w:rFonts w:ascii="Times New Roman" w:eastAsia="Times New Roman" w:hAnsi="Times New Roman" w:cs="Times New Roman"/>
+                <w:rFonts w:ascii="Arial" w:eastAsia="Times New Roman" w:hAnsi="Arial" w:cs="Arial"/>
                 <w:sz w:val="24"/>
                 <w:szCs w:val="24"/>
                 <w:lang w:eastAsia="pt-BR"/>
@@ -14518,17 +14557,13 @@
             <w:pPr>
               <w:spacing w:after="0" w:line="240" w:lineRule="auto"/>
               <w:rPr>
-                <w:rFonts w:ascii="Times New Roman" w:eastAsia="Times New Roman" w:hAnsi="Times New Roman" w:cs="Times New Roman"/>
-                <w:sz w:val="24"/>
-                <w:szCs w:val="24"/>
+                <w:rFonts w:ascii="Arial" w:eastAsia="Times New Roman" w:hAnsi="Arial" w:cs="Arial"/>
                 <w:lang w:eastAsia="pt-BR"/>
               </w:rPr>
             </w:pPr>
             <w:r>
               <w:rPr>
-                <w:rFonts w:ascii="Times New Roman" w:eastAsia="Times New Roman" w:hAnsi="Times New Roman" w:cs="Times New Roman"/>
-                <w:sz w:val="24"/>
-                <w:szCs w:val="24"/>
+                <w:rFonts w:ascii="Arial" w:eastAsia="Times New Roman" w:hAnsi="Arial" w:cs="Arial"/>
                 <w:lang w:eastAsia="pt-BR"/>
               </w:rPr>
               <w:t>Faixa de temperatura [°C]</w:t>
@@ -14546,7 +14581,7 @@
               <w:spacing w:after="0" w:line="240" w:lineRule="auto"/>
               <w:jc w:val="center"/>
               <w:rPr>
-                <w:rFonts w:ascii="Times New Roman" w:eastAsia="Times New Roman" w:hAnsi="Times New Roman" w:cs="Times New Roman"/>
+                <w:rFonts w:ascii="Arial" w:eastAsia="Times New Roman" w:hAnsi="Arial" w:cs="Arial"/>
                 <w:sz w:val="24"/>
                 <w:szCs w:val="24"/>
                 <w:lang w:eastAsia="pt-BR"/>
@@ -14554,7 +14589,7 @@
             </w:pPr>
             <w:r>
               <w:rPr>
-                <w:rFonts w:ascii="Times New Roman" w:eastAsia="Times New Roman" w:hAnsi="Times New Roman" w:cs="Times New Roman"/>
+                <w:rFonts w:ascii="Arial" w:eastAsia="Times New Roman" w:hAnsi="Arial" w:cs="Arial"/>
                 <w:sz w:val="24"/>
                 <w:szCs w:val="24"/>
                 <w:lang w:eastAsia="pt-BR"/>
@@ -14578,17 +14613,13 @@
             <w:pPr>
               <w:spacing w:after="0" w:line="240" w:lineRule="auto"/>
               <w:rPr>
-                <w:rFonts w:ascii="Times New Roman" w:eastAsia="Times New Roman" w:hAnsi="Times New Roman" w:cs="Times New Roman"/>
-                <w:sz w:val="24"/>
-                <w:szCs w:val="24"/>
+                <w:rFonts w:ascii="Arial" w:eastAsia="Times New Roman" w:hAnsi="Arial" w:cs="Arial"/>
                 <w:lang w:eastAsia="pt-BR"/>
               </w:rPr>
             </w:pPr>
             <w:r>
               <w:rPr>
-                <w:rFonts w:ascii="Times New Roman" w:eastAsia="Times New Roman" w:hAnsi="Times New Roman" w:cs="Times New Roman"/>
-                <w:sz w:val="24"/>
-                <w:szCs w:val="24"/>
+                <w:rFonts w:ascii="Arial" w:eastAsia="Times New Roman" w:hAnsi="Arial" w:cs="Arial"/>
                 <w:lang w:eastAsia="pt-BR"/>
               </w:rPr>
               <w:t>Garantia [Anos]</w:t>
@@ -14606,7 +14637,7 @@
               <w:spacing w:after="0" w:line="240" w:lineRule="auto"/>
               <w:jc w:val="center"/>
               <w:rPr>
-                <w:rFonts w:ascii="Times New Roman" w:eastAsia="Times New Roman" w:hAnsi="Times New Roman" w:cs="Times New Roman"/>
+                <w:rFonts w:ascii="Arial" w:eastAsia="Times New Roman" w:hAnsi="Arial" w:cs="Arial"/>
                 <w:sz w:val="24"/>
                 <w:szCs w:val="24"/>
                 <w:lang w:eastAsia="pt-BR"/>
@@ -14614,7 +14645,7 @@
             </w:pPr>
             <w:r>
               <w:rPr>
-                <w:rFonts w:ascii="Times New Roman" w:eastAsia="Times New Roman" w:hAnsi="Times New Roman" w:cs="Times New Roman"/>
+                <w:rFonts w:ascii="Arial" w:eastAsia="Times New Roman" w:hAnsi="Arial" w:cs="Arial"/>
                 <w:sz w:val="24"/>
                 <w:szCs w:val="24"/>
                 <w:lang w:eastAsia="pt-BR"/>
@@ -14629,7 +14660,7 @@
       <w:pPr>
         <w:spacing w:before="100" w:beforeAutospacing="1" w:after="100" w:afterAutospacing="1" w:line="240" w:lineRule="auto"/>
         <w:rPr>
-          <w:rFonts w:ascii="Times New Roman" w:eastAsia="Times New Roman" w:hAnsi="Times New Roman" w:cs="Times New Roman"/>
+          <w:rFonts w:ascii="Arial" w:eastAsia="Times New Roman" w:hAnsi="Arial" w:cs="Arial"/>
           <w:sz w:val="24"/>
           <w:szCs w:val="24"/>
           <w:lang w:eastAsia="pt-BR"/>
@@ -14637,7 +14668,7 @@
       </w:pPr>
       <w:r>
         <w:rPr>
-          <w:rFonts w:ascii="Times New Roman" w:eastAsia="Times New Roman" w:hAnsi="Times New Roman" w:cs="Times New Roman"/>
+          <w:rFonts w:ascii="Arial" w:eastAsia="Times New Roman" w:hAnsi="Arial" w:cs="Arial"/>
           <w:b/>
           <w:bCs/>
           <w:sz w:val="24"/>
@@ -14649,7 +14680,7 @@
       <w:proofErr w:type="gramStart"/>
       <w:r>
         <w:rPr>
-          <w:rFonts w:ascii="Times New Roman" w:eastAsia="Times New Roman" w:hAnsi="Times New Roman" w:cs="Times New Roman"/>
+          <w:rFonts w:ascii="Arial" w:eastAsia="Times New Roman" w:hAnsi="Arial" w:cs="Arial"/>
           <w:b/>
           <w:bCs/>
           <w:sz w:val="24"/>
@@ -14661,7 +14692,7 @@
       <w:proofErr w:type="gramEnd"/>
       <w:r>
         <w:rPr>
-          <w:rFonts w:ascii="Times New Roman" w:eastAsia="Times New Roman" w:hAnsi="Times New Roman" w:cs="Times New Roman"/>
+          <w:rFonts w:ascii="Arial" w:eastAsia="Times New Roman" w:hAnsi="Arial" w:cs="Arial"/>
           <w:b/>
           <w:bCs/>
           <w:sz w:val="24"/>
@@ -14675,7 +14706,7 @@
       <w:pPr>
         <w:spacing w:before="100" w:beforeAutospacing="1" w:after="100" w:afterAutospacing="1" w:line="240" w:lineRule="auto"/>
         <w:rPr>
-          <w:rFonts w:ascii="Times New Roman" w:eastAsia="Times New Roman" w:hAnsi="Times New Roman" w:cs="Times New Roman"/>
+          <w:rFonts w:ascii="Arial" w:eastAsia="Times New Roman" w:hAnsi="Arial" w:cs="Arial"/>
           <w:sz w:val="24"/>
           <w:szCs w:val="24"/>
           <w:lang w:eastAsia="pt-BR"/>
@@ -14683,7 +14714,7 @@
       </w:pPr>
       <w:r>
         <w:rPr>
-          <w:rFonts w:ascii="Times New Roman" w:eastAsia="Times New Roman" w:hAnsi="Times New Roman" w:cs="Times New Roman"/>
+          <w:rFonts w:ascii="Arial" w:eastAsia="Times New Roman" w:hAnsi="Arial" w:cs="Arial"/>
           <w:b/>
           <w:bCs/>
           <w:sz w:val="24"/>
@@ -14695,7 +14726,7 @@
       <w:proofErr w:type="gramStart"/>
       <w:r>
         <w:rPr>
-          <w:rFonts w:ascii="Times New Roman" w:eastAsia="Times New Roman" w:hAnsi="Times New Roman" w:cs="Times New Roman"/>
+          <w:rFonts w:ascii="Arial" w:eastAsia="Times New Roman" w:hAnsi="Arial" w:cs="Arial"/>
           <w:b/>
           <w:bCs/>
           <w:sz w:val="24"/>
@@ -14707,7 +14738,7 @@
       <w:proofErr w:type="gramEnd"/>
       <w:r>
         <w:rPr>
-          <w:rFonts w:ascii="Times New Roman" w:eastAsia="Times New Roman" w:hAnsi="Times New Roman" w:cs="Times New Roman"/>
+          <w:rFonts w:ascii="Arial" w:eastAsia="Times New Roman" w:hAnsi="Arial" w:cs="Arial"/>
           <w:b/>
           <w:bCs/>
           <w:sz w:val="24"/>
@@ -14813,7 +14844,6 @@
           <w:sz w:val="20"/>
           <w:szCs w:val="20"/>
         </w:rPr>
-        <w:lastRenderedPageBreak/>
         <w:t xml:space="preserve">Conforme NBR 16690, não é necessário fusível CC por ter apenas 1 </w:t>
       </w:r>
       <w:proofErr w:type="spellStart"/>
@@ -15208,6 +15238,7 @@
           <w:sz w:val="20"/>
           <w:szCs w:val="20"/>
         </w:rPr>
+        <w:lastRenderedPageBreak/>
         <w:t>DPS CA:</w:t>
       </w:r>
     </w:p>
@@ -15344,13 +15375,22 @@
     <w:p>
       <w:pPr>
         <w:pStyle w:val="PargrafodaLista"/>
+        <w:rPr>
+          <w:rFonts w:ascii="Arial" w:hAnsi="Arial" w:cs="Arial"/>
+        </w:rPr>
       </w:pPr>
     </w:p>
     <w:p>
       <w:pPr>
         <w:pStyle w:val="PargrafodaLista"/>
-      </w:pPr>
-      <w:r>
+        <w:rPr>
+          <w:rFonts w:ascii="Arial" w:hAnsi="Arial" w:cs="Arial"/>
+        </w:rPr>
+      </w:pPr>
+      <w:r>
+        <w:rPr>
+          <w:rFonts w:ascii="Arial" w:hAnsi="Arial" w:cs="Arial"/>
+        </w:rPr>
         <w:t>DIMENSIONAMENTO DOS CABOS</w:t>
       </w:r>
     </w:p>
@@ -16154,7 +16194,6 @@
           <w:sz w:val="20"/>
           <w:szCs w:val="20"/>
         </w:rPr>
-        <w:lastRenderedPageBreak/>
         <w:t>Cabo Fotovoltaico (CC) – {{BITOLA_CABO_CC}}</w:t>
       </w:r>
     </w:p>
@@ -16618,6 +16657,7 @@
           <w:sz w:val="20"/>
           <w:szCs w:val="20"/>
         </w:rPr>
+        <w:lastRenderedPageBreak/>
         <w:t>PLACA DE ADVERTÊNCIA</w:t>
       </w:r>
       <w:bookmarkEnd w:id="22"/>
@@ -16805,6 +16845,9 @@
         <w:ind w:left="1276" w:right="142" w:hanging="425"/>
         <w:contextualSpacing/>
         <w:jc w:val="both"/>
+        <w:rPr>
+          <w:rFonts w:ascii="Arial" w:hAnsi="Arial" w:cs="Arial"/>
+        </w:rPr>
       </w:pPr>
       <w:r>
         <w:rPr>
@@ -16846,7 +16889,7 @@
       </w:pPr>
       <w:r>
         <w:rPr>
-          <w:rFonts w:cs="Arial"/>
+          <w:rFonts w:ascii="Arial" w:hAnsi="Arial" w:cs="Arial"/>
           <w:noProof/>
           <w:sz w:val="20"/>
           <w:szCs w:val="20"/>
@@ -17027,7 +17070,6 @@
           <w:sz w:val="20"/>
           <w:szCs w:val="20"/>
         </w:rPr>
-        <w:lastRenderedPageBreak/>
         <w:t>Documento de responsabilidade técnica (projeto e execução) do conselho profissional competente</w:t>
       </w:r>
       <w:r>
@@ -18410,6 +18452,119 @@
     </w:lvl>
   </w:abstractNum>
   <w:abstractNum w:abstractNumId="7" w15:restartNumberingAfterBreak="0">
+    <w:nsid w:val="10802352"/>
+    <w:multiLevelType w:val="hybridMultilevel"/>
+    <w:tmpl w:val="8EA23E7C"/>
+    <w:lvl w:ilvl="0" w:tplc="04160001">
+      <w:start w:val="1"/>
+      <w:numFmt w:val="bullet"/>
+      <w:lvlText w:val=""/>
+      <w:lvlJc w:val="left"/>
+      <w:pPr>
+        <w:ind w:left="720" w:hanging="360"/>
+      </w:pPr>
+      <w:rPr>
+        <w:rFonts w:ascii="Symbol" w:hAnsi="Symbol" w:hint="default"/>
+      </w:rPr>
+    </w:lvl>
+    <w:lvl w:ilvl="1" w:tplc="04160003" w:tentative="1">
+      <w:start w:val="1"/>
+      <w:numFmt w:val="bullet"/>
+      <w:lvlText w:val="o"/>
+      <w:lvlJc w:val="left"/>
+      <w:pPr>
+        <w:ind w:left="1440" w:hanging="360"/>
+      </w:pPr>
+      <w:rPr>
+        <w:rFonts w:ascii="Courier New" w:hAnsi="Courier New" w:cs="Courier New" w:hint="default"/>
+      </w:rPr>
+    </w:lvl>
+    <w:lvl w:ilvl="2" w:tplc="04160005" w:tentative="1">
+      <w:start w:val="1"/>
+      <w:numFmt w:val="bullet"/>
+      <w:lvlText w:val=""/>
+      <w:lvlJc w:val="left"/>
+      <w:pPr>
+        <w:ind w:left="2160" w:hanging="360"/>
+      </w:pPr>
+      <w:rPr>
+        <w:rFonts w:ascii="Wingdings" w:hAnsi="Wingdings" w:hint="default"/>
+      </w:rPr>
+    </w:lvl>
+    <w:lvl w:ilvl="3" w:tplc="04160001" w:tentative="1">
+      <w:start w:val="1"/>
+      <w:numFmt w:val="bullet"/>
+      <w:lvlText w:val=""/>
+      <w:lvlJc w:val="left"/>
+      <w:pPr>
+        <w:ind w:left="2880" w:hanging="360"/>
+      </w:pPr>
+      <w:rPr>
+        <w:rFonts w:ascii="Symbol" w:hAnsi="Symbol" w:hint="default"/>
+      </w:rPr>
+    </w:lvl>
+    <w:lvl w:ilvl="4" w:tplc="04160003" w:tentative="1">
+      <w:start w:val="1"/>
+      <w:numFmt w:val="bullet"/>
+      <w:lvlText w:val="o"/>
+      <w:lvlJc w:val="left"/>
+      <w:pPr>
+        <w:ind w:left="3600" w:hanging="360"/>
+      </w:pPr>
+      <w:rPr>
+        <w:rFonts w:ascii="Courier New" w:hAnsi="Courier New" w:cs="Courier New" w:hint="default"/>
+      </w:rPr>
+    </w:lvl>
+    <w:lvl w:ilvl="5" w:tplc="04160005" w:tentative="1">
+      <w:start w:val="1"/>
+      <w:numFmt w:val="bullet"/>
+      <w:lvlText w:val=""/>
+      <w:lvlJc w:val="left"/>
+      <w:pPr>
+        <w:ind w:left="4320" w:hanging="360"/>
+      </w:pPr>
+      <w:rPr>
+        <w:rFonts w:ascii="Wingdings" w:hAnsi="Wingdings" w:hint="default"/>
+      </w:rPr>
+    </w:lvl>
+    <w:lvl w:ilvl="6" w:tplc="04160001" w:tentative="1">
+      <w:start w:val="1"/>
+      <w:numFmt w:val="bullet"/>
+      <w:lvlText w:val=""/>
+      <w:lvlJc w:val="left"/>
+      <w:pPr>
+        <w:ind w:left="5040" w:hanging="360"/>
+      </w:pPr>
+      <w:rPr>
+        <w:rFonts w:ascii="Symbol" w:hAnsi="Symbol" w:hint="default"/>
+      </w:rPr>
+    </w:lvl>
+    <w:lvl w:ilvl="7" w:tplc="04160003" w:tentative="1">
+      <w:start w:val="1"/>
+      <w:numFmt w:val="bullet"/>
+      <w:lvlText w:val="o"/>
+      <w:lvlJc w:val="left"/>
+      <w:pPr>
+        <w:ind w:left="5760" w:hanging="360"/>
+      </w:pPr>
+      <w:rPr>
+        <w:rFonts w:ascii="Courier New" w:hAnsi="Courier New" w:cs="Courier New" w:hint="default"/>
+      </w:rPr>
+    </w:lvl>
+    <w:lvl w:ilvl="8" w:tplc="04160005" w:tentative="1">
+      <w:start w:val="1"/>
+      <w:numFmt w:val="bullet"/>
+      <w:lvlText w:val=""/>
+      <w:lvlJc w:val="left"/>
+      <w:pPr>
+        <w:ind w:left="6480" w:hanging="360"/>
+      </w:pPr>
+      <w:rPr>
+        <w:rFonts w:ascii="Wingdings" w:hAnsi="Wingdings" w:hint="default"/>
+      </w:rPr>
+    </w:lvl>
+  </w:abstractNum>
+  <w:abstractNum w:abstractNumId="8" w15:restartNumberingAfterBreak="0">
     <w:nsid w:val="123779E6"/>
     <w:multiLevelType w:val="hybridMultilevel"/>
     <w:tmpl w:val="628055DE"/>
@@ -18521,7 +18676,7 @@
       </w:rPr>
     </w:lvl>
   </w:abstractNum>
-  <w:abstractNum w:abstractNumId="8" w15:restartNumberingAfterBreak="0">
+  <w:abstractNum w:abstractNumId="9" w15:restartNumberingAfterBreak="0">
     <w:nsid w:val="128F38F3"/>
     <w:multiLevelType w:val="hybridMultilevel"/>
     <w:tmpl w:val="0A2A4948"/>
@@ -18610,7 +18765,7 @@
       </w:pPr>
     </w:lvl>
   </w:abstractNum>
-  <w:abstractNum w:abstractNumId="9" w15:restartNumberingAfterBreak="0">
+  <w:abstractNum w:abstractNumId="10" w15:restartNumberingAfterBreak="0">
     <w:nsid w:val="1649288A"/>
     <w:multiLevelType w:val="hybridMultilevel"/>
     <w:tmpl w:val="D734676E"/>
@@ -18723,7 +18878,7 @@
       </w:rPr>
     </w:lvl>
   </w:abstractNum>
-  <w:abstractNum w:abstractNumId="10" w15:restartNumberingAfterBreak="0">
+  <w:abstractNum w:abstractNumId="11" w15:restartNumberingAfterBreak="0">
     <w:nsid w:val="18BF1F36"/>
     <w:multiLevelType w:val="multilevel"/>
     <w:tmpl w:val="2CC85D2E"/>
@@ -18872,7 +19027,7 @@
       </w:rPr>
     </w:lvl>
   </w:abstractNum>
-  <w:abstractNum w:abstractNumId="11" w15:restartNumberingAfterBreak="0">
+  <w:abstractNum w:abstractNumId="12" w15:restartNumberingAfterBreak="0">
     <w:nsid w:val="1AEF666F"/>
     <w:multiLevelType w:val="multilevel"/>
     <w:tmpl w:val="F0360950"/>
@@ -19021,7 +19176,7 @@
       </w:rPr>
     </w:lvl>
   </w:abstractNum>
-  <w:abstractNum w:abstractNumId="12" w15:restartNumberingAfterBreak="0">
+  <w:abstractNum w:abstractNumId="13" w15:restartNumberingAfterBreak="0">
     <w:nsid w:val="1B3A4402"/>
     <w:multiLevelType w:val="multilevel"/>
     <w:tmpl w:val="87EAB6C4"/>
@@ -19170,7 +19325,7 @@
       </w:rPr>
     </w:lvl>
   </w:abstractNum>
-  <w:abstractNum w:abstractNumId="13" w15:restartNumberingAfterBreak="0">
+  <w:abstractNum w:abstractNumId="14" w15:restartNumberingAfterBreak="0">
     <w:nsid w:val="257C4793"/>
     <w:multiLevelType w:val="hybridMultilevel"/>
     <w:tmpl w:val="1FC8AC06"/>
@@ -19282,7 +19437,7 @@
       </w:rPr>
     </w:lvl>
   </w:abstractNum>
-  <w:abstractNum w:abstractNumId="14" w15:restartNumberingAfterBreak="0">
+  <w:abstractNum w:abstractNumId="15" w15:restartNumberingAfterBreak="0">
     <w:nsid w:val="25CB130B"/>
     <w:multiLevelType w:val="multilevel"/>
     <w:tmpl w:val="9F343848"/>
@@ -19431,7 +19586,7 @@
       </w:rPr>
     </w:lvl>
   </w:abstractNum>
-  <w:abstractNum w:abstractNumId="15" w15:restartNumberingAfterBreak="0">
+  <w:abstractNum w:abstractNumId="16" w15:restartNumberingAfterBreak="0">
     <w:nsid w:val="278727CE"/>
     <w:multiLevelType w:val="multilevel"/>
     <w:tmpl w:val="89700278"/>
@@ -19580,7 +19735,7 @@
       </w:rPr>
     </w:lvl>
   </w:abstractNum>
-  <w:abstractNum w:abstractNumId="16" w15:restartNumberingAfterBreak="0">
+  <w:abstractNum w:abstractNumId="17" w15:restartNumberingAfterBreak="0">
     <w:nsid w:val="2DFE1434"/>
     <w:multiLevelType w:val="multilevel"/>
     <w:tmpl w:val="8834CA06"/>
@@ -19729,7 +19884,7 @@
       </w:rPr>
     </w:lvl>
   </w:abstractNum>
-  <w:abstractNum w:abstractNumId="17" w15:restartNumberingAfterBreak="0">
+  <w:abstractNum w:abstractNumId="18" w15:restartNumberingAfterBreak="0">
     <w:nsid w:val="2F587B86"/>
     <w:multiLevelType w:val="multilevel"/>
     <w:tmpl w:val="365E3328"/>
@@ -19878,7 +20033,7 @@
       </w:rPr>
     </w:lvl>
   </w:abstractNum>
-  <w:abstractNum w:abstractNumId="18" w15:restartNumberingAfterBreak="0">
+  <w:abstractNum w:abstractNumId="19" w15:restartNumberingAfterBreak="0">
     <w:nsid w:val="327B62C3"/>
     <w:multiLevelType w:val="hybridMultilevel"/>
     <w:tmpl w:val="5D0ABDD4"/>
@@ -19991,7 +20146,7 @@
       </w:rPr>
     </w:lvl>
   </w:abstractNum>
-  <w:abstractNum w:abstractNumId="19" w15:restartNumberingAfterBreak="0">
+  <w:abstractNum w:abstractNumId="20" w15:restartNumberingAfterBreak="0">
     <w:nsid w:val="37237688"/>
     <w:multiLevelType w:val="multilevel"/>
     <w:tmpl w:val="1A6CF9EA"/>
@@ -20140,7 +20295,7 @@
       </w:rPr>
     </w:lvl>
   </w:abstractNum>
-  <w:abstractNum w:abstractNumId="20" w15:restartNumberingAfterBreak="0">
+  <w:abstractNum w:abstractNumId="21" w15:restartNumberingAfterBreak="0">
     <w:nsid w:val="38A26317"/>
     <w:multiLevelType w:val="multilevel"/>
     <w:tmpl w:val="1C5EAB60"/>
@@ -20263,7 +20418,7 @@
       </w:rPr>
     </w:lvl>
   </w:abstractNum>
-  <w:abstractNum w:abstractNumId="21" w15:restartNumberingAfterBreak="0">
+  <w:abstractNum w:abstractNumId="22" w15:restartNumberingAfterBreak="0">
     <w:nsid w:val="3B84787B"/>
     <w:multiLevelType w:val="multilevel"/>
     <w:tmpl w:val="C4B4CF06"/>
@@ -20412,7 +20567,7 @@
       </w:rPr>
     </w:lvl>
   </w:abstractNum>
-  <w:abstractNum w:abstractNumId="22" w15:restartNumberingAfterBreak="0">
+  <w:abstractNum w:abstractNumId="23" w15:restartNumberingAfterBreak="0">
     <w:nsid w:val="3D8B3CFE"/>
     <w:multiLevelType w:val="hybridMultilevel"/>
     <w:tmpl w:val="5FC46776"/>
@@ -20524,7 +20679,7 @@
       </w:rPr>
     </w:lvl>
   </w:abstractNum>
-  <w:abstractNum w:abstractNumId="23" w15:restartNumberingAfterBreak="0">
+  <w:abstractNum w:abstractNumId="24" w15:restartNumberingAfterBreak="0">
     <w:nsid w:val="3E70101F"/>
     <w:multiLevelType w:val="hybridMultilevel"/>
     <w:tmpl w:val="71D6A3EE"/>
@@ -20636,7 +20791,120 @@
       </w:rPr>
     </w:lvl>
   </w:abstractNum>
-  <w:abstractNum w:abstractNumId="24" w15:restartNumberingAfterBreak="0">
+  <w:abstractNum w:abstractNumId="25" w15:restartNumberingAfterBreak="0">
+    <w:nsid w:val="42131E8F"/>
+    <w:multiLevelType w:val="hybridMultilevel"/>
+    <w:tmpl w:val="3ADEB9EE"/>
+    <w:lvl w:ilvl="0" w:tplc="04160001">
+      <w:start w:val="1"/>
+      <w:numFmt w:val="bullet"/>
+      <w:lvlText w:val=""/>
+      <w:lvlJc w:val="left"/>
+      <w:pPr>
+        <w:ind w:left="720" w:hanging="360"/>
+      </w:pPr>
+      <w:rPr>
+        <w:rFonts w:ascii="Symbol" w:hAnsi="Symbol" w:hint="default"/>
+      </w:rPr>
+    </w:lvl>
+    <w:lvl w:ilvl="1" w:tplc="04160003" w:tentative="1">
+      <w:start w:val="1"/>
+      <w:numFmt w:val="bullet"/>
+      <w:lvlText w:val="o"/>
+      <w:lvlJc w:val="left"/>
+      <w:pPr>
+        <w:ind w:left="1440" w:hanging="360"/>
+      </w:pPr>
+      <w:rPr>
+        <w:rFonts w:ascii="Courier New" w:hAnsi="Courier New" w:cs="Courier New" w:hint="default"/>
+      </w:rPr>
+    </w:lvl>
+    <w:lvl w:ilvl="2" w:tplc="04160005" w:tentative="1">
+      <w:start w:val="1"/>
+      <w:numFmt w:val="bullet"/>
+      <w:lvlText w:val=""/>
+      <w:lvlJc w:val="left"/>
+      <w:pPr>
+        <w:ind w:left="2160" w:hanging="360"/>
+      </w:pPr>
+      <w:rPr>
+        <w:rFonts w:ascii="Wingdings" w:hAnsi="Wingdings" w:hint="default"/>
+      </w:rPr>
+    </w:lvl>
+    <w:lvl w:ilvl="3" w:tplc="04160001" w:tentative="1">
+      <w:start w:val="1"/>
+      <w:numFmt w:val="bullet"/>
+      <w:lvlText w:val=""/>
+      <w:lvlJc w:val="left"/>
+      <w:pPr>
+        <w:ind w:left="2880" w:hanging="360"/>
+      </w:pPr>
+      <w:rPr>
+        <w:rFonts w:ascii="Symbol" w:hAnsi="Symbol" w:hint="default"/>
+      </w:rPr>
+    </w:lvl>
+    <w:lvl w:ilvl="4" w:tplc="04160003" w:tentative="1">
+      <w:start w:val="1"/>
+      <w:numFmt w:val="bullet"/>
+      <w:lvlText w:val="o"/>
+      <w:lvlJc w:val="left"/>
+      <w:pPr>
+        <w:ind w:left="3600" w:hanging="360"/>
+      </w:pPr>
+      <w:rPr>
+        <w:rFonts w:ascii="Courier New" w:hAnsi="Courier New" w:cs="Courier New" w:hint="default"/>
+      </w:rPr>
+    </w:lvl>
+    <w:lvl w:ilvl="5" w:tplc="04160005" w:tentative="1">
+      <w:start w:val="1"/>
+      <w:numFmt w:val="bullet"/>
+      <w:lvlText w:val=""/>
+      <w:lvlJc w:val="left"/>
+      <w:pPr>
+        <w:ind w:left="4320" w:hanging="360"/>
+      </w:pPr>
+      <w:rPr>
+        <w:rFonts w:ascii="Wingdings" w:hAnsi="Wingdings" w:hint="default"/>
+      </w:rPr>
+    </w:lvl>
+    <w:lvl w:ilvl="6" w:tplc="04160001" w:tentative="1">
+      <w:start w:val="1"/>
+      <w:numFmt w:val="bullet"/>
+      <w:lvlText w:val=""/>
+      <w:lvlJc w:val="left"/>
+      <w:pPr>
+        <w:ind w:left="5040" w:hanging="360"/>
+      </w:pPr>
+      <w:rPr>
+        <w:rFonts w:ascii="Symbol" w:hAnsi="Symbol" w:hint="default"/>
+      </w:rPr>
+    </w:lvl>
+    <w:lvl w:ilvl="7" w:tplc="04160003" w:tentative="1">
+      <w:start w:val="1"/>
+      <w:numFmt w:val="bullet"/>
+      <w:lvlText w:val="o"/>
+      <w:lvlJc w:val="left"/>
+      <w:pPr>
+        <w:ind w:left="5760" w:hanging="360"/>
+      </w:pPr>
+      <w:rPr>
+        <w:rFonts w:ascii="Courier New" w:hAnsi="Courier New" w:cs="Courier New" w:hint="default"/>
+      </w:rPr>
+    </w:lvl>
+    <w:lvl w:ilvl="8" w:tplc="04160005" w:tentative="1">
+      <w:start w:val="1"/>
+      <w:numFmt w:val="bullet"/>
+      <w:lvlText w:val=""/>
+      <w:lvlJc w:val="left"/>
+      <w:pPr>
+        <w:ind w:left="6480" w:hanging="360"/>
+      </w:pPr>
+      <w:rPr>
+        <w:rFonts w:ascii="Wingdings" w:hAnsi="Wingdings" w:hint="default"/>
+      </w:rPr>
+    </w:lvl>
+  </w:abstractNum>
+  <w:abstractNum w:abstractNumId="26" w15:restartNumberingAfterBreak="0">
     <w:nsid w:val="4B791D21"/>
     <w:multiLevelType w:val="multilevel"/>
     <w:tmpl w:val="40624798"/>
@@ -20785,7 +21053,7 @@
       </w:rPr>
     </w:lvl>
   </w:abstractNum>
-  <w:abstractNum w:abstractNumId="25" w15:restartNumberingAfterBreak="0">
+  <w:abstractNum w:abstractNumId="27" w15:restartNumberingAfterBreak="0">
     <w:nsid w:val="4B872BE7"/>
     <w:multiLevelType w:val="multilevel"/>
     <w:tmpl w:val="16F2C194"/>
@@ -20934,7 +21202,7 @@
       </w:rPr>
     </w:lvl>
   </w:abstractNum>
-  <w:abstractNum w:abstractNumId="26" w15:restartNumberingAfterBreak="0">
+  <w:abstractNum w:abstractNumId="28" w15:restartNumberingAfterBreak="0">
     <w:nsid w:val="57C14F11"/>
     <w:multiLevelType w:val="multilevel"/>
     <w:tmpl w:val="1DEC46F6"/>
@@ -21083,7 +21351,7 @@
       </w:rPr>
     </w:lvl>
   </w:abstractNum>
-  <w:abstractNum w:abstractNumId="27" w15:restartNumberingAfterBreak="0">
+  <w:abstractNum w:abstractNumId="29" w15:restartNumberingAfterBreak="0">
     <w:nsid w:val="581E3DAC"/>
     <w:multiLevelType w:val="hybridMultilevel"/>
     <w:tmpl w:val="64E63B4E"/>
@@ -21195,7 +21463,7 @@
       </w:rPr>
     </w:lvl>
   </w:abstractNum>
-  <w:abstractNum w:abstractNumId="28" w15:restartNumberingAfterBreak="0">
+  <w:abstractNum w:abstractNumId="30" w15:restartNumberingAfterBreak="0">
     <w:nsid w:val="59C63891"/>
     <w:multiLevelType w:val="multilevel"/>
     <w:tmpl w:val="91B0811A"/>
@@ -21344,7 +21612,7 @@
       </w:rPr>
     </w:lvl>
   </w:abstractNum>
-  <w:abstractNum w:abstractNumId="29" w15:restartNumberingAfterBreak="0">
+  <w:abstractNum w:abstractNumId="31" w15:restartNumberingAfterBreak="0">
     <w:nsid w:val="5D834371"/>
     <w:multiLevelType w:val="multilevel"/>
     <w:tmpl w:val="1EC82C6A"/>
@@ -21493,7 +21761,7 @@
       </w:rPr>
     </w:lvl>
   </w:abstractNum>
-  <w:abstractNum w:abstractNumId="30" w15:restartNumberingAfterBreak="0">
+  <w:abstractNum w:abstractNumId="32" w15:restartNumberingAfterBreak="0">
     <w:nsid w:val="5DBB2927"/>
     <w:multiLevelType w:val="multilevel"/>
     <w:tmpl w:val="035A10F0"/>
@@ -21642,7 +21910,7 @@
       </w:rPr>
     </w:lvl>
   </w:abstractNum>
-  <w:abstractNum w:abstractNumId="31" w15:restartNumberingAfterBreak="0">
+  <w:abstractNum w:abstractNumId="33" w15:restartNumberingAfterBreak="0">
     <w:nsid w:val="63CB35BD"/>
     <w:multiLevelType w:val="hybridMultilevel"/>
     <w:tmpl w:val="79D8CC2C"/>
@@ -21755,7 +22023,7 @@
       </w:rPr>
     </w:lvl>
   </w:abstractNum>
-  <w:abstractNum w:abstractNumId="32" w15:restartNumberingAfterBreak="0">
+  <w:abstractNum w:abstractNumId="34" w15:restartNumberingAfterBreak="0">
     <w:nsid w:val="669B24B7"/>
     <w:multiLevelType w:val="multilevel"/>
     <w:tmpl w:val="65920696"/>
@@ -21904,7 +22172,7 @@
       </w:rPr>
     </w:lvl>
   </w:abstractNum>
-  <w:abstractNum w:abstractNumId="33" w15:restartNumberingAfterBreak="0">
+  <w:abstractNum w:abstractNumId="35" w15:restartNumberingAfterBreak="0">
     <w:nsid w:val="68CC3072"/>
     <w:multiLevelType w:val="hybridMultilevel"/>
     <w:tmpl w:val="6A966BBC"/>
@@ -22017,7 +22285,7 @@
       </w:rPr>
     </w:lvl>
   </w:abstractNum>
-  <w:abstractNum w:abstractNumId="34" w15:restartNumberingAfterBreak="0">
+  <w:abstractNum w:abstractNumId="36" w15:restartNumberingAfterBreak="0">
     <w:nsid w:val="69C566B8"/>
     <w:multiLevelType w:val="multilevel"/>
     <w:tmpl w:val="FEAA4BBC"/>
@@ -22166,7 +22434,7 @@
       </w:rPr>
     </w:lvl>
   </w:abstractNum>
-  <w:abstractNum w:abstractNumId="35" w15:restartNumberingAfterBreak="0">
+  <w:abstractNum w:abstractNumId="37" w15:restartNumberingAfterBreak="0">
     <w:nsid w:val="69C876F2"/>
     <w:multiLevelType w:val="multilevel"/>
     <w:tmpl w:val="DD2A31B4"/>
@@ -22315,7 +22583,7 @@
       </w:rPr>
     </w:lvl>
   </w:abstractNum>
-  <w:abstractNum w:abstractNumId="36" w15:restartNumberingAfterBreak="0">
+  <w:abstractNum w:abstractNumId="38" w15:restartNumberingAfterBreak="0">
     <w:nsid w:val="6A5460BE"/>
     <w:multiLevelType w:val="hybridMultilevel"/>
     <w:tmpl w:val="2D069C04"/>
@@ -22427,7 +22695,7 @@
       </w:rPr>
     </w:lvl>
   </w:abstractNum>
-  <w:abstractNum w:abstractNumId="37" w15:restartNumberingAfterBreak="0">
+  <w:abstractNum w:abstractNumId="39" w15:restartNumberingAfterBreak="0">
     <w:nsid w:val="6CE1376A"/>
     <w:multiLevelType w:val="hybridMultilevel"/>
     <w:tmpl w:val="219477A6"/>
@@ -22539,7 +22807,156 @@
       </w:rPr>
     </w:lvl>
   </w:abstractNum>
-  <w:abstractNum w:abstractNumId="38" w15:restartNumberingAfterBreak="0">
+  <w:abstractNum w:abstractNumId="40" w15:restartNumberingAfterBreak="0">
+    <w:nsid w:val="709E2656"/>
+    <w:multiLevelType w:val="multilevel"/>
+    <w:tmpl w:val="FEAA4BBC"/>
+    <w:lvl w:ilvl="0">
+      <w:start w:val="1"/>
+      <w:numFmt w:val="bullet"/>
+      <w:lvlText w:val=""/>
+      <w:lvlJc w:val="left"/>
+      <w:pPr>
+        <w:tabs>
+          <w:tab w:val="num" w:pos="720"/>
+        </w:tabs>
+        <w:ind w:left="720" w:hanging="360"/>
+      </w:pPr>
+      <w:rPr>
+        <w:rFonts w:ascii="Symbol" w:hAnsi="Symbol" w:hint="default"/>
+        <w:sz w:val="20"/>
+      </w:rPr>
+    </w:lvl>
+    <w:lvl w:ilvl="1">
+      <w:start w:val="1"/>
+      <w:numFmt w:val="bullet"/>
+      <w:lvlText w:val="o"/>
+      <w:lvlJc w:val="left"/>
+      <w:pPr>
+        <w:tabs>
+          <w:tab w:val="num" w:pos="1440"/>
+        </w:tabs>
+        <w:ind w:left="1440" w:hanging="360"/>
+      </w:pPr>
+      <w:rPr>
+        <w:rFonts w:ascii="Courier New" w:hAnsi="Courier New" w:hint="default"/>
+        <w:sz w:val="20"/>
+      </w:rPr>
+    </w:lvl>
+    <w:lvl w:ilvl="2" w:tentative="1">
+      <w:start w:val="1"/>
+      <w:numFmt w:val="bullet"/>
+      <w:lvlText w:val=""/>
+      <w:lvlJc w:val="left"/>
+      <w:pPr>
+        <w:tabs>
+          <w:tab w:val="num" w:pos="2160"/>
+        </w:tabs>
+        <w:ind w:left="2160" w:hanging="360"/>
+      </w:pPr>
+      <w:rPr>
+        <w:rFonts w:ascii="Wingdings" w:hAnsi="Wingdings" w:hint="default"/>
+        <w:sz w:val="20"/>
+      </w:rPr>
+    </w:lvl>
+    <w:lvl w:ilvl="3" w:tentative="1">
+      <w:start w:val="1"/>
+      <w:numFmt w:val="bullet"/>
+      <w:lvlText w:val=""/>
+      <w:lvlJc w:val="left"/>
+      <w:pPr>
+        <w:tabs>
+          <w:tab w:val="num" w:pos="2880"/>
+        </w:tabs>
+        <w:ind w:left="2880" w:hanging="360"/>
+      </w:pPr>
+      <w:rPr>
+        <w:rFonts w:ascii="Wingdings" w:hAnsi="Wingdings" w:hint="default"/>
+        <w:sz w:val="20"/>
+      </w:rPr>
+    </w:lvl>
+    <w:lvl w:ilvl="4" w:tentative="1">
+      <w:start w:val="1"/>
+      <w:numFmt w:val="bullet"/>
+      <w:lvlText w:val=""/>
+      <w:lvlJc w:val="left"/>
+      <w:pPr>
+        <w:tabs>
+          <w:tab w:val="num" w:pos="3600"/>
+        </w:tabs>
+        <w:ind w:left="3600" w:hanging="360"/>
+      </w:pPr>
+      <w:rPr>
+        <w:rFonts w:ascii="Wingdings" w:hAnsi="Wingdings" w:hint="default"/>
+        <w:sz w:val="20"/>
+      </w:rPr>
+    </w:lvl>
+    <w:lvl w:ilvl="5" w:tentative="1">
+      <w:start w:val="1"/>
+      <w:numFmt w:val="bullet"/>
+      <w:lvlText w:val=""/>
+      <w:lvlJc w:val="left"/>
+      <w:pPr>
+        <w:tabs>
+          <w:tab w:val="num" w:pos="4320"/>
+        </w:tabs>
+        <w:ind w:left="4320" w:hanging="360"/>
+      </w:pPr>
+      <w:rPr>
+        <w:rFonts w:ascii="Wingdings" w:hAnsi="Wingdings" w:hint="default"/>
+        <w:sz w:val="20"/>
+      </w:rPr>
+    </w:lvl>
+    <w:lvl w:ilvl="6" w:tentative="1">
+      <w:start w:val="1"/>
+      <w:numFmt w:val="bullet"/>
+      <w:lvlText w:val=""/>
+      <w:lvlJc w:val="left"/>
+      <w:pPr>
+        <w:tabs>
+          <w:tab w:val="num" w:pos="5040"/>
+        </w:tabs>
+        <w:ind w:left="5040" w:hanging="360"/>
+      </w:pPr>
+      <w:rPr>
+        <w:rFonts w:ascii="Wingdings" w:hAnsi="Wingdings" w:hint="default"/>
+        <w:sz w:val="20"/>
+      </w:rPr>
+    </w:lvl>
+    <w:lvl w:ilvl="7" w:tentative="1">
+      <w:start w:val="1"/>
+      <w:numFmt w:val="bullet"/>
+      <w:lvlText w:val=""/>
+      <w:lvlJc w:val="left"/>
+      <w:pPr>
+        <w:tabs>
+          <w:tab w:val="num" w:pos="5760"/>
+        </w:tabs>
+        <w:ind w:left="5760" w:hanging="360"/>
+      </w:pPr>
+      <w:rPr>
+        <w:rFonts w:ascii="Wingdings" w:hAnsi="Wingdings" w:hint="default"/>
+        <w:sz w:val="20"/>
+      </w:rPr>
+    </w:lvl>
+    <w:lvl w:ilvl="8" w:tentative="1">
+      <w:start w:val="1"/>
+      <w:numFmt w:val="bullet"/>
+      <w:lvlText w:val=""/>
+      <w:lvlJc w:val="left"/>
+      <w:pPr>
+        <w:tabs>
+          <w:tab w:val="num" w:pos="6480"/>
+        </w:tabs>
+        <w:ind w:left="6480" w:hanging="360"/>
+      </w:pPr>
+      <w:rPr>
+        <w:rFonts w:ascii="Wingdings" w:hAnsi="Wingdings" w:hint="default"/>
+        <w:sz w:val="20"/>
+      </w:rPr>
+    </w:lvl>
+  </w:abstractNum>
+  <w:abstractNum w:abstractNumId="41" w15:restartNumberingAfterBreak="0">
     <w:nsid w:val="79422964"/>
     <w:multiLevelType w:val="hybridMultilevel"/>
     <w:tmpl w:val="2962D9D4"/>
@@ -22651,7 +23068,7 @@
       </w:rPr>
     </w:lvl>
   </w:abstractNum>
-  <w:abstractNum w:abstractNumId="39" w15:restartNumberingAfterBreak="0">
+  <w:abstractNum w:abstractNumId="42" w15:restartNumberingAfterBreak="0">
     <w:nsid w:val="7B7A3768"/>
     <w:multiLevelType w:val="multilevel"/>
     <w:tmpl w:val="9C8085D8"/>
@@ -22800,7 +23217,7 @@
       </w:rPr>
     </w:lvl>
   </w:abstractNum>
-  <w:abstractNum w:abstractNumId="40" w15:restartNumberingAfterBreak="0">
+  <w:abstractNum w:abstractNumId="43" w15:restartNumberingAfterBreak="0">
     <w:nsid w:val="7C423EAE"/>
     <w:multiLevelType w:val="multilevel"/>
     <w:tmpl w:val="911437E2"/>
@@ -22949,7 +23366,7 @@
       </w:rPr>
     </w:lvl>
   </w:abstractNum>
-  <w:abstractNum w:abstractNumId="41" w15:restartNumberingAfterBreak="0">
+  <w:abstractNum w:abstractNumId="44" w15:restartNumberingAfterBreak="0">
     <w:nsid w:val="7DE81299"/>
     <w:multiLevelType w:val="hybridMultilevel"/>
     <w:tmpl w:val="7584D056"/>
@@ -23035,7 +23452,7 @@
       </w:pPr>
     </w:lvl>
   </w:abstractNum>
-  <w:abstractNum w:abstractNumId="42" w15:restartNumberingAfterBreak="0">
+  <w:abstractNum w:abstractNumId="45" w15:restartNumberingAfterBreak="0">
     <w:nsid w:val="7DF27A5E"/>
     <w:multiLevelType w:val="multilevel"/>
     <w:tmpl w:val="634267EA"/>
@@ -23188,43 +23605,43 @@
     <w:abstractNumId w:val="2"/>
   </w:num>
   <w:num w:numId="2" w16cid:durableId="1828672109">
-    <w:abstractNumId w:val="20"/>
+    <w:abstractNumId w:val="21"/>
   </w:num>
   <w:num w:numId="3" w16cid:durableId="1026446480">
+    <w:abstractNumId w:val="10"/>
+  </w:num>
+  <w:num w:numId="4" w16cid:durableId="453715436">
+    <w:abstractNumId w:val="19"/>
+  </w:num>
+  <w:num w:numId="5" w16cid:durableId="1899512189">
+    <w:abstractNumId w:val="36"/>
+  </w:num>
+  <w:num w:numId="6" w16cid:durableId="1336227546">
     <w:abstractNumId w:val="9"/>
   </w:num>
-  <w:num w:numId="4" w16cid:durableId="453715436">
-    <w:abstractNumId w:val="18"/>
-  </w:num>
-  <w:num w:numId="5" w16cid:durableId="1899512189">
-    <w:abstractNumId w:val="34"/>
-  </w:num>
-  <w:num w:numId="6" w16cid:durableId="1336227546">
-    <w:abstractNumId w:val="8"/>
-  </w:num>
   <w:num w:numId="7" w16cid:durableId="248540788">
-    <w:abstractNumId w:val="39"/>
+    <w:abstractNumId w:val="42"/>
   </w:num>
   <w:num w:numId="8" w16cid:durableId="2074041241">
-    <w:abstractNumId w:val="12"/>
+    <w:abstractNumId w:val="13"/>
   </w:num>
   <w:num w:numId="9" w16cid:durableId="2064480512">
     <w:abstractNumId w:val="3"/>
   </w:num>
   <w:num w:numId="10" w16cid:durableId="1186482925">
-    <w:abstractNumId w:val="14"/>
+    <w:abstractNumId w:val="15"/>
   </w:num>
   <w:num w:numId="11" w16cid:durableId="1407847786">
-    <w:abstractNumId w:val="21"/>
+    <w:abstractNumId w:val="22"/>
   </w:num>
   <w:num w:numId="12" w16cid:durableId="640695230">
-    <w:abstractNumId w:val="40"/>
+    <w:abstractNumId w:val="43"/>
   </w:num>
   <w:num w:numId="13" w16cid:durableId="555900013">
-    <w:abstractNumId w:val="30"/>
+    <w:abstractNumId w:val="32"/>
   </w:num>
   <w:num w:numId="14" w16cid:durableId="1779060060">
-    <w:abstractNumId w:val="25"/>
+    <w:abstractNumId w:val="27"/>
   </w:num>
   <w:num w:numId="15" w16cid:durableId="1549759245">
     <w:abstractNumId w:val="0"/>
@@ -23233,85 +23650,94 @@
     <w:abstractNumId w:val="1"/>
   </w:num>
   <w:num w:numId="17" w16cid:durableId="730427153">
-    <w:abstractNumId w:val="28"/>
+    <w:abstractNumId w:val="30"/>
   </w:num>
   <w:num w:numId="18" w16cid:durableId="1956715735">
-    <w:abstractNumId w:val="17"/>
+    <w:abstractNumId w:val="18"/>
   </w:num>
   <w:num w:numId="19" w16cid:durableId="288585319">
-    <w:abstractNumId w:val="10"/>
+    <w:abstractNumId w:val="11"/>
   </w:num>
   <w:num w:numId="20" w16cid:durableId="20669191">
     <w:abstractNumId w:val="4"/>
   </w:num>
   <w:num w:numId="21" w16cid:durableId="437456830">
-    <w:abstractNumId w:val="29"/>
+    <w:abstractNumId w:val="31"/>
   </w:num>
   <w:num w:numId="22" w16cid:durableId="1744259486">
+    <w:abstractNumId w:val="17"/>
+  </w:num>
+  <w:num w:numId="23" w16cid:durableId="337804705">
+    <w:abstractNumId w:val="37"/>
+  </w:num>
+  <w:num w:numId="24" w16cid:durableId="435902916">
     <w:abstractNumId w:val="16"/>
   </w:num>
-  <w:num w:numId="23" w16cid:durableId="337804705">
-    <w:abstractNumId w:val="35"/>
-  </w:num>
-  <w:num w:numId="24" w16cid:durableId="435902916">
-    <w:abstractNumId w:val="15"/>
-  </w:num>
   <w:num w:numId="25" w16cid:durableId="1802570141">
-    <w:abstractNumId w:val="42"/>
+    <w:abstractNumId w:val="45"/>
   </w:num>
   <w:num w:numId="26" w16cid:durableId="1641764224">
     <w:abstractNumId w:val="5"/>
   </w:num>
   <w:num w:numId="27" w16cid:durableId="1393894626">
+    <w:abstractNumId w:val="28"/>
+  </w:num>
+  <w:num w:numId="28" w16cid:durableId="1072506824">
+    <w:abstractNumId w:val="12"/>
+  </w:num>
+  <w:num w:numId="29" w16cid:durableId="2097556725">
+    <w:abstractNumId w:val="34"/>
+  </w:num>
+  <w:num w:numId="30" w16cid:durableId="2075204257">
     <w:abstractNumId w:val="26"/>
   </w:num>
-  <w:num w:numId="28" w16cid:durableId="1072506824">
-    <w:abstractNumId w:val="11"/>
-  </w:num>
-  <w:num w:numId="29" w16cid:durableId="2097556725">
-    <w:abstractNumId w:val="32"/>
-  </w:num>
-  <w:num w:numId="30" w16cid:durableId="2075204257">
-    <w:abstractNumId w:val="24"/>
-  </w:num>
   <w:num w:numId="31" w16cid:durableId="542596260">
-    <w:abstractNumId w:val="19"/>
+    <w:abstractNumId w:val="20"/>
   </w:num>
   <w:num w:numId="32" w16cid:durableId="1617828263">
-    <w:abstractNumId w:val="31"/>
+    <w:abstractNumId w:val="33"/>
   </w:num>
   <w:num w:numId="33" w16cid:durableId="691103476">
-    <w:abstractNumId w:val="33"/>
+    <w:abstractNumId w:val="35"/>
   </w:num>
   <w:num w:numId="34" w16cid:durableId="782842385">
-    <w:abstractNumId w:val="36"/>
+    <w:abstractNumId w:val="38"/>
   </w:num>
   <w:num w:numId="35" w16cid:durableId="1023164608">
-    <w:abstractNumId w:val="22"/>
+    <w:abstractNumId w:val="23"/>
   </w:num>
   <w:num w:numId="36" w16cid:durableId="622073548">
-    <w:abstractNumId w:val="27"/>
+    <w:abstractNumId w:val="29"/>
   </w:num>
   <w:num w:numId="37" w16cid:durableId="2132086464">
     <w:abstractNumId w:val="6"/>
   </w:num>
   <w:num w:numId="38" w16cid:durableId="992217578">
+    <w:abstractNumId w:val="8"/>
+  </w:num>
+  <w:num w:numId="39" w16cid:durableId="1738740964">
+    <w:abstractNumId w:val="14"/>
+  </w:num>
+  <w:num w:numId="40" w16cid:durableId="400368227">
+    <w:abstractNumId w:val="39"/>
+  </w:num>
+  <w:num w:numId="41" w16cid:durableId="1737312924">
+    <w:abstractNumId w:val="44"/>
+  </w:num>
+  <w:num w:numId="42" w16cid:durableId="290283367">
+    <w:abstractNumId w:val="24"/>
+  </w:num>
+  <w:num w:numId="43" w16cid:durableId="1777404644">
+    <w:abstractNumId w:val="41"/>
+  </w:num>
+  <w:num w:numId="44" w16cid:durableId="1031540621">
+    <w:abstractNumId w:val="25"/>
+  </w:num>
+  <w:num w:numId="45" w16cid:durableId="987980786">
     <w:abstractNumId w:val="7"/>
   </w:num>
-  <w:num w:numId="39" w16cid:durableId="1738740964">
-    <w:abstractNumId w:val="13"/>
-  </w:num>
-  <w:num w:numId="40" w16cid:durableId="400368227">
-    <w:abstractNumId w:val="37"/>
-  </w:num>
-  <w:num w:numId="41" w16cid:durableId="1737312924">
-    <w:abstractNumId w:val="41"/>
-  </w:num>
-  <w:num w:numId="42" w16cid:durableId="290283367">
-    <w:abstractNumId w:val="23"/>
-  </w:num>
-  <w:num w:numId="43" w16cid:durableId="1777404644">
-    <w:abstractNumId w:val="38"/>
+  <w:num w:numId="46" w16cid:durableId="1256549662">
+    <w:abstractNumId w:val="40"/>
   </w:num>
   <w:numIdMacAtCleanup w:val="23"/>
 </w:numbering>
@@ -23807,7 +24233,6 @@
   <w:style w:type="character" w:default="1" w:styleId="Fontepargpadro">
     <w:name w:val="Default Paragraph Font"/>
     <w:uiPriority w:val="1"/>
-    <w:semiHidden/>
     <w:unhideWhenUsed/>
   </w:style>
   <w:style w:type="table" w:default="1" w:styleId="Tabelanormal">
@@ -24410,6 +24835,19 @@
 </file>
 
 <file path=customXml/item1.xml><?xml version="1.0" encoding="utf-8"?>
+<?mso-contentType ?>
+<FormTemplates xmlns="http://schemas.microsoft.com/sharepoint/v3/contenttype/forms">
+  <Display>DocumentLibraryForm</Display>
+  <Edit>DocumentLibraryForm</Edit>
+  <New>DocumentLibraryForm</New>
+</FormTemplates>
+</file>
+
+<file path=customXml/item2.xml><?xml version="1.0" encoding="utf-8"?>
+<b:Sources xmlns:b="http://schemas.openxmlformats.org/officeDocument/2006/bibliography" xmlns="http://schemas.openxmlformats.org/officeDocument/2006/bibliography" SelectedStyle="\APASixthEditionOfficeOnline.xsl" StyleName="APA" Version="6"/>
+</file>
+
+<file path=customXml/item3.xml><?xml version="1.0" encoding="utf-8"?>
 <ct:contentTypeSchema xmlns:ct="http://schemas.microsoft.com/office/2006/metadata/contentType" xmlns:ma="http://schemas.microsoft.com/office/2006/metadata/properties/metaAttributes" ct:_="" ma:_="" ma:contentTypeName="Documento" ma:contentTypeID="0x010100BEF260A426E028468D3D808773DAA93E" ma:contentTypeVersion="15" ma:contentTypeDescription="Criar um novo documento." ma:contentTypeScope="" ma:versionID="6a2fd1443e04d5a3cd60cf56e9b08414">
   <xsd:schema xmlns:xsd="http://www.w3.org/2001/XMLSchema" xmlns:xs="http://www.w3.org/2001/XMLSchema" xmlns:p="http://schemas.microsoft.com/office/2006/metadata/properties" xmlns:ns2="db1d5f39-8d08-49db-8b70-a878cbc3f9d3" xmlns:ns3="7a29617e-d358-46ee-8657-79b79705fd33" targetNamespace="http://schemas.microsoft.com/office/2006/metadata/properties" ma:root="true" ma:fieldsID="cd7201d516c4fef8cd734e7c82fb9cce" ns2:_="" ns3:_="">
     <xsd:import namespace="db1d5f39-8d08-49db-8b70-a878cbc3f9d3"/>
@@ -24644,19 +25082,6 @@
 </ct:contentTypeSchema>
 </file>
 
-<file path=customXml/item2.xml><?xml version="1.0" encoding="utf-8"?>
-<b:Sources xmlns:b="http://schemas.openxmlformats.org/officeDocument/2006/bibliography" xmlns="http://schemas.openxmlformats.org/officeDocument/2006/bibliography" SelectedStyle="\APASixthEditionOfficeOnline.xsl" StyleName="APA" Version="6"/>
-</file>
-
-<file path=customXml/item3.xml><?xml version="1.0" encoding="utf-8"?>
-<?mso-contentType ?>
-<FormTemplates xmlns="http://schemas.microsoft.com/sharepoint/v3/contenttype/forms">
-  <Display>DocumentLibraryForm</Display>
-  <Edit>DocumentLibraryForm</Edit>
-  <New>DocumentLibraryForm</New>
-</FormTemplates>
-</file>
-
 <file path=customXml/item4.xml><?xml version="1.0" encoding="utf-8"?>
 <p:properties xmlns:p="http://schemas.microsoft.com/office/2006/metadata/properties" xmlns:xsi="http://www.w3.org/2001/XMLSchema-instance" xmlns:pc="http://schemas.microsoft.com/office/infopath/2007/PartnerControls">
   <documentManagement>
@@ -24669,6 +25094,22 @@
 </file>
 
 <file path=customXml/itemProps1.xml><?xml version="1.0" encoding="utf-8"?>
+<ds:datastoreItem xmlns:ds="http://schemas.openxmlformats.org/officeDocument/2006/customXml" ds:itemID="{DE051BD4-11F8-485B-A7FB-65E8D85E2678}">
+  <ds:schemaRefs>
+    <ds:schemaRef ds:uri="http://schemas.microsoft.com/sharepoint/v3/contenttype/forms"/>
+  </ds:schemaRefs>
+</ds:datastoreItem>
+</file>
+
+<file path=customXml/itemProps2.xml><?xml version="1.0" encoding="utf-8"?>
+<ds:datastoreItem xmlns:ds="http://schemas.openxmlformats.org/officeDocument/2006/customXml" ds:itemID="{A2B714E3-67A4-4EAB-B26F-8131218B600E}">
+  <ds:schemaRefs>
+    <ds:schemaRef ds:uri="http://schemas.openxmlformats.org/officeDocument/2006/bibliography"/>
+  </ds:schemaRefs>
+</ds:datastoreItem>
+</file>
+
+<file path=customXml/itemProps3.xml><?xml version="1.0" encoding="utf-8"?>
 <ds:datastoreItem xmlns:ds="http://schemas.openxmlformats.org/officeDocument/2006/customXml" ds:itemID="{1D4B25BB-F961-4D02-AE0B-BC2C52E8A1A0}">
   <ds:schemaRefs>
     <ds:schemaRef ds:uri="http://schemas.microsoft.com/office/2006/metadata/contentType"/>
@@ -24687,22 +25128,6 @@
 </ds:datastoreItem>
 </file>
 
-<file path=customXml/itemProps2.xml><?xml version="1.0" encoding="utf-8"?>
-<ds:datastoreItem xmlns:ds="http://schemas.openxmlformats.org/officeDocument/2006/customXml" ds:itemID="{A2B714E3-67A4-4EAB-B26F-8131218B600E}">
-  <ds:schemaRefs>
-    <ds:schemaRef ds:uri="http://schemas.openxmlformats.org/officeDocument/2006/bibliography"/>
-  </ds:schemaRefs>
-</ds:datastoreItem>
-</file>
-
-<file path=customXml/itemProps3.xml><?xml version="1.0" encoding="utf-8"?>
-<ds:datastoreItem xmlns:ds="http://schemas.openxmlformats.org/officeDocument/2006/customXml" ds:itemID="{DE051BD4-11F8-485B-A7FB-65E8D85E2678}">
-  <ds:schemaRefs>
-    <ds:schemaRef ds:uri="http://schemas.microsoft.com/sharepoint/v3/contenttype/forms"/>
-  </ds:schemaRefs>
-</ds:datastoreItem>
-</file>
-
 <file path=customXml/itemProps4.xml><?xml version="1.0" encoding="utf-8"?>
 <ds:datastoreItem xmlns:ds="http://schemas.openxmlformats.org/officeDocument/2006/customXml" ds:itemID="{D81E6823-DB4D-4660-8C73-D7FC24F53740}">
   <ds:schemaRefs>

--- a/templates/MEMORIAL_DESCRITIVO_marcadores.docx
+++ b/templates/MEMORIAL_DESCRITIVO_marcadores.docx
@@ -7219,7 +7219,7 @@
           <w:sz w:val="20"/>
           <w:szCs w:val="20"/>
         </w:rPr>
-        <w:t>micro inversores</w:t>
+        <w:t>{{TIPO_EQUIPAMENTO_INVERSOR}}(es)</w:t>
       </w:r>
       <w:r>
         <w:rPr>

--- a/templates/MEMORIAL_DESCRITIVO_marcadores.docx
+++ b/templates/MEMORIAL_DESCRITIVO_marcadores.docx
@@ -226,8 +226,9 @@
           <w:sz w:val="20"/>
           <w:szCs w:val="20"/>
         </w:rPr>
-        <w:t xml:space="preserve"> </w:t>
-      </w:r>
+        <w:t xml:space="preserve"> {</w:t>
+      </w:r>
+      <w:proofErr w:type="gramEnd"/>
       <w:r>
         <w:rPr>
           <w:rFonts w:ascii="Arial" w:hAnsi="Arial" w:cs="Arial"/>
@@ -235,26 +236,7 @@
           <w:sz w:val="20"/>
           <w:szCs w:val="20"/>
         </w:rPr>
-        <w:t>{</w:t>
-      </w:r>
-      <w:proofErr w:type="gramEnd"/>
-      <w:r>
-        <w:rPr>
-          <w:rFonts w:ascii="Arial" w:hAnsi="Arial" w:cs="Arial"/>
-          <w:b/>
-          <w:sz w:val="20"/>
-          <w:szCs w:val="20"/>
-        </w:rPr>
-        <w:t>{TIPO_LIGACAO}}</w:t>
-      </w:r>
-      <w:r>
-        <w:rPr>
-          <w:rFonts w:ascii="Arial" w:hAnsi="Arial" w:cs="Arial"/>
-          <w:b/>
-          <w:sz w:val="20"/>
-          <w:szCs w:val="20"/>
-        </w:rPr>
-        <w:t xml:space="preserve"> </w:t>
+        <w:t xml:space="preserve">{TIPO_LIGACAO}} </w:t>
       </w:r>
       <w:r>
         <w:rPr>
@@ -1383,45 +1365,14 @@
                 <w:lang w:eastAsia="pt-BR"/>
               </w:rPr>
             </w:pPr>
-            <w:proofErr w:type="spellStart"/>
-            <w:r>
-              <w:rPr>
-                <w:rFonts w:ascii="Arial" w:eastAsia="Times New Roman" w:hAnsi="Arial" w:cs="Arial"/>
-                <w:sz w:val="20"/>
-                <w:szCs w:val="20"/>
-                <w:lang w:eastAsia="pt-BR"/>
-              </w:rPr>
-              <w:t>International</w:t>
-            </w:r>
-            <w:proofErr w:type="spellEnd"/>
-            <w:r>
-              <w:rPr>
-                <w:rFonts w:ascii="Arial" w:eastAsia="Times New Roman" w:hAnsi="Arial" w:cs="Arial"/>
-                <w:sz w:val="20"/>
-                <w:szCs w:val="20"/>
-                <w:lang w:eastAsia="pt-BR"/>
-              </w:rPr>
-              <w:t xml:space="preserve"> </w:t>
-            </w:r>
-            <w:proofErr w:type="spellStart"/>
-            <w:r>
-              <w:rPr>
-                <w:rFonts w:ascii="Arial" w:eastAsia="Times New Roman" w:hAnsi="Arial" w:cs="Arial"/>
-                <w:sz w:val="20"/>
-                <w:szCs w:val="20"/>
-                <w:lang w:eastAsia="pt-BR"/>
-              </w:rPr>
-              <w:t>Electrotechnical</w:t>
-            </w:r>
-            <w:proofErr w:type="spellEnd"/>
-            <w:r>
-              <w:rPr>
-                <w:rFonts w:ascii="Arial" w:eastAsia="Times New Roman" w:hAnsi="Arial" w:cs="Arial"/>
-                <w:sz w:val="20"/>
-                <w:szCs w:val="20"/>
-                <w:lang w:eastAsia="pt-BR"/>
-              </w:rPr>
-              <w:t xml:space="preserve"> Commission</w:t>
+            <w:r>
+              <w:rPr>
+                <w:rFonts w:ascii="Arial" w:eastAsia="Times New Roman" w:hAnsi="Arial" w:cs="Arial"/>
+                <w:sz w:val="20"/>
+                <w:szCs w:val="20"/>
+                <w:lang w:eastAsia="pt-BR"/>
+              </w:rPr>
+              <w:t>International Electrotechnical Commission</w:t>
             </w:r>
           </w:p>
         </w:tc>
@@ -2664,7 +2615,6 @@
                 <w:lang w:eastAsia="pt-BR"/>
               </w:rPr>
             </w:pPr>
-            <w:proofErr w:type="spellStart"/>
             <w:r>
               <w:rPr>
                 <w:rFonts w:ascii="Arial" w:eastAsia="Times New Roman" w:hAnsi="Arial" w:cs="Arial"/>
@@ -2674,7 +2624,6 @@
               </w:rPr>
               <w:t>Pára-raio</w:t>
             </w:r>
-            <w:proofErr w:type="spellEnd"/>
           </w:p>
         </w:tc>
       </w:tr>
@@ -3799,7 +3748,6 @@
                 <w:lang w:eastAsia="pt-BR"/>
               </w:rPr>
             </w:pPr>
-            <w:proofErr w:type="spellStart"/>
             <w:r>
               <w:rPr>
                 <w:rFonts w:ascii="Arial" w:eastAsia="Times New Roman" w:hAnsi="Arial" w:cs="Arial"/>
@@ -3811,7 +3759,6 @@
               </w:rPr>
               <w:t>MicroGD</w:t>
             </w:r>
-            <w:proofErr w:type="spellEnd"/>
           </w:p>
         </w:tc>
         <w:tc>
@@ -4129,7 +4076,6 @@
                 <w:lang w:eastAsia="pt-BR"/>
               </w:rPr>
             </w:pPr>
-            <w:proofErr w:type="spellStart"/>
             <w:r>
               <w:rPr>
                 <w:rFonts w:ascii="Arial" w:eastAsia="Times New Roman" w:hAnsi="Arial" w:cs="Arial"/>
@@ -4141,7 +4087,6 @@
               </w:rPr>
               <w:t>kWp</w:t>
             </w:r>
-            <w:proofErr w:type="spellEnd"/>
           </w:p>
         </w:tc>
         <w:tc>
@@ -11260,7 +11205,7 @@
           <w:lang w:eastAsia="pt-BR"/>
         </w:rPr>
         <w:pict w14:anchorId="0C6C8710">
-          <v:rect id="_x0000_i1062" style="width:0;height:.75pt" o:hralign="center" o:hrstd="t" o:hrnoshade="t" o:hr="t" fillcolor="#404040" stroked="f"/>
+          <v:rect id="_x0000_i1025" style="width:0;height:.75pt" o:hralign="center" o:hrstd="t" o:hrnoshade="t" o:hr="t" fillcolor="#404040" stroked="f"/>
         </w:pict>
       </w:r>
     </w:p>
@@ -11562,11 +11507,13 @@
           <w:numId w:val="5"/>
         </w:numPr>
         <w:rPr>
+          <w:rFonts w:ascii="Arial" w:hAnsi="Arial" w:cs="Arial"/>
           <w:lang w:eastAsia="pt-BR"/>
         </w:rPr>
       </w:pPr>
       <w:r>
         <w:rPr>
+          <w:rFonts w:ascii="Arial" w:hAnsi="Arial" w:cs="Arial"/>
           <w:lang w:eastAsia="pt-BR"/>
         </w:rPr>
         <w:t>Tensão Nominal: 275 V (compatível com rede monofásica 220 V).</w:t>
@@ -11580,24 +11527,27 @@
           <w:numId w:val="5"/>
         </w:numPr>
         <w:rPr>
+          <w:rFonts w:ascii="Arial" w:hAnsi="Arial" w:cs="Arial"/>
           <w:lang w:eastAsia="pt-BR"/>
         </w:rPr>
       </w:pPr>
       <w:r>
         <w:rPr>
+          <w:rFonts w:ascii="Arial" w:hAnsi="Arial" w:cs="Arial"/>
           <w:lang w:eastAsia="pt-BR"/>
         </w:rPr>
-        <w:lastRenderedPageBreak/>
         <w:t xml:space="preserve">Capacidade de Descarga: 20 kA </w:t>
       </w:r>
       <w:r>
         <w:rPr>
+          <w:rFonts w:ascii="Arial" w:hAnsi="Arial" w:cs="Arial"/>
           <w:lang w:eastAsia="pt-BR"/>
         </w:rPr>
         <w:t xml:space="preserve">ou superior </w:t>
       </w:r>
       <w:r>
         <w:rPr>
+          <w:rFonts w:ascii="Arial" w:hAnsi="Arial" w:cs="Arial"/>
           <w:lang w:eastAsia="pt-BR"/>
         </w:rPr>
         <w:t>(proteção contra surtos atmosféricos e internos).</w:t>
@@ -11611,13 +11561,16 @@
           <w:numId w:val="5"/>
         </w:numPr>
         <w:rPr>
+          <w:rFonts w:ascii="Arial" w:hAnsi="Arial" w:cs="Arial"/>
           <w:lang w:eastAsia="pt-BR"/>
         </w:rPr>
       </w:pPr>
       <w:r>
         <w:rPr>
+          <w:rFonts w:ascii="Arial" w:hAnsi="Arial" w:cs="Arial"/>
           <w:lang w:eastAsia="pt-BR"/>
         </w:rPr>
+        <w:lastRenderedPageBreak/>
         <w:t>Instalação: Conectado ao QDCA, garantindo proteção do inversor e circuitos críticos.</w:t>
       </w:r>
     </w:p>
@@ -11629,11 +11582,13 @@
           <w:numId w:val="5"/>
         </w:numPr>
         <w:rPr>
+          <w:rFonts w:ascii="Arial" w:hAnsi="Arial" w:cs="Arial"/>
           <w:lang w:eastAsia="pt-BR"/>
         </w:rPr>
       </w:pPr>
       <w:r>
         <w:rPr>
+          <w:rFonts w:ascii="Arial" w:hAnsi="Arial" w:cs="Arial"/>
           <w:lang w:eastAsia="pt-BR"/>
         </w:rPr>
         <w:t>Norma de Referência: ABNT NBR 5419 (proteção contra descargas atmosféricas).</w:t>
@@ -11652,6 +11607,7 @@
       </w:pPr>
       <w:r>
         <w:rPr>
+          <w:rFonts w:ascii="Arial" w:hAnsi="Arial" w:cs="Arial"/>
           <w:lang w:eastAsia="pt-BR"/>
         </w:rPr>
         <w:t>Nota: O DPS foi selecionado para atender aos cenários de surto mais críticos previstos na região, conforme mapa de densidade de raios do INPE.</w:t>
@@ -11709,21 +11665,7 @@
         <w:rPr>
           <w:rFonts w:ascii="Arial" w:hAnsi="Arial" w:cs="Arial"/>
         </w:rPr>
-        <w:t>{{</w:t>
-      </w:r>
-      <w:proofErr w:type="spellStart"/>
-      <w:r>
-        <w:rPr>
-          <w:rFonts w:ascii="Arial" w:hAnsi="Arial" w:cs="Arial"/>
-        </w:rPr>
-        <w:t>Texto_caixa</w:t>
-      </w:r>
-      <w:proofErr w:type="spellEnd"/>
-      <w:r>
-        <w:rPr>
-          <w:rFonts w:ascii="Arial" w:hAnsi="Arial" w:cs="Arial"/>
-        </w:rPr>
-        <w:t>}}</w:t>
+        <w:t>{{TEXTO_CAIXA}}</w:t>
       </w:r>
     </w:p>
     <w:p>
@@ -12015,7 +11957,7 @@
           <w:sz w:val="20"/>
           <w:szCs w:val="20"/>
         </w:rPr>
-        <w:t>{{figura_caixa}}</w:t>
+        <w:t>{{FIGURA_CAIXA}}</w:t>
       </w:r>
     </w:p>
     <w:p>
@@ -12078,16 +12020,37 @@
       </w:r>
     </w:p>
     <w:p>
-      <w:r>
+      <w:pPr>
+        <w:rPr>
+          <w:rFonts w:ascii="Arial" w:hAnsi="Arial" w:cs="Arial"/>
+        </w:rPr>
+      </w:pPr>
+      <w:r>
+        <w:rPr>
+          <w:rFonts w:ascii="Arial" w:hAnsi="Arial" w:cs="Arial"/>
+        </w:rPr>
         <w:t>O ramal de entrada da unidade consumidora é constituído por:</w:t>
       </w:r>
     </w:p>
     <w:p>
-      <w:r>
+      <w:pPr>
+        <w:rPr>
+          <w:rFonts w:ascii="Arial" w:hAnsi="Arial" w:cs="Arial"/>
+        </w:rPr>
+      </w:pPr>
+      <w:r>
+        <w:rPr>
+          <w:rFonts w:ascii="Arial" w:hAnsi="Arial" w:cs="Arial"/>
+        </w:rPr>
         <w:t>{{DESCRICAO_CIRCUITO_PADRAO}}</w:t>
       </w:r>
     </w:p>
     <w:p>
+      <w:pPr>
+        <w:rPr>
+          <w:rFonts w:ascii="Arial" w:hAnsi="Arial" w:cs="Arial"/>
+        </w:rPr>
+      </w:pPr>
       <w:r>
         <w:rPr>
           <w:rStyle w:val="font-semibold"/>
@@ -12097,37 +12060,78 @@
       </w:r>
     </w:p>
     <w:p>
-      <w:r>
+      <w:pPr>
+        <w:rPr>
+          <w:rFonts w:ascii="Arial" w:hAnsi="Arial" w:cs="Arial"/>
+        </w:rPr>
+      </w:pPr>
+      <w:r>
+        <w:rPr>
+          <w:rFonts w:ascii="Arial" w:hAnsi="Arial" w:cs="Arial"/>
+        </w:rPr>
         <w:t xml:space="preserve">Fase: {{BITOLA_CABO_PADRAO}} por condutor, cobre, isolação PVC (conforme item 5.2.1 da </w:t>
       </w:r>
       <w:proofErr w:type="gramStart"/>
       <w:r>
+        <w:rPr>
+          <w:rFonts w:ascii="Arial" w:hAnsi="Arial" w:cs="Arial"/>
+        </w:rPr>
         <w:t>NT.00001.EQTL</w:t>
       </w:r>
       <w:proofErr w:type="gramEnd"/>
       <w:r>
+        <w:rPr>
+          <w:rFonts w:ascii="Arial" w:hAnsi="Arial" w:cs="Arial"/>
+        </w:rPr>
         <w:t>), totalizando {{QTD_CONDUTORES_FASE}} condutores fase.</w:t>
       </w:r>
     </w:p>
     <w:p>
-      <w:r>
+      <w:pPr>
+        <w:rPr>
+          <w:rFonts w:ascii="Arial" w:hAnsi="Arial" w:cs="Arial"/>
+        </w:rPr>
+      </w:pPr>
+      <w:r>
+        <w:rPr>
+          <w:rFonts w:ascii="Arial" w:hAnsi="Arial" w:cs="Arial"/>
+        </w:rPr>
         <w:t>Neutro: {{BITOLA_CABO_PADRAO}} (mesma bitola dos condutores fase, conforme NBR 5410 para circuitos trifásicos com seção até 25 mm²).</w:t>
       </w:r>
     </w:p>
     <w:p>
-      <w:r>
+      <w:pPr>
+        <w:rPr>
+          <w:rFonts w:ascii="Arial" w:hAnsi="Arial" w:cs="Arial"/>
+        </w:rPr>
+      </w:pPr>
+      <w:r>
+        <w:rPr>
+          <w:rFonts w:ascii="Arial" w:hAnsi="Arial" w:cs="Arial"/>
+        </w:rPr>
         <w:t xml:space="preserve">Tensão nominal: {{DESCRICAO_TENSAO_ATENDIMENTO}}, atendendo à tabela 5.1 da </w:t>
       </w:r>
       <w:proofErr w:type="gramStart"/>
       <w:r>
+        <w:rPr>
+          <w:rFonts w:ascii="Arial" w:hAnsi="Arial" w:cs="Arial"/>
+        </w:rPr>
         <w:t>NT.00001.EQTL</w:t>
       </w:r>
       <w:proofErr w:type="gramEnd"/>
       <w:r>
+        <w:rPr>
+          <w:rFonts w:ascii="Arial" w:hAnsi="Arial" w:cs="Arial"/>
+        </w:rPr>
         <w:t>.</w:t>
       </w:r>
     </w:p>
     <w:p>
+      <w:pPr>
+        <w:rPr>
+          <w:rFonts w:ascii="Arial" w:hAnsi="Arial" w:cs="Arial"/>
+        </w:rPr>
+      </w:pPr>
       <w:r>
         <w:rPr>
           <w:rStyle w:val="font-semibold"/>
@@ -12136,6 +12140,9 @@
         <w:t>• Proteção:</w:t>
       </w:r>
       <w:r>
+        <w:rPr>
+          <w:rFonts w:ascii="Arial" w:hAnsi="Arial" w:cs="Arial"/>
+        </w:rPr>
         <w:t> {{DESCRICAO_DISJUNTOR_PADRAO}} {{CORRENTE_ENTRADA}} A (curva {{CURVA_ATUACAO_DISJUNTOR}}), conforme item 6.2.4 da mesma norma.</w:t>
       </w:r>
     </w:p>
@@ -12876,67 +12883,6 @@
                 <w:rFonts w:ascii="Arial" w:hAnsi="Arial" w:cs="Arial"/>
               </w:rPr>
               <w:t>{{EFICIENCIA_MODULO}}</w:t>
-            </w:r>
-          </w:p>
-        </w:tc>
-      </w:tr>
-      <w:tr>
-        <w:trPr>
-          <w:tblCellSpacing w:w="15" w:type="dxa"/>
-        </w:trPr>
-        <w:tc>
-          <w:tcPr>
-            <w:tcW w:w="0" w:type="auto"/>
-            <w:vAlign w:val="center"/>
-            <w:hideMark/>
-          </w:tcPr>
-          <w:p>
-            <w:pPr>
-              <w:spacing w:after="0"/>
-              <w:rPr>
-                <w:rFonts w:ascii="Arial" w:hAnsi="Arial" w:cs="Arial"/>
-                <w:b/>
-                <w:bCs/>
-              </w:rPr>
-            </w:pPr>
-            <w:proofErr w:type="spellStart"/>
-            <w:r>
-              <w:rPr>
-                <w:rFonts w:ascii="Arial" w:hAnsi="Arial" w:cs="Arial"/>
-                <w:b/>
-                <w:bCs/>
-              </w:rPr>
-              <w:t>Bifacialidade</w:t>
-            </w:r>
-            <w:proofErr w:type="spellEnd"/>
-            <w:r>
-              <w:rPr>
-                <w:rFonts w:ascii="Arial" w:hAnsi="Arial" w:cs="Arial"/>
-                <w:b/>
-                <w:bCs/>
-              </w:rPr>
-              <w:t xml:space="preserve"> [%]</w:t>
-            </w:r>
-          </w:p>
-        </w:tc>
-        <w:tc>
-          <w:tcPr>
-            <w:tcW w:w="0" w:type="auto"/>
-            <w:vAlign w:val="center"/>
-            <w:hideMark/>
-          </w:tcPr>
-          <w:p>
-            <w:pPr>
-              <w:spacing w:after="0"/>
-              <w:rPr>
-                <w:rFonts w:ascii="Arial" w:hAnsi="Arial" w:cs="Arial"/>
-              </w:rPr>
-            </w:pPr>
-            <w:r>
-              <w:rPr>
-                <w:rFonts w:ascii="Arial" w:hAnsi="Arial" w:cs="Arial"/>
-              </w:rPr>
-              <w:t>{{BIFACIALIDADE_MODULO}}</w:t>
             </w:r>
           </w:p>
         </w:tc>
@@ -13972,7 +13918,6 @@
                 <w:rFonts w:ascii="Arial" w:eastAsia="Times New Roman" w:hAnsi="Arial" w:cs="Arial"/>
                 <w:lang w:eastAsia="pt-BR"/>
               </w:rPr>
-              <w:lastRenderedPageBreak/>
               <w:t>Potência total dos inversores [kW]</w:t>
             </w:r>
           </w:p>
@@ -14049,6 +13994,7 @@
                 <w:rFonts w:ascii="Arial" w:eastAsia="Times New Roman" w:hAnsi="Arial" w:cs="Arial"/>
                 <w:lang w:eastAsia="pt-BR"/>
               </w:rPr>
+              <w:lastRenderedPageBreak/>
               <w:t>Corrente de saída máx. [A]</w:t>
             </w:r>
           </w:p>
@@ -15238,7 +15184,6 @@
           <w:sz w:val="20"/>
           <w:szCs w:val="20"/>
         </w:rPr>
-        <w:lastRenderedPageBreak/>
         <w:t>DPS CA:</w:t>
       </w:r>
     </w:p>
@@ -15265,6 +15210,7 @@
           <w:sz w:val="20"/>
           <w:szCs w:val="20"/>
         </w:rPr>
+        <w:lastRenderedPageBreak/>
         <w:t>Tipo: CA</w:t>
       </w:r>
     </w:p>
@@ -15393,6 +15339,14 @@
         </w:rPr>
         <w:t>DIMENSIONAMENTO DOS CABOS</w:t>
       </w:r>
+    </w:p>
+    <w:p>
+      <w:pPr>
+        <w:pStyle w:val="PargrafodaLista"/>
+        <w:rPr>
+          <w:rFonts w:ascii="Arial" w:hAnsi="Arial" w:cs="Arial"/>
+        </w:rPr>
+      </w:pPr>
     </w:p>
     <w:p>
       <w:pPr>
@@ -15449,9 +15403,9 @@
         <w:tblLook w:val="04A0" w:firstRow="1" w:lastRow="0" w:firstColumn="1" w:lastColumn="0" w:noHBand="0" w:noVBand="1"/>
       </w:tblPr>
       <w:tblGrid>
-        <w:gridCol w:w="1703"/>
-        <w:gridCol w:w="3968"/>
-        <w:gridCol w:w="3968"/>
+        <w:gridCol w:w="2002"/>
+        <w:gridCol w:w="3824"/>
+        <w:gridCol w:w="3813"/>
       </w:tblGrid>
       <w:tr>
         <w:trPr>
@@ -15480,8 +15434,6 @@
               <w:spacing w:after="0" w:line="240" w:lineRule="auto"/>
               <w:rPr>
                 <w:rFonts w:ascii="Arial" w:eastAsia="Times New Roman" w:hAnsi="Arial" w:cs="Arial"/>
-                <w:b/>
-                <w:bCs/>
                 <w:sz w:val="20"/>
                 <w:szCs w:val="20"/>
                 <w:lang w:eastAsia="pt-BR"/>
@@ -15490,8 +15442,6 @@
             <w:r>
               <w:rPr>
                 <w:rFonts w:ascii="Arial" w:eastAsia="Times New Roman" w:hAnsi="Arial" w:cs="Arial"/>
-                <w:b/>
-                <w:bCs/>
                 <w:sz w:val="20"/>
                 <w:szCs w:val="20"/>
                 <w:lang w:eastAsia="pt-BR"/>
@@ -15523,8 +15473,6 @@
               <w:spacing w:after="0" w:line="240" w:lineRule="auto"/>
               <w:rPr>
                 <w:rFonts w:ascii="Arial" w:eastAsia="Times New Roman" w:hAnsi="Arial" w:cs="Arial"/>
-                <w:b/>
-                <w:bCs/>
                 <w:sz w:val="20"/>
                 <w:szCs w:val="20"/>
                 <w:lang w:eastAsia="pt-BR"/>
@@ -15533,8 +15481,6 @@
             <w:r>
               <w:rPr>
                 <w:rFonts w:ascii="Arial" w:eastAsia="Times New Roman" w:hAnsi="Arial" w:cs="Arial"/>
-                <w:b/>
-                <w:bCs/>
                 <w:sz w:val="20"/>
                 <w:szCs w:val="20"/>
                 <w:lang w:eastAsia="pt-BR"/>
@@ -15566,8 +15512,6 @@
               <w:spacing w:after="0" w:line="240" w:lineRule="auto"/>
               <w:rPr>
                 <w:rFonts w:ascii="Arial" w:eastAsia="Times New Roman" w:hAnsi="Arial" w:cs="Arial"/>
-                <w:b/>
-                <w:bCs/>
                 <w:sz w:val="20"/>
                 <w:szCs w:val="20"/>
                 <w:lang w:eastAsia="pt-BR"/>
@@ -15576,8 +15520,6 @@
             <w:r>
               <w:rPr>
                 <w:rFonts w:ascii="Arial" w:eastAsia="Times New Roman" w:hAnsi="Arial" w:cs="Arial"/>
-                <w:b/>
-                <w:bCs/>
                 <w:sz w:val="20"/>
                 <w:szCs w:val="20"/>
                 <w:lang w:eastAsia="pt-BR"/>
@@ -15614,8 +15556,6 @@
               <w:spacing w:after="0" w:line="240" w:lineRule="auto"/>
               <w:rPr>
                 <w:rFonts w:ascii="Arial" w:eastAsia="Times New Roman" w:hAnsi="Arial" w:cs="Arial"/>
-                <w:b/>
-                <w:bCs/>
                 <w:sz w:val="20"/>
                 <w:szCs w:val="20"/>
                 <w:lang w:eastAsia="pt-BR"/>
@@ -15624,8 +15564,6 @@
             <w:r>
               <w:rPr>
                 <w:rFonts w:ascii="Arial" w:eastAsia="Times New Roman" w:hAnsi="Arial" w:cs="Arial"/>
-                <w:b/>
-                <w:bCs/>
                 <w:sz w:val="20"/>
                 <w:szCs w:val="20"/>
                 <w:lang w:eastAsia="pt-BR"/>
@@ -15657,8 +15595,6 @@
               <w:spacing w:after="0" w:line="240" w:lineRule="auto"/>
               <w:rPr>
                 <w:rFonts w:ascii="Arial" w:eastAsia="Times New Roman" w:hAnsi="Arial" w:cs="Arial"/>
-                <w:b/>
-                <w:bCs/>
                 <w:sz w:val="20"/>
                 <w:szCs w:val="20"/>
                 <w:lang w:eastAsia="pt-BR"/>
@@ -15667,8 +15603,6 @@
             <w:r>
               <w:rPr>
                 <w:rFonts w:ascii="Arial" w:eastAsia="Times New Roman" w:hAnsi="Arial" w:cs="Arial"/>
-                <w:b/>
-                <w:bCs/>
                 <w:sz w:val="20"/>
                 <w:szCs w:val="20"/>
                 <w:lang w:eastAsia="pt-BR"/>
@@ -15700,8 +15634,6 @@
               <w:spacing w:after="0" w:line="240" w:lineRule="auto"/>
               <w:rPr>
                 <w:rFonts w:ascii="Arial" w:eastAsia="Times New Roman" w:hAnsi="Arial" w:cs="Arial"/>
-                <w:b/>
-                <w:bCs/>
                 <w:sz w:val="20"/>
                 <w:szCs w:val="20"/>
                 <w:lang w:eastAsia="pt-BR"/>
@@ -15710,8 +15642,6 @@
             <w:r>
               <w:rPr>
                 <w:rFonts w:ascii="Arial" w:eastAsia="Times New Roman" w:hAnsi="Arial" w:cs="Arial"/>
-                <w:b/>
-                <w:bCs/>
                 <w:sz w:val="20"/>
                 <w:szCs w:val="20"/>
                 <w:lang w:eastAsia="pt-BR"/>
@@ -15748,8 +15678,6 @@
               <w:spacing w:after="0" w:line="240" w:lineRule="auto"/>
               <w:rPr>
                 <w:rFonts w:ascii="Arial" w:eastAsia="Times New Roman" w:hAnsi="Arial" w:cs="Arial"/>
-                <w:b/>
-                <w:bCs/>
                 <w:sz w:val="20"/>
                 <w:szCs w:val="20"/>
                 <w:lang w:eastAsia="pt-BR"/>
@@ -15758,8 +15686,6 @@
             <w:r>
               <w:rPr>
                 <w:rFonts w:ascii="Arial" w:eastAsia="Times New Roman" w:hAnsi="Arial" w:cs="Arial"/>
-                <w:b/>
-                <w:bCs/>
                 <w:sz w:val="20"/>
                 <w:szCs w:val="20"/>
                 <w:lang w:eastAsia="pt-BR"/>
@@ -15791,8 +15717,6 @@
               <w:spacing w:after="0" w:line="240" w:lineRule="auto"/>
               <w:rPr>
                 <w:rFonts w:ascii="Arial" w:eastAsia="Times New Roman" w:hAnsi="Arial" w:cs="Arial"/>
-                <w:b/>
-                <w:bCs/>
                 <w:sz w:val="20"/>
                 <w:szCs w:val="20"/>
                 <w:lang w:eastAsia="pt-BR"/>
@@ -15801,8 +15725,6 @@
             <w:r>
               <w:rPr>
                 <w:rFonts w:ascii="Arial" w:eastAsia="Times New Roman" w:hAnsi="Arial" w:cs="Arial"/>
-                <w:b/>
-                <w:bCs/>
                 <w:sz w:val="20"/>
                 <w:szCs w:val="20"/>
                 <w:lang w:eastAsia="pt-BR"/>
@@ -15834,8 +15756,6 @@
               <w:spacing w:after="0" w:line="240" w:lineRule="auto"/>
               <w:rPr>
                 <w:rFonts w:ascii="Arial" w:eastAsia="Times New Roman" w:hAnsi="Arial" w:cs="Arial"/>
-                <w:b/>
-                <w:bCs/>
                 <w:sz w:val="20"/>
                 <w:szCs w:val="20"/>
                 <w:lang w:eastAsia="pt-BR"/>
@@ -15844,8 +15764,6 @@
             <w:r>
               <w:rPr>
                 <w:rFonts w:ascii="Arial" w:eastAsia="Times New Roman" w:hAnsi="Arial" w:cs="Arial"/>
-                <w:b/>
-                <w:bCs/>
                 <w:sz w:val="20"/>
                 <w:szCs w:val="20"/>
                 <w:lang w:eastAsia="pt-BR"/>
@@ -15882,8 +15800,6 @@
               <w:spacing w:after="0" w:line="240" w:lineRule="auto"/>
               <w:rPr>
                 <w:rFonts w:ascii="Arial" w:eastAsia="Times New Roman" w:hAnsi="Arial" w:cs="Arial"/>
-                <w:b/>
-                <w:bCs/>
                 <w:sz w:val="20"/>
                 <w:szCs w:val="20"/>
                 <w:lang w:eastAsia="pt-BR"/>
@@ -15892,8 +15808,6 @@
             <w:r>
               <w:rPr>
                 <w:rFonts w:ascii="Arial" w:eastAsia="Times New Roman" w:hAnsi="Arial" w:cs="Arial"/>
-                <w:b/>
-                <w:bCs/>
                 <w:sz w:val="20"/>
                 <w:szCs w:val="20"/>
                 <w:lang w:eastAsia="pt-BR"/>
@@ -15925,8 +15839,6 @@
               <w:spacing w:after="0" w:line="240" w:lineRule="auto"/>
               <w:rPr>
                 <w:rFonts w:ascii="Arial" w:eastAsia="Times New Roman" w:hAnsi="Arial" w:cs="Arial"/>
-                <w:b/>
-                <w:bCs/>
                 <w:sz w:val="20"/>
                 <w:szCs w:val="20"/>
                 <w:lang w:eastAsia="pt-BR"/>
@@ -15935,8 +15847,6 @@
             <w:r>
               <w:rPr>
                 <w:rFonts w:ascii="Arial" w:eastAsia="Times New Roman" w:hAnsi="Arial" w:cs="Arial"/>
-                <w:b/>
-                <w:bCs/>
                 <w:sz w:val="20"/>
                 <w:szCs w:val="20"/>
                 <w:lang w:eastAsia="pt-BR"/>
@@ -15968,8 +15878,6 @@
               <w:spacing w:after="0" w:line="240" w:lineRule="auto"/>
               <w:rPr>
                 <w:rFonts w:ascii="Arial" w:eastAsia="Times New Roman" w:hAnsi="Arial" w:cs="Arial"/>
-                <w:b/>
-                <w:bCs/>
                 <w:sz w:val="20"/>
                 <w:szCs w:val="20"/>
                 <w:lang w:eastAsia="pt-BR"/>
@@ -15978,8 +15886,6 @@
             <w:r>
               <w:rPr>
                 <w:rFonts w:ascii="Arial" w:eastAsia="Times New Roman" w:hAnsi="Arial" w:cs="Arial"/>
-                <w:b/>
-                <w:bCs/>
                 <w:sz w:val="20"/>
                 <w:szCs w:val="20"/>
                 <w:lang w:eastAsia="pt-BR"/>
@@ -16016,8 +15922,6 @@
               <w:spacing w:after="0" w:line="240" w:lineRule="auto"/>
               <w:rPr>
                 <w:rFonts w:ascii="Arial" w:eastAsia="Times New Roman" w:hAnsi="Arial" w:cs="Arial"/>
-                <w:b/>
-                <w:bCs/>
                 <w:sz w:val="20"/>
                 <w:szCs w:val="20"/>
                 <w:lang w:eastAsia="pt-BR"/>
@@ -16026,8 +15930,6 @@
             <w:r>
               <w:rPr>
                 <w:rFonts w:ascii="Arial" w:eastAsia="Times New Roman" w:hAnsi="Arial" w:cs="Arial"/>
-                <w:b/>
-                <w:bCs/>
                 <w:sz w:val="20"/>
                 <w:szCs w:val="20"/>
                 <w:lang w:eastAsia="pt-BR"/>
@@ -16059,8 +15961,6 @@
               <w:spacing w:after="0" w:line="240" w:lineRule="auto"/>
               <w:rPr>
                 <w:rFonts w:ascii="Arial" w:eastAsia="Times New Roman" w:hAnsi="Arial" w:cs="Arial"/>
-                <w:b/>
-                <w:bCs/>
                 <w:sz w:val="20"/>
                 <w:szCs w:val="20"/>
                 <w:lang w:eastAsia="pt-BR"/>
@@ -16069,8 +15969,6 @@
             <w:r>
               <w:rPr>
                 <w:rFonts w:ascii="Arial" w:eastAsia="Times New Roman" w:hAnsi="Arial" w:cs="Arial"/>
-                <w:b/>
-                <w:bCs/>
                 <w:sz w:val="20"/>
                 <w:szCs w:val="20"/>
                 <w:lang w:eastAsia="pt-BR"/>
@@ -16102,8 +16000,6 @@
               <w:spacing w:after="0" w:line="240" w:lineRule="auto"/>
               <w:rPr>
                 <w:rFonts w:ascii="Arial" w:eastAsia="Times New Roman" w:hAnsi="Arial" w:cs="Arial"/>
-                <w:b/>
-                <w:bCs/>
                 <w:sz w:val="20"/>
                 <w:szCs w:val="20"/>
                 <w:lang w:eastAsia="pt-BR"/>
@@ -16112,8 +16008,6 @@
             <w:r>
               <w:rPr>
                 <w:rFonts w:ascii="Arial" w:eastAsia="Times New Roman" w:hAnsi="Arial" w:cs="Arial"/>
-                <w:b/>
-                <w:bCs/>
                 <w:sz w:val="20"/>
                 <w:szCs w:val="20"/>
                 <w:lang w:eastAsia="pt-BR"/>
@@ -16657,7 +16551,6 @@
           <w:sz w:val="20"/>
           <w:szCs w:val="20"/>
         </w:rPr>
-        <w:lastRenderedPageBreak/>
         <w:t>PLACA DE ADVERTÊNCIA</w:t>
       </w:r>
       <w:bookmarkEnd w:id="22"/>
@@ -16682,6 +16575,7 @@
           <w:sz w:val="20"/>
           <w:szCs w:val="20"/>
         </w:rPr>
+        <w:lastRenderedPageBreak/>
         <w:t>Descrever forma e local de instalação, conforme modelo abaixo:</w:t>
       </w:r>
     </w:p>
@@ -24233,6 +24127,7 @@
   <w:style w:type="character" w:default="1" w:styleId="Fontepargpadro">
     <w:name w:val="Default Paragraph Font"/>
     <w:uiPriority w:val="1"/>
+    <w:semiHidden/>
     <w:unhideWhenUsed/>
   </w:style>
   <w:style w:type="table" w:default="1" w:styleId="Tabelanormal">
